--- a/RD6-AutoTemplate.docx
+++ b/RD6-AutoTemplate.docx
@@ -12115,6 +12115,911 @@
               <w:trPr>
                 <w:trHeight w:val="45"/>
               </w:trPr>
+              <w:sdt>
+                <w:sdtPr>
+                  <w:rPr>
+                    <w:rFonts w:eastAsia="Arial" w:cs="Arial"/>
+                    <w:b/>
+                    <w:bCs/>
+                    <w:color w:val="2F5496"/>
+                    <w:spacing w:val="-2"/>
+                    <w:sz w:val="18"/>
+                    <w:szCs w:val="22"/>
+                    <w:lang w:eastAsia="en-US"/>
+                  </w:rPr>
+                  <w:alias w:val="5thVisit_Ref"/>
+                  <w:tag w:val="5thVisit_Ref"/>
+                  <w:id w:val="-904991473"/>
+                  <w:placeholder>
+                    <w:docPart w:val="DefaultPlaceholder_-1854013440"/>
+                  </w:placeholder>
+                  <w:showingPlcHdr/>
+                  <w:text/>
+                </w:sdtPr>
+                <w:sdtContent>
+                  <w:tc>
+                    <w:tcPr>
+                      <w:tcW w:w="2528" w:type="dxa"/>
+                    </w:tcPr>
+                    <w:p>
+                      <w:pPr>
+                        <w:tabs>
+                          <w:tab w:val="left" w:pos="392"/>
+                          <w:tab w:val="left" w:pos="8222"/>
+                          <w:tab w:val="left" w:pos="9072"/>
+                          <w:tab w:val="left" w:pos="9464"/>
+                        </w:tabs>
+                        <w:jc w:val="both"/>
+                        <w:rPr>
+                          <w:rFonts w:eastAsia="Arial" w:cs="Arial"/>
+                          <w:b/>
+                          <w:bCs/>
+                          <w:color w:val="2F5496"/>
+                          <w:spacing w:val="-2"/>
+                          <w:sz w:val="18"/>
+                          <w:szCs w:val="22"/>
+                          <w:lang w:eastAsia="en-US"/>
+                        </w:rPr>
+                      </w:pPr>
+                      <w:r>
+                        <w:rPr>
+                          <w:rStyle w:val="PlaceholderText"/>
+                        </w:rPr>
+                        <w:t>Click or tap here to enter text.</w:t>
+                      </w:r>
+                    </w:p>
+                  </w:tc>
+                </w:sdtContent>
+              </w:sdt>
+              <w:sdt>
+                <w:sdtPr>
+                  <w:rPr>
+                    <w:rFonts w:eastAsia="Arial" w:cs="Arial"/>
+                    <w:b/>
+                    <w:bCs/>
+                    <w:color w:val="2F5496"/>
+                    <w:spacing w:val="-2"/>
+                    <w:sz w:val="18"/>
+                    <w:szCs w:val="22"/>
+                    <w:lang w:eastAsia="en-US"/>
+                  </w:rPr>
+                  <w:alias w:val="5thVisit_date"/>
+                  <w:tag w:val="5thVisit_date"/>
+                  <w:id w:val="-598787977"/>
+                  <w:placeholder>
+                    <w:docPart w:val="DefaultPlaceholder_-1854013440"/>
+                  </w:placeholder>
+                  <w:showingPlcHdr/>
+                  <w:text/>
+                </w:sdtPr>
+                <w:sdtContent>
+                  <w:tc>
+                    <w:tcPr>
+                      <w:tcW w:w="1260" w:type="dxa"/>
+                    </w:tcPr>
+                    <w:p>
+                      <w:pPr>
+                        <w:tabs>
+                          <w:tab w:val="left" w:pos="392"/>
+                          <w:tab w:val="left" w:pos="8222"/>
+                          <w:tab w:val="left" w:pos="9072"/>
+                          <w:tab w:val="left" w:pos="9464"/>
+                        </w:tabs>
+                        <w:jc w:val="both"/>
+                        <w:rPr>
+                          <w:rFonts w:eastAsia="Arial" w:cs="Arial"/>
+                          <w:b/>
+                          <w:bCs/>
+                          <w:color w:val="2F5496"/>
+                          <w:spacing w:val="-2"/>
+                          <w:sz w:val="18"/>
+                          <w:szCs w:val="22"/>
+                          <w:lang w:eastAsia="en-US"/>
+                        </w:rPr>
+                      </w:pPr>
+                      <w:r>
+                        <w:rPr>
+                          <w:rStyle w:val="PlaceholderText"/>
+                        </w:rPr>
+                        <w:t>Click or tap here to enter text.</w:t>
+                      </w:r>
+                    </w:p>
+                  </w:tc>
+                </w:sdtContent>
+              </w:sdt>
+              <w:sdt>
+                <w:sdtPr>
+                  <w:rPr>
+                    <w:rFonts w:eastAsia="Arial" w:cs="Arial"/>
+                    <w:b/>
+                    <w:bCs/>
+                    <w:color w:val="2F5496"/>
+                    <w:spacing w:val="-2"/>
+                    <w:sz w:val="18"/>
+                    <w:szCs w:val="22"/>
+                    <w:lang w:eastAsia="en-US"/>
+                  </w:rPr>
+                  <w:alias w:val="5thVisit_ins"/>
+                  <w:tag w:val="5thVisit_ins"/>
+                  <w:id w:val="-1676958229"/>
+                  <w:placeholder>
+                    <w:docPart w:val="DefaultPlaceholder_-1854013440"/>
+                  </w:placeholder>
+                  <w:showingPlcHdr/>
+                  <w:text/>
+                </w:sdtPr>
+                <w:sdtContent>
+                  <w:tc>
+                    <w:tcPr>
+                      <w:tcW w:w="2426" w:type="dxa"/>
+                    </w:tcPr>
+                    <w:p>
+                      <w:pPr>
+                        <w:tabs>
+                          <w:tab w:val="left" w:pos="392"/>
+                          <w:tab w:val="left" w:pos="8222"/>
+                          <w:tab w:val="left" w:pos="9072"/>
+                          <w:tab w:val="left" w:pos="9464"/>
+                        </w:tabs>
+                        <w:jc w:val="center"/>
+                        <w:rPr>
+                          <w:rFonts w:eastAsia="Arial" w:cs="Arial"/>
+                          <w:b/>
+                          <w:bCs/>
+                          <w:color w:val="2F5496"/>
+                          <w:spacing w:val="-2"/>
+                          <w:sz w:val="18"/>
+                          <w:szCs w:val="22"/>
+                          <w:lang w:eastAsia="en-US"/>
+                        </w:rPr>
+                      </w:pPr>
+                      <w:r>
+                        <w:rPr>
+                          <w:rStyle w:val="PlaceholderText"/>
+                        </w:rPr>
+                        <w:t>Click or tap here to enter text.</w:t>
+                      </w:r>
+                    </w:p>
+                  </w:tc>
+                </w:sdtContent>
+              </w:sdt>
+              <w:sdt>
+                <w:sdtPr>
+                  <w:rPr>
+                    <w:rFonts w:eastAsia="Arial" w:cs="Arial"/>
+                    <w:b/>
+                    <w:bCs/>
+                    <w:color w:val="2F5496"/>
+                    <w:spacing w:val="-2"/>
+                    <w:sz w:val="18"/>
+                    <w:szCs w:val="22"/>
+                    <w:lang w:eastAsia="en-US"/>
+                  </w:rPr>
+                  <w:alias w:val="5thVisit_part"/>
+                  <w:tag w:val="5thVisit_part"/>
+                  <w:id w:val="79115291"/>
+                  <w:placeholder>
+                    <w:docPart w:val="DefaultPlaceholder_-1854013440"/>
+                  </w:placeholder>
+                  <w:showingPlcHdr/>
+                  <w:text/>
+                </w:sdtPr>
+                <w:sdtContent>
+                  <w:tc>
+                    <w:tcPr>
+                      <w:tcW w:w="3425" w:type="dxa"/>
+                    </w:tcPr>
+                    <w:p>
+                      <w:pPr>
+                        <w:tabs>
+                          <w:tab w:val="left" w:pos="392"/>
+                          <w:tab w:val="left" w:pos="8222"/>
+                          <w:tab w:val="left" w:pos="9072"/>
+                          <w:tab w:val="left" w:pos="9464"/>
+                        </w:tabs>
+                        <w:jc w:val="center"/>
+                        <w:rPr>
+                          <w:rFonts w:eastAsia="Arial" w:cs="Arial"/>
+                          <w:b/>
+                          <w:bCs/>
+                          <w:color w:val="2F5496"/>
+                          <w:spacing w:val="-2"/>
+                          <w:sz w:val="18"/>
+                          <w:szCs w:val="22"/>
+                          <w:lang w:eastAsia="en-US"/>
+                        </w:rPr>
+                      </w:pPr>
+                      <w:r>
+                        <w:rPr>
+                          <w:rStyle w:val="PlaceholderText"/>
+                        </w:rPr>
+                        <w:t>Click or tap here to enter text.</w:t>
+                      </w:r>
+                    </w:p>
+                  </w:tc>
+                </w:sdtContent>
+              </w:sdt>
+            </w:tr>
+            <w:tr>
+              <w:trPr>
+                <w:trHeight w:val="45"/>
+              </w:trPr>
+              <w:sdt>
+                <w:sdtPr>
+                  <w:rPr>
+                    <w:rFonts w:eastAsia="Arial" w:cs="Arial"/>
+                    <w:b/>
+                    <w:bCs/>
+                    <w:color w:val="2F5496"/>
+                    <w:spacing w:val="-2"/>
+                    <w:sz w:val="18"/>
+                    <w:szCs w:val="22"/>
+                    <w:lang w:eastAsia="en-US"/>
+                  </w:rPr>
+                  <w:alias w:val="6thVisit_Ref"/>
+                  <w:tag w:val="6thVisit_Ref"/>
+                  <w:id w:val="-642497762"/>
+                  <w:placeholder>
+                    <w:docPart w:val="DefaultPlaceholder_-1854013440"/>
+                  </w:placeholder>
+                  <w:showingPlcHdr/>
+                  <w:text/>
+                </w:sdtPr>
+                <w:sdtContent>
+                  <w:tc>
+                    <w:tcPr>
+                      <w:tcW w:w="2528" w:type="dxa"/>
+                    </w:tcPr>
+                    <w:p>
+                      <w:pPr>
+                        <w:tabs>
+                          <w:tab w:val="left" w:pos="392"/>
+                          <w:tab w:val="left" w:pos="8222"/>
+                          <w:tab w:val="left" w:pos="9072"/>
+                          <w:tab w:val="left" w:pos="9464"/>
+                        </w:tabs>
+                        <w:jc w:val="both"/>
+                        <w:rPr>
+                          <w:rFonts w:eastAsia="Arial" w:cs="Arial"/>
+                          <w:b/>
+                          <w:bCs/>
+                          <w:color w:val="2F5496"/>
+                          <w:spacing w:val="-2"/>
+                          <w:sz w:val="18"/>
+                          <w:szCs w:val="22"/>
+                          <w:lang w:eastAsia="en-US"/>
+                        </w:rPr>
+                      </w:pPr>
+                      <w:r>
+                        <w:rPr>
+                          <w:rStyle w:val="PlaceholderText"/>
+                        </w:rPr>
+                        <w:t>Click or tap here to enter text.</w:t>
+                      </w:r>
+                    </w:p>
+                  </w:tc>
+                </w:sdtContent>
+              </w:sdt>
+              <w:sdt>
+                <w:sdtPr>
+                  <w:rPr>
+                    <w:rFonts w:eastAsia="Arial" w:cs="Arial"/>
+                    <w:b/>
+                    <w:bCs/>
+                    <w:color w:val="2F5496"/>
+                    <w:spacing w:val="-2"/>
+                    <w:sz w:val="18"/>
+                    <w:szCs w:val="22"/>
+                    <w:lang w:eastAsia="en-US"/>
+                  </w:rPr>
+                  <w:alias w:val="6thVisit_date"/>
+                  <w:tag w:val="6thVisit_date"/>
+                  <w:id w:val="-250967850"/>
+                  <w:placeholder>
+                    <w:docPart w:val="DefaultPlaceholder_-1854013440"/>
+                  </w:placeholder>
+                  <w:showingPlcHdr/>
+                  <w:text/>
+                </w:sdtPr>
+                <w:sdtContent>
+                  <w:tc>
+                    <w:tcPr>
+                      <w:tcW w:w="1260" w:type="dxa"/>
+                    </w:tcPr>
+                    <w:p>
+                      <w:pPr>
+                        <w:tabs>
+                          <w:tab w:val="left" w:pos="392"/>
+                          <w:tab w:val="left" w:pos="8222"/>
+                          <w:tab w:val="left" w:pos="9072"/>
+                          <w:tab w:val="left" w:pos="9464"/>
+                        </w:tabs>
+                        <w:jc w:val="both"/>
+                        <w:rPr>
+                          <w:rFonts w:eastAsia="Arial" w:cs="Arial"/>
+                          <w:b/>
+                          <w:bCs/>
+                          <w:color w:val="2F5496"/>
+                          <w:spacing w:val="-2"/>
+                          <w:sz w:val="18"/>
+                          <w:szCs w:val="22"/>
+                          <w:lang w:eastAsia="en-US"/>
+                        </w:rPr>
+                      </w:pPr>
+                      <w:r>
+                        <w:rPr>
+                          <w:rStyle w:val="PlaceholderText"/>
+                        </w:rPr>
+                        <w:t>Click or tap here to enter text.</w:t>
+                      </w:r>
+                    </w:p>
+                  </w:tc>
+                </w:sdtContent>
+              </w:sdt>
+              <w:sdt>
+                <w:sdtPr>
+                  <w:rPr>
+                    <w:rFonts w:eastAsia="Arial" w:cs="Arial"/>
+                    <w:b/>
+                    <w:bCs/>
+                    <w:color w:val="2F5496"/>
+                    <w:spacing w:val="-2"/>
+                    <w:sz w:val="18"/>
+                    <w:szCs w:val="22"/>
+                    <w:lang w:eastAsia="en-US"/>
+                  </w:rPr>
+                  <w:alias w:val="6thVisit_ins"/>
+                  <w:tag w:val="6thVisit_ins"/>
+                  <w:id w:val="-95792804"/>
+                  <w:placeholder>
+                    <w:docPart w:val="DefaultPlaceholder_-1854013440"/>
+                  </w:placeholder>
+                  <w:showingPlcHdr/>
+                  <w:text/>
+                </w:sdtPr>
+                <w:sdtContent>
+                  <w:tc>
+                    <w:tcPr>
+                      <w:tcW w:w="2426" w:type="dxa"/>
+                    </w:tcPr>
+                    <w:p>
+                      <w:pPr>
+                        <w:tabs>
+                          <w:tab w:val="left" w:pos="392"/>
+                          <w:tab w:val="left" w:pos="8222"/>
+                          <w:tab w:val="left" w:pos="9072"/>
+                          <w:tab w:val="left" w:pos="9464"/>
+                        </w:tabs>
+                        <w:jc w:val="center"/>
+                        <w:rPr>
+                          <w:rFonts w:eastAsia="Arial" w:cs="Arial"/>
+                          <w:b/>
+                          <w:bCs/>
+                          <w:color w:val="2F5496"/>
+                          <w:spacing w:val="-2"/>
+                          <w:sz w:val="18"/>
+                          <w:szCs w:val="22"/>
+                          <w:lang w:eastAsia="en-US"/>
+                        </w:rPr>
+                      </w:pPr>
+                      <w:r>
+                        <w:rPr>
+                          <w:rStyle w:val="PlaceholderText"/>
+                        </w:rPr>
+                        <w:t>Click or tap here to enter text.</w:t>
+                      </w:r>
+                    </w:p>
+                  </w:tc>
+                </w:sdtContent>
+              </w:sdt>
+              <w:sdt>
+                <w:sdtPr>
+                  <w:rPr>
+                    <w:rFonts w:eastAsia="Arial" w:cs="Arial"/>
+                    <w:b/>
+                    <w:bCs/>
+                    <w:color w:val="2F5496"/>
+                    <w:spacing w:val="-2"/>
+                    <w:sz w:val="18"/>
+                    <w:szCs w:val="22"/>
+                    <w:lang w:eastAsia="en-US"/>
+                  </w:rPr>
+                  <w:alias w:val="6thVisit_part"/>
+                  <w:tag w:val="6thVisit_part"/>
+                  <w:id w:val="894712220"/>
+                  <w:placeholder>
+                    <w:docPart w:val="DefaultPlaceholder_-1854013440"/>
+                  </w:placeholder>
+                  <w:showingPlcHdr/>
+                  <w:text/>
+                </w:sdtPr>
+                <w:sdtContent>
+                  <w:tc>
+                    <w:tcPr>
+                      <w:tcW w:w="3425" w:type="dxa"/>
+                    </w:tcPr>
+                    <w:p>
+                      <w:pPr>
+                        <w:tabs>
+                          <w:tab w:val="left" w:pos="392"/>
+                          <w:tab w:val="left" w:pos="8222"/>
+                          <w:tab w:val="left" w:pos="9072"/>
+                          <w:tab w:val="left" w:pos="9464"/>
+                        </w:tabs>
+                        <w:jc w:val="center"/>
+                        <w:rPr>
+                          <w:rFonts w:eastAsia="Arial" w:cs="Arial"/>
+                          <w:b/>
+                          <w:bCs/>
+                          <w:color w:val="2F5496"/>
+                          <w:spacing w:val="-2"/>
+                          <w:sz w:val="18"/>
+                          <w:szCs w:val="22"/>
+                          <w:lang w:eastAsia="en-US"/>
+                        </w:rPr>
+                      </w:pPr>
+                      <w:r>
+                        <w:rPr>
+                          <w:rStyle w:val="PlaceholderText"/>
+                        </w:rPr>
+                        <w:t>Click or tap here to enter text.</w:t>
+                      </w:r>
+                    </w:p>
+                  </w:tc>
+                </w:sdtContent>
+              </w:sdt>
+            </w:tr>
+            <w:tr>
+              <w:trPr>
+                <w:trHeight w:val="45"/>
+              </w:trPr>
+              <w:sdt>
+                <w:sdtPr>
+                  <w:rPr>
+                    <w:rFonts w:eastAsia="Arial" w:cs="Arial"/>
+                    <w:b/>
+                    <w:bCs/>
+                    <w:color w:val="2F5496"/>
+                    <w:spacing w:val="-2"/>
+                    <w:sz w:val="18"/>
+                    <w:szCs w:val="22"/>
+                    <w:lang w:eastAsia="en-US"/>
+                  </w:rPr>
+                  <w:alias w:val="7thVisit_Ref"/>
+                  <w:tag w:val="7thVisit_Ref"/>
+                  <w:id w:val="-1770001515"/>
+                  <w:placeholder>
+                    <w:docPart w:val="DefaultPlaceholder_-1854013440"/>
+                  </w:placeholder>
+                  <w:showingPlcHdr/>
+                  <w:text/>
+                </w:sdtPr>
+                <w:sdtContent>
+                  <w:tc>
+                    <w:tcPr>
+                      <w:tcW w:w="2528" w:type="dxa"/>
+                    </w:tcPr>
+                    <w:p>
+                      <w:pPr>
+                        <w:tabs>
+                          <w:tab w:val="left" w:pos="392"/>
+                          <w:tab w:val="left" w:pos="8222"/>
+                          <w:tab w:val="left" w:pos="9072"/>
+                          <w:tab w:val="left" w:pos="9464"/>
+                        </w:tabs>
+                        <w:jc w:val="both"/>
+                        <w:rPr>
+                          <w:rFonts w:eastAsia="Arial" w:cs="Arial"/>
+                          <w:b/>
+                          <w:bCs/>
+                          <w:color w:val="2F5496"/>
+                          <w:spacing w:val="-2"/>
+                          <w:sz w:val="18"/>
+                          <w:szCs w:val="22"/>
+                          <w:lang w:eastAsia="en-US"/>
+                        </w:rPr>
+                      </w:pPr>
+                      <w:r>
+                        <w:rPr>
+                          <w:rStyle w:val="PlaceholderText"/>
+                        </w:rPr>
+                        <w:t>Click or tap here to enter text.</w:t>
+                      </w:r>
+                    </w:p>
+                  </w:tc>
+                </w:sdtContent>
+              </w:sdt>
+              <w:sdt>
+                <w:sdtPr>
+                  <w:rPr>
+                    <w:rFonts w:eastAsia="Arial" w:cs="Arial"/>
+                    <w:b/>
+                    <w:bCs/>
+                    <w:color w:val="2F5496"/>
+                    <w:spacing w:val="-2"/>
+                    <w:sz w:val="18"/>
+                    <w:szCs w:val="22"/>
+                    <w:lang w:eastAsia="en-US"/>
+                  </w:rPr>
+                  <w:alias w:val="7thVisit_date"/>
+                  <w:tag w:val="8thVisit_date"/>
+                  <w:id w:val="-315185979"/>
+                  <w:placeholder>
+                    <w:docPart w:val="DefaultPlaceholder_-1854013440"/>
+                  </w:placeholder>
+                  <w:showingPlcHdr/>
+                  <w:text/>
+                </w:sdtPr>
+                <w:sdtContent>
+                  <w:tc>
+                    <w:tcPr>
+                      <w:tcW w:w="1260" w:type="dxa"/>
+                    </w:tcPr>
+                    <w:p>
+                      <w:pPr>
+                        <w:tabs>
+                          <w:tab w:val="left" w:pos="392"/>
+                          <w:tab w:val="left" w:pos="8222"/>
+                          <w:tab w:val="left" w:pos="9072"/>
+                          <w:tab w:val="left" w:pos="9464"/>
+                        </w:tabs>
+                        <w:jc w:val="both"/>
+                        <w:rPr>
+                          <w:rFonts w:eastAsia="Arial" w:cs="Arial"/>
+                          <w:b/>
+                          <w:bCs/>
+                          <w:color w:val="2F5496"/>
+                          <w:spacing w:val="-2"/>
+                          <w:sz w:val="18"/>
+                          <w:szCs w:val="22"/>
+                          <w:lang w:eastAsia="en-US"/>
+                        </w:rPr>
+                      </w:pPr>
+                      <w:r>
+                        <w:rPr>
+                          <w:rStyle w:val="PlaceholderText"/>
+                        </w:rPr>
+                        <w:t>Click or tap here to enter text.</w:t>
+                      </w:r>
+                    </w:p>
+                  </w:tc>
+                </w:sdtContent>
+              </w:sdt>
+              <w:sdt>
+                <w:sdtPr>
+                  <w:rPr>
+                    <w:rFonts w:eastAsia="Arial" w:cs="Arial"/>
+                    <w:b/>
+                    <w:bCs/>
+                    <w:color w:val="2F5496"/>
+                    <w:spacing w:val="-2"/>
+                    <w:sz w:val="18"/>
+                    <w:szCs w:val="22"/>
+                    <w:lang w:eastAsia="en-US"/>
+                  </w:rPr>
+                  <w:alias w:val="7thVisit_ins"/>
+                  <w:tag w:val="7thVisit_ins"/>
+                  <w:id w:val="1492831231"/>
+                  <w:placeholder>
+                    <w:docPart w:val="DefaultPlaceholder_-1854013440"/>
+                  </w:placeholder>
+                  <w:showingPlcHdr/>
+                  <w:text/>
+                </w:sdtPr>
+                <w:sdtContent>
+                  <w:tc>
+                    <w:tcPr>
+                      <w:tcW w:w="2426" w:type="dxa"/>
+                    </w:tcPr>
+                    <w:p>
+                      <w:pPr>
+                        <w:tabs>
+                          <w:tab w:val="left" w:pos="392"/>
+                          <w:tab w:val="left" w:pos="8222"/>
+                          <w:tab w:val="left" w:pos="9072"/>
+                          <w:tab w:val="left" w:pos="9464"/>
+                        </w:tabs>
+                        <w:jc w:val="center"/>
+                        <w:rPr>
+                          <w:rFonts w:eastAsia="Arial" w:cs="Arial"/>
+                          <w:b/>
+                          <w:bCs/>
+                          <w:color w:val="2F5496"/>
+                          <w:spacing w:val="-2"/>
+                          <w:sz w:val="18"/>
+                          <w:szCs w:val="22"/>
+                          <w:lang w:eastAsia="en-US"/>
+                        </w:rPr>
+                      </w:pPr>
+                      <w:r>
+                        <w:rPr>
+                          <w:rStyle w:val="PlaceholderText"/>
+                        </w:rPr>
+                        <w:t>Click or tap here to enter text.</w:t>
+                      </w:r>
+                    </w:p>
+                  </w:tc>
+                </w:sdtContent>
+              </w:sdt>
+              <w:sdt>
+                <w:sdtPr>
+                  <w:rPr>
+                    <w:rFonts w:eastAsia="Arial" w:cs="Arial"/>
+                    <w:b/>
+                    <w:bCs/>
+                    <w:color w:val="2F5496"/>
+                    <w:spacing w:val="-2"/>
+                    <w:sz w:val="18"/>
+                    <w:szCs w:val="22"/>
+                    <w:lang w:eastAsia="en-US"/>
+                  </w:rPr>
+                  <w:alias w:val="7thVisit_part"/>
+                  <w:tag w:val="7thVisit_part"/>
+                  <w:id w:val="751471775"/>
+                  <w:placeholder>
+                    <w:docPart w:val="DefaultPlaceholder_-1854013440"/>
+                  </w:placeholder>
+                  <w:showingPlcHdr/>
+                  <w:text/>
+                </w:sdtPr>
+                <w:sdtContent>
+                  <w:tc>
+                    <w:tcPr>
+                      <w:tcW w:w="3425" w:type="dxa"/>
+                    </w:tcPr>
+                    <w:p>
+                      <w:pPr>
+                        <w:tabs>
+                          <w:tab w:val="left" w:pos="392"/>
+                          <w:tab w:val="left" w:pos="8222"/>
+                          <w:tab w:val="left" w:pos="9072"/>
+                          <w:tab w:val="left" w:pos="9464"/>
+                        </w:tabs>
+                        <w:jc w:val="center"/>
+                        <w:rPr>
+                          <w:rFonts w:eastAsia="Arial" w:cs="Arial"/>
+                          <w:b/>
+                          <w:bCs/>
+                          <w:color w:val="2F5496"/>
+                          <w:spacing w:val="-2"/>
+                          <w:sz w:val="18"/>
+                          <w:szCs w:val="22"/>
+                          <w:lang w:eastAsia="en-US"/>
+                        </w:rPr>
+                      </w:pPr>
+                      <w:r>
+                        <w:rPr>
+                          <w:rStyle w:val="PlaceholderText"/>
+                        </w:rPr>
+                        <w:t>Click or tap here to enter text.</w:t>
+                      </w:r>
+                    </w:p>
+                  </w:tc>
+                </w:sdtContent>
+              </w:sdt>
+            </w:tr>
+            <w:tr>
+              <w:trPr>
+                <w:trHeight w:val="45"/>
+              </w:trPr>
+              <w:tc>
+                <w:tcPr>
+                  <w:tcW w:w="2528" w:type="dxa"/>
+                </w:tcPr>
+                <w:p>
+                  <w:pPr>
+                    <w:tabs>
+                      <w:tab w:val="left" w:pos="392"/>
+                      <w:tab w:val="left" w:pos="8222"/>
+                      <w:tab w:val="left" w:pos="9072"/>
+                      <w:tab w:val="left" w:pos="9464"/>
+                    </w:tabs>
+                    <w:jc w:val="both"/>
+                    <w:rPr>
+                      <w:rFonts w:eastAsia="Arial" w:cs="Arial"/>
+                      <w:b/>
+                      <w:bCs/>
+                      <w:color w:val="2F5496"/>
+                      <w:spacing w:val="-2"/>
+                      <w:sz w:val="18"/>
+                      <w:szCs w:val="22"/>
+                      <w:lang w:eastAsia="en-US"/>
+                    </w:rPr>
+                  </w:pPr>
+                </w:p>
+              </w:tc>
+              <w:tc>
+                <w:tcPr>
+                  <w:tcW w:w="1260" w:type="dxa"/>
+                </w:tcPr>
+                <w:p>
+                  <w:pPr>
+                    <w:tabs>
+                      <w:tab w:val="left" w:pos="392"/>
+                      <w:tab w:val="left" w:pos="8222"/>
+                      <w:tab w:val="left" w:pos="9072"/>
+                      <w:tab w:val="left" w:pos="9464"/>
+                    </w:tabs>
+                    <w:jc w:val="both"/>
+                    <w:rPr>
+                      <w:rFonts w:eastAsia="Arial" w:cs="Arial"/>
+                      <w:b/>
+                      <w:bCs/>
+                      <w:color w:val="2F5496"/>
+                      <w:spacing w:val="-2"/>
+                      <w:sz w:val="18"/>
+                      <w:szCs w:val="22"/>
+                      <w:lang w:eastAsia="en-US"/>
+                    </w:rPr>
+                  </w:pPr>
+                </w:p>
+              </w:tc>
+              <w:tc>
+                <w:tcPr>
+                  <w:tcW w:w="2426" w:type="dxa"/>
+                </w:tcPr>
+                <w:p>
+                  <w:pPr>
+                    <w:tabs>
+                      <w:tab w:val="left" w:pos="392"/>
+                      <w:tab w:val="left" w:pos="8222"/>
+                      <w:tab w:val="left" w:pos="9072"/>
+                      <w:tab w:val="left" w:pos="9464"/>
+                    </w:tabs>
+                    <w:jc w:val="center"/>
+                    <w:rPr>
+                      <w:rFonts w:eastAsia="Arial" w:cs="Arial"/>
+                      <w:b/>
+                      <w:bCs/>
+                      <w:color w:val="2F5496"/>
+                      <w:spacing w:val="-2"/>
+                      <w:sz w:val="18"/>
+                      <w:szCs w:val="22"/>
+                      <w:lang w:eastAsia="en-US"/>
+                    </w:rPr>
+                  </w:pPr>
+                </w:p>
+              </w:tc>
+              <w:tc>
+                <w:tcPr>
+                  <w:tcW w:w="3425" w:type="dxa"/>
+                </w:tcPr>
+                <w:p>
+                  <w:pPr>
+                    <w:tabs>
+                      <w:tab w:val="left" w:pos="392"/>
+                      <w:tab w:val="left" w:pos="8222"/>
+                      <w:tab w:val="left" w:pos="9072"/>
+                      <w:tab w:val="left" w:pos="9464"/>
+                    </w:tabs>
+                    <w:jc w:val="center"/>
+                    <w:rPr>
+                      <w:rFonts w:eastAsia="Arial" w:cs="Arial"/>
+                      <w:b/>
+                      <w:bCs/>
+                      <w:color w:val="2F5496"/>
+                      <w:spacing w:val="-2"/>
+                      <w:sz w:val="18"/>
+                      <w:szCs w:val="22"/>
+                      <w:lang w:eastAsia="en-US"/>
+                    </w:rPr>
+                  </w:pPr>
+                </w:p>
+              </w:tc>
+            </w:tr>
+            <w:tr>
+              <w:trPr>
+                <w:trHeight w:val="45"/>
+              </w:trPr>
+              <w:tc>
+                <w:tcPr>
+                  <w:tcW w:w="2528" w:type="dxa"/>
+                </w:tcPr>
+                <w:p>
+                  <w:pPr>
+                    <w:tabs>
+                      <w:tab w:val="left" w:pos="392"/>
+                      <w:tab w:val="left" w:pos="8222"/>
+                      <w:tab w:val="left" w:pos="9072"/>
+                      <w:tab w:val="left" w:pos="9464"/>
+                    </w:tabs>
+                    <w:jc w:val="both"/>
+                    <w:rPr>
+                      <w:rFonts w:eastAsia="Arial" w:cs="Arial"/>
+                      <w:b/>
+                      <w:bCs/>
+                      <w:color w:val="2F5496"/>
+                      <w:spacing w:val="-2"/>
+                      <w:sz w:val="18"/>
+                      <w:szCs w:val="22"/>
+                      <w:lang w:eastAsia="en-US"/>
+                    </w:rPr>
+                  </w:pPr>
+                </w:p>
+              </w:tc>
+              <w:tc>
+                <w:tcPr>
+                  <w:tcW w:w="1260" w:type="dxa"/>
+                </w:tcPr>
+                <w:p>
+                  <w:pPr>
+                    <w:tabs>
+                      <w:tab w:val="left" w:pos="392"/>
+                      <w:tab w:val="left" w:pos="8222"/>
+                      <w:tab w:val="left" w:pos="9072"/>
+                      <w:tab w:val="left" w:pos="9464"/>
+                    </w:tabs>
+                    <w:jc w:val="both"/>
+                    <w:rPr>
+                      <w:rFonts w:eastAsia="Arial" w:cs="Arial"/>
+                      <w:b/>
+                      <w:bCs/>
+                      <w:color w:val="2F5496"/>
+                      <w:spacing w:val="-2"/>
+                      <w:sz w:val="18"/>
+                      <w:szCs w:val="22"/>
+                      <w:lang w:eastAsia="en-US"/>
+                    </w:rPr>
+                  </w:pPr>
+                </w:p>
+              </w:tc>
+              <w:tc>
+                <w:tcPr>
+                  <w:tcW w:w="2426" w:type="dxa"/>
+                </w:tcPr>
+                <w:p>
+                  <w:pPr>
+                    <w:tabs>
+                      <w:tab w:val="left" w:pos="392"/>
+                      <w:tab w:val="left" w:pos="8222"/>
+                      <w:tab w:val="left" w:pos="9072"/>
+                      <w:tab w:val="left" w:pos="9464"/>
+                    </w:tabs>
+                    <w:jc w:val="center"/>
+                    <w:rPr>
+                      <w:rFonts w:eastAsia="Arial" w:cs="Arial"/>
+                      <w:b/>
+                      <w:bCs/>
+                      <w:color w:val="2F5496"/>
+                      <w:spacing w:val="-2"/>
+                      <w:sz w:val="18"/>
+                      <w:szCs w:val="22"/>
+                      <w:lang w:eastAsia="en-US"/>
+                    </w:rPr>
+                  </w:pPr>
+                </w:p>
+              </w:tc>
+              <w:tc>
+                <w:tcPr>
+                  <w:tcW w:w="3425" w:type="dxa"/>
+                </w:tcPr>
+                <w:p>
+                  <w:pPr>
+                    <w:tabs>
+                      <w:tab w:val="left" w:pos="392"/>
+                      <w:tab w:val="left" w:pos="8222"/>
+                      <w:tab w:val="left" w:pos="9072"/>
+                      <w:tab w:val="left" w:pos="9464"/>
+                    </w:tabs>
+                    <w:jc w:val="center"/>
+                    <w:rPr>
+                      <w:rFonts w:eastAsia="Arial" w:cs="Arial"/>
+                      <w:b/>
+                      <w:bCs/>
+                      <w:color w:val="2F5496"/>
+                      <w:spacing w:val="-2"/>
+                      <w:sz w:val="18"/>
+                      <w:szCs w:val="22"/>
+                      <w:lang w:eastAsia="en-US"/>
+                    </w:rPr>
+                  </w:pPr>
+                </w:p>
+              </w:tc>
+            </w:tr>
+            <w:tr>
+              <w:trPr>
+                <w:trHeight w:val="45"/>
+              </w:trPr>
               <w:tc>
                 <w:tcPr>
                   <w:tcW w:w="2528" w:type="dxa"/>
@@ -14286,7 +15191,6 @@
         <w:rPr>
           <w:sz w:val="16"/>
         </w:rPr>
-        <w:lastRenderedPageBreak/>
         <w:t xml:space="preserve">Issued in Riyadh on </w:t>
       </w:r>
       <w:sdt>
@@ -14816,7 +15720,15 @@
                     <w:rStyle w:val="PlaceholderText"/>
                     <w:color w:val="2F5496"/>
                   </w:rPr>
-                  <w:t>MMO-RD6-NT358273-750580-1</w:t>
+                  <w:t>MMO-RD6-NT358273-</w:t>
+                </w:r>
+                <w:r>
+                  <w:rPr>
+                    <w:rStyle w:val="PlaceholderText"/>
+                    <w:color w:val="2F5496"/>
+                  </w:rPr>
+                  <w:lastRenderedPageBreak/>
+                  <w:t>750580-1</w:t>
                 </w:r>
               </w:sdtContent>
             </w:sdt>
@@ -14845,6 +15757,7 @@
                 <w:b/>
                 <w:sz w:val="18"/>
               </w:rPr>
+              <w:lastRenderedPageBreak/>
               <w:t>TIS AGENCY:</w:t>
             </w:r>
             <w:r>
@@ -16552,7 +17465,6 @@
                       <w:sz w:val="18"/>
                       <w:szCs w:val="18"/>
                     </w:rPr>
-                    <w:lastRenderedPageBreak/>
                     <w:t>2</w:t>
                   </w:r>
                   <w:r>
@@ -18044,7 +18956,6 @@
           <w:sz w:val="15"/>
           <w:szCs w:val="15"/>
         </w:rPr>
-        <w:lastRenderedPageBreak/>
         <w:t>Appendices</w:t>
       </w:r>
     </w:p>
@@ -18560,7 +19471,7 @@
         <v:shape id="_x0000_s1026" type="#_x0000_t75" style="position:absolute;left:0;text-align:left;margin-left:422.7pt;margin-top:-41.95pt;width:94.1pt;height:81.7pt;z-index:251658240">
           <v:imagedata r:id="rId1" o:title=""/>
         </v:shape>
-        <o:OLEObject Type="Embed" ProgID="Acrobat.Document.DC" ShapeID="_x0000_s1026" DrawAspect="Content" ObjectID="_1836111079" r:id="rId2"/>
+        <o:OLEObject Type="Embed" ProgID="Acrobat.Document.DC" ShapeID="_x0000_s1026" DrawAspect="Content" ObjectID="_1837075337" r:id="rId2"/>
       </w:object>
     </w:r>
     <w:r>
@@ -18649,7 +19560,7 @@
         <v:shape id="_x0000_s1025" type="#_x0000_t75" style="position:absolute;left:0;text-align:left;margin-left:420.9pt;margin-top:-39.8pt;width:94.1pt;height:88.3pt;z-index:251657216">
           <v:imagedata r:id="rId1" o:title=""/>
         </v:shape>
-        <o:OLEObject Type="Embed" ProgID="Acrobat.Document.DC" ShapeID="_x0000_s1025" DrawAspect="Content" ObjectID="_1836111080" r:id="rId2"/>
+        <o:OLEObject Type="Embed" ProgID="Acrobat.Document.DC" ShapeID="_x0000_s1025" DrawAspect="Content" ObjectID="_1837075338" r:id="rId2"/>
       </w:object>
     </w:r>
     <w:r>
@@ -20045,7 +20956,6 @@
   <w:style w:type="character" w:default="1" w:styleId="DefaultParagraphFont">
     <w:name w:val="Default Paragraph Font"/>
     <w:uiPriority w:val="1"/>
-    <w:semiHidden/>
     <w:unhideWhenUsed/>
   </w:style>
   <w:style w:type="table" w:default="1" w:styleId="TableNormal">
@@ -21954,6 +22864,7 @@
     <w:rsid w:val="001C48E5"/>
     <w:rsid w:val="001D5264"/>
     <w:rsid w:val="001D7105"/>
+    <w:rsid w:val="001E77B6"/>
     <w:rsid w:val="00201106"/>
     <w:rsid w:val="002210DE"/>
     <w:rsid w:val="00222E11"/>
@@ -22004,6 +22915,7 @@
     <w:rsid w:val="00545CCE"/>
     <w:rsid w:val="0055449B"/>
     <w:rsid w:val="0057289E"/>
+    <w:rsid w:val="00575D12"/>
     <w:rsid w:val="005817BF"/>
     <w:rsid w:val="005B6DBB"/>
     <w:rsid w:val="005E207F"/>
@@ -22548,7 +23460,7 @@
     <w:basedOn w:val="DefaultParagraphFont"/>
     <w:uiPriority w:val="99"/>
     <w:semiHidden/>
-    <w:rsid w:val="000B5D2A"/>
+    <w:rsid w:val="001E77B6"/>
     <w:rPr>
       <w:color w:val="808080"/>
     </w:rPr>
@@ -23240,6 +24152,32 @@
       <w:lang w:val="en-US" w:eastAsia="es-ES"/>
     </w:rPr>
   </w:style>
+  <w:style w:type="paragraph" w:customStyle="1" w:styleId="E08A5042CE0D4951A9DE236DF6602C61">
+    <w:name w:val="E08A5042CE0D4951A9DE236DF6602C61"/>
+    <w:rsid w:val="001E77B6"/>
+    <w:pPr>
+      <w:spacing w:line="278" w:lineRule="auto"/>
+    </w:pPr>
+    <w:rPr>
+      <w:kern w:val="2"/>
+      <w:sz w:val="24"/>
+      <w:szCs w:val="24"/>
+      <w14:ligatures w14:val="standardContextual"/>
+    </w:rPr>
+  </w:style>
+  <w:style w:type="paragraph" w:customStyle="1" w:styleId="9773F1C1FF6F441DBECDBA75F7DD2258">
+    <w:name w:val="9773F1C1FF6F441DBECDBA75F7DD2258"/>
+    <w:rsid w:val="001E77B6"/>
+    <w:pPr>
+      <w:spacing w:line="278" w:lineRule="auto"/>
+    </w:pPr>
+    <w:rPr>
+      <w:kern w:val="2"/>
+      <w:sz w:val="24"/>
+      <w:szCs w:val="24"/>
+      <w14:ligatures w14:val="standardContextual"/>
+    </w:rPr>
+  </w:style>
 </w:styles>
 </file>
 
@@ -23546,28 +24484,28 @@
 </file>
 
 <file path=customXml/item1.xml><?xml version="1.0" encoding="utf-8"?>
-<b:Sources xmlns:b="http://schemas.openxmlformats.org/officeDocument/2006/bibliography" xmlns="http://schemas.openxmlformats.org/officeDocument/2006/bibliography" SelectedStyle="\APASixthEditionOfficeOnline.xsl" StyleName="APA" Version="6"/>
-</file>
-
-<file path=customXml/item2.xml><?xml version="1.0" encoding="utf-8"?>
 <sisl xmlns:xsd="http://www.w3.org/2001/XMLSchema" xmlns:xsi="http://www.w3.org/2001/XMLSchema-instance" xmlns="http://www.boldonjames.com/2008/01/sie/internal/label" sislVersion="0" policy="9089001d-3d4b-4950-b5f5-34667104e5d1" origin="userSelected">
   <element uid="id_classification_confidential" value=""/>
 </sisl>
 </file>
 
-<file path=customXml/itemProps1.xml><?xml version="1.0" encoding="utf-8"?>
-<ds:datastoreItem xmlns:ds="http://schemas.openxmlformats.org/officeDocument/2006/customXml" ds:itemID="{13FB3D7E-2DF1-4C3D-8B60-1C789221F4DC}">
-  <ds:schemaRefs>
-    <ds:schemaRef ds:uri="http://schemas.openxmlformats.org/officeDocument/2006/bibliography"/>
-  </ds:schemaRefs>
-</ds:datastoreItem>
+<file path=customXml/item2.xml><?xml version="1.0" encoding="utf-8"?>
+<b:Sources xmlns:b="http://schemas.openxmlformats.org/officeDocument/2006/bibliography" xmlns="http://schemas.openxmlformats.org/officeDocument/2006/bibliography" SelectedStyle="\APASixthEditionOfficeOnline.xsl" StyleName="APA" Version="6"/>
 </file>
 
-<file path=customXml/itemProps2.xml><?xml version="1.0" encoding="utf-8"?>
+<file path=customXml/itemProps1.xml><?xml version="1.0" encoding="utf-8"?>
 <ds:datastoreItem xmlns:ds="http://schemas.openxmlformats.org/officeDocument/2006/customXml" ds:itemID="{80ACFE3D-58A4-431C-9967-F15B75900B13}">
   <ds:schemaRefs>
     <ds:schemaRef ds:uri="http://www.w3.org/2001/XMLSchema"/>
     <ds:schemaRef ds:uri="http://www.boldonjames.com/2008/01/sie/internal/label"/>
   </ds:schemaRefs>
 </ds:datastoreItem>
+</file>
+
+<file path=customXml/itemProps2.xml><?xml version="1.0" encoding="utf-8"?>
+<ds:datastoreItem xmlns:ds="http://schemas.openxmlformats.org/officeDocument/2006/customXml" ds:itemID="{13FB3D7E-2DF1-4C3D-8B60-1C789221F4DC}">
+  <ds:schemaRefs>
+    <ds:schemaRef ds:uri="http://schemas.openxmlformats.org/officeDocument/2006/bibliography"/>
+  </ds:schemaRefs>
+</ds:datastoreItem>
 </file>
--- a/RD6-AutoTemplate.docx
+++ b/RD6-AutoTemplate.docx
@@ -12642,7 +12642,7 @@
                     <w:lang w:eastAsia="en-US"/>
                   </w:rPr>
                   <w:alias w:val="7thVisit_date"/>
-                  <w:tag w:val="8thVisit_date"/>
+                  <w:tag w:val="7thVisit_date"/>
                   <w:id w:val="-315185979"/>
                   <w:placeholder>
                     <w:docPart w:val="DefaultPlaceholder_-1854013440"/>

--- a/RD6-AutoTemplate.docx
+++ b/RD6-AutoTemplate.docx
@@ -12797,333 +12797,6 @@
                   </w:tc>
                 </w:sdtContent>
               </w:sdt>
-            </w:tr>
-            <w:tr>
-              <w:trPr>
-                <w:trHeight w:val="45"/>
-              </w:trPr>
-              <w:tc>
-                <w:tcPr>
-                  <w:tcW w:w="2528" w:type="dxa"/>
-                </w:tcPr>
-                <w:p>
-                  <w:pPr>
-                    <w:tabs>
-                      <w:tab w:val="left" w:pos="392"/>
-                      <w:tab w:val="left" w:pos="8222"/>
-                      <w:tab w:val="left" w:pos="9072"/>
-                      <w:tab w:val="left" w:pos="9464"/>
-                    </w:tabs>
-                    <w:jc w:val="both"/>
-                    <w:rPr>
-                      <w:rFonts w:eastAsia="Arial" w:cs="Arial"/>
-                      <w:b/>
-                      <w:bCs/>
-                      <w:color w:val="2F5496"/>
-                      <w:spacing w:val="-2"/>
-                      <w:sz w:val="18"/>
-                      <w:szCs w:val="22"/>
-                      <w:lang w:eastAsia="en-US"/>
-                    </w:rPr>
-                  </w:pPr>
-                </w:p>
-              </w:tc>
-              <w:tc>
-                <w:tcPr>
-                  <w:tcW w:w="1260" w:type="dxa"/>
-                </w:tcPr>
-                <w:p>
-                  <w:pPr>
-                    <w:tabs>
-                      <w:tab w:val="left" w:pos="392"/>
-                      <w:tab w:val="left" w:pos="8222"/>
-                      <w:tab w:val="left" w:pos="9072"/>
-                      <w:tab w:val="left" w:pos="9464"/>
-                    </w:tabs>
-                    <w:jc w:val="both"/>
-                    <w:rPr>
-                      <w:rFonts w:eastAsia="Arial" w:cs="Arial"/>
-                      <w:b/>
-                      <w:bCs/>
-                      <w:color w:val="2F5496"/>
-                      <w:spacing w:val="-2"/>
-                      <w:sz w:val="18"/>
-                      <w:szCs w:val="22"/>
-                      <w:lang w:eastAsia="en-US"/>
-                    </w:rPr>
-                  </w:pPr>
-                </w:p>
-              </w:tc>
-              <w:tc>
-                <w:tcPr>
-                  <w:tcW w:w="2426" w:type="dxa"/>
-                </w:tcPr>
-                <w:p>
-                  <w:pPr>
-                    <w:tabs>
-                      <w:tab w:val="left" w:pos="392"/>
-                      <w:tab w:val="left" w:pos="8222"/>
-                      <w:tab w:val="left" w:pos="9072"/>
-                      <w:tab w:val="left" w:pos="9464"/>
-                    </w:tabs>
-                    <w:jc w:val="center"/>
-                    <w:rPr>
-                      <w:rFonts w:eastAsia="Arial" w:cs="Arial"/>
-                      <w:b/>
-                      <w:bCs/>
-                      <w:color w:val="2F5496"/>
-                      <w:spacing w:val="-2"/>
-                      <w:sz w:val="18"/>
-                      <w:szCs w:val="22"/>
-                      <w:lang w:eastAsia="en-US"/>
-                    </w:rPr>
-                  </w:pPr>
-                </w:p>
-              </w:tc>
-              <w:tc>
-                <w:tcPr>
-                  <w:tcW w:w="3425" w:type="dxa"/>
-                </w:tcPr>
-                <w:p>
-                  <w:pPr>
-                    <w:tabs>
-                      <w:tab w:val="left" w:pos="392"/>
-                      <w:tab w:val="left" w:pos="8222"/>
-                      <w:tab w:val="left" w:pos="9072"/>
-                      <w:tab w:val="left" w:pos="9464"/>
-                    </w:tabs>
-                    <w:jc w:val="center"/>
-                    <w:rPr>
-                      <w:rFonts w:eastAsia="Arial" w:cs="Arial"/>
-                      <w:b/>
-                      <w:bCs/>
-                      <w:color w:val="2F5496"/>
-                      <w:spacing w:val="-2"/>
-                      <w:sz w:val="18"/>
-                      <w:szCs w:val="22"/>
-                      <w:lang w:eastAsia="en-US"/>
-                    </w:rPr>
-                  </w:pPr>
-                </w:p>
-              </w:tc>
-            </w:tr>
-            <w:tr>
-              <w:trPr>
-                <w:trHeight w:val="45"/>
-              </w:trPr>
-              <w:tc>
-                <w:tcPr>
-                  <w:tcW w:w="2528" w:type="dxa"/>
-                </w:tcPr>
-                <w:p>
-                  <w:pPr>
-                    <w:tabs>
-                      <w:tab w:val="left" w:pos="392"/>
-                      <w:tab w:val="left" w:pos="8222"/>
-                      <w:tab w:val="left" w:pos="9072"/>
-                      <w:tab w:val="left" w:pos="9464"/>
-                    </w:tabs>
-                    <w:jc w:val="both"/>
-                    <w:rPr>
-                      <w:rFonts w:eastAsia="Arial" w:cs="Arial"/>
-                      <w:b/>
-                      <w:bCs/>
-                      <w:color w:val="2F5496"/>
-                      <w:spacing w:val="-2"/>
-                      <w:sz w:val="18"/>
-                      <w:szCs w:val="22"/>
-                      <w:lang w:eastAsia="en-US"/>
-                    </w:rPr>
-                  </w:pPr>
-                </w:p>
-              </w:tc>
-              <w:tc>
-                <w:tcPr>
-                  <w:tcW w:w="1260" w:type="dxa"/>
-                </w:tcPr>
-                <w:p>
-                  <w:pPr>
-                    <w:tabs>
-                      <w:tab w:val="left" w:pos="392"/>
-                      <w:tab w:val="left" w:pos="8222"/>
-                      <w:tab w:val="left" w:pos="9072"/>
-                      <w:tab w:val="left" w:pos="9464"/>
-                    </w:tabs>
-                    <w:jc w:val="both"/>
-                    <w:rPr>
-                      <w:rFonts w:eastAsia="Arial" w:cs="Arial"/>
-                      <w:b/>
-                      <w:bCs/>
-                      <w:color w:val="2F5496"/>
-                      <w:spacing w:val="-2"/>
-                      <w:sz w:val="18"/>
-                      <w:szCs w:val="22"/>
-                      <w:lang w:eastAsia="en-US"/>
-                    </w:rPr>
-                  </w:pPr>
-                </w:p>
-              </w:tc>
-              <w:tc>
-                <w:tcPr>
-                  <w:tcW w:w="2426" w:type="dxa"/>
-                </w:tcPr>
-                <w:p>
-                  <w:pPr>
-                    <w:tabs>
-                      <w:tab w:val="left" w:pos="392"/>
-                      <w:tab w:val="left" w:pos="8222"/>
-                      <w:tab w:val="left" w:pos="9072"/>
-                      <w:tab w:val="left" w:pos="9464"/>
-                    </w:tabs>
-                    <w:jc w:val="center"/>
-                    <w:rPr>
-                      <w:rFonts w:eastAsia="Arial" w:cs="Arial"/>
-                      <w:b/>
-                      <w:bCs/>
-                      <w:color w:val="2F5496"/>
-                      <w:spacing w:val="-2"/>
-                      <w:sz w:val="18"/>
-                      <w:szCs w:val="22"/>
-                      <w:lang w:eastAsia="en-US"/>
-                    </w:rPr>
-                  </w:pPr>
-                </w:p>
-              </w:tc>
-              <w:tc>
-                <w:tcPr>
-                  <w:tcW w:w="3425" w:type="dxa"/>
-                </w:tcPr>
-                <w:p>
-                  <w:pPr>
-                    <w:tabs>
-                      <w:tab w:val="left" w:pos="392"/>
-                      <w:tab w:val="left" w:pos="8222"/>
-                      <w:tab w:val="left" w:pos="9072"/>
-                      <w:tab w:val="left" w:pos="9464"/>
-                    </w:tabs>
-                    <w:jc w:val="center"/>
-                    <w:rPr>
-                      <w:rFonts w:eastAsia="Arial" w:cs="Arial"/>
-                      <w:b/>
-                      <w:bCs/>
-                      <w:color w:val="2F5496"/>
-                      <w:spacing w:val="-2"/>
-                      <w:sz w:val="18"/>
-                      <w:szCs w:val="22"/>
-                      <w:lang w:eastAsia="en-US"/>
-                    </w:rPr>
-                  </w:pPr>
-                </w:p>
-              </w:tc>
-            </w:tr>
-            <w:tr>
-              <w:trPr>
-                <w:trHeight w:val="45"/>
-              </w:trPr>
-              <w:tc>
-                <w:tcPr>
-                  <w:tcW w:w="2528" w:type="dxa"/>
-                </w:tcPr>
-                <w:p>
-                  <w:pPr>
-                    <w:tabs>
-                      <w:tab w:val="left" w:pos="392"/>
-                      <w:tab w:val="left" w:pos="8222"/>
-                      <w:tab w:val="left" w:pos="9072"/>
-                      <w:tab w:val="left" w:pos="9464"/>
-                    </w:tabs>
-                    <w:jc w:val="both"/>
-                    <w:rPr>
-                      <w:rFonts w:eastAsia="Arial" w:cs="Arial"/>
-                      <w:b/>
-                      <w:bCs/>
-                      <w:color w:val="2F5496"/>
-                      <w:spacing w:val="-2"/>
-                      <w:sz w:val="18"/>
-                      <w:szCs w:val="22"/>
-                      <w:lang w:eastAsia="en-US"/>
-                    </w:rPr>
-                  </w:pPr>
-                </w:p>
-              </w:tc>
-              <w:tc>
-                <w:tcPr>
-                  <w:tcW w:w="1260" w:type="dxa"/>
-                </w:tcPr>
-                <w:p>
-                  <w:pPr>
-                    <w:tabs>
-                      <w:tab w:val="left" w:pos="392"/>
-                      <w:tab w:val="left" w:pos="8222"/>
-                      <w:tab w:val="left" w:pos="9072"/>
-                      <w:tab w:val="left" w:pos="9464"/>
-                    </w:tabs>
-                    <w:jc w:val="both"/>
-                    <w:rPr>
-                      <w:rFonts w:eastAsia="Arial" w:cs="Arial"/>
-                      <w:b/>
-                      <w:bCs/>
-                      <w:color w:val="2F5496"/>
-                      <w:spacing w:val="-2"/>
-                      <w:sz w:val="18"/>
-                      <w:szCs w:val="22"/>
-                      <w:lang w:eastAsia="en-US"/>
-                    </w:rPr>
-                  </w:pPr>
-                </w:p>
-              </w:tc>
-              <w:tc>
-                <w:tcPr>
-                  <w:tcW w:w="2426" w:type="dxa"/>
-                </w:tcPr>
-                <w:p>
-                  <w:pPr>
-                    <w:tabs>
-                      <w:tab w:val="left" w:pos="392"/>
-                      <w:tab w:val="left" w:pos="8222"/>
-                      <w:tab w:val="left" w:pos="9072"/>
-                      <w:tab w:val="left" w:pos="9464"/>
-                    </w:tabs>
-                    <w:jc w:val="center"/>
-                    <w:rPr>
-                      <w:rFonts w:eastAsia="Arial" w:cs="Arial"/>
-                      <w:b/>
-                      <w:bCs/>
-                      <w:color w:val="2F5496"/>
-                      <w:spacing w:val="-2"/>
-                      <w:sz w:val="18"/>
-                      <w:szCs w:val="22"/>
-                      <w:lang w:eastAsia="en-US"/>
-                    </w:rPr>
-                  </w:pPr>
-                </w:p>
-              </w:tc>
-              <w:tc>
-                <w:tcPr>
-                  <w:tcW w:w="3425" w:type="dxa"/>
-                </w:tcPr>
-                <w:p>
-                  <w:pPr>
-                    <w:tabs>
-                      <w:tab w:val="left" w:pos="392"/>
-                      <w:tab w:val="left" w:pos="8222"/>
-                      <w:tab w:val="left" w:pos="9072"/>
-                      <w:tab w:val="left" w:pos="9464"/>
-                    </w:tabs>
-                    <w:jc w:val="center"/>
-                    <w:rPr>
-                      <w:rFonts w:eastAsia="Arial" w:cs="Arial"/>
-                      <w:b/>
-                      <w:bCs/>
-                      <w:color w:val="2F5496"/>
-                      <w:spacing w:val="-2"/>
-                      <w:sz w:val="18"/>
-                      <w:szCs w:val="22"/>
-                      <w:lang w:eastAsia="en-US"/>
-                    </w:rPr>
-                  </w:pPr>
-                </w:p>
-              </w:tc>
             </w:tr>
           </w:tbl>
           <w:p>

--- a/RD6-AutoTemplate.docx
+++ b/RD6-AutoTemplate.docx
@@ -164,7 +164,11 @@
                 <w:r>
                   <w:rPr>
                     <w:rStyle w:val="PlaceholderText"/>
+                    <w:b/>
+                    <w:bCs/>
                     <w:color w:val="2F5496"/>
+                    <w:sz w:val="18"/>
+                    <w:szCs w:val="18"/>
                   </w:rPr>
                   <w:t>MMO-RD6-NT358273-750580-1</w:t>
                 </w:r>
@@ -297,7 +301,11 @@
                 <w:r>
                   <w:rPr>
                     <w:rStyle w:val="PlaceholderText"/>
+                    <w:b/>
+                    <w:bCs/>
                     <w:color w:val="2F5496"/>
+                    <w:sz w:val="18"/>
+                    <w:szCs w:val="18"/>
                   </w:rPr>
                   <w:t>1</w:t>
                 </w:r>
@@ -412,7 +420,11 @@
                 <w:r>
                   <w:rPr>
                     <w:rStyle w:val="PlaceholderText"/>
+                    <w:b/>
+                    <w:bCs/>
                     <w:color w:val="2F5496"/>
+                    <w:sz w:val="18"/>
+                    <w:szCs w:val="18"/>
                   </w:rPr>
                   <w:t>27/3/2026</w:t>
                 </w:r>
@@ -944,8 +956,8 @@
       <w:tblGrid>
         <w:gridCol w:w="2835"/>
         <w:gridCol w:w="2694"/>
-        <w:gridCol w:w="2409"/>
-        <w:gridCol w:w="2127"/>
+        <w:gridCol w:w="2603"/>
+        <w:gridCol w:w="1933"/>
       </w:tblGrid>
       <w:tr>
         <w:trPr>
@@ -1100,7 +1112,11 @@
                 <w:r>
                   <w:rPr>
                     <w:rStyle w:val="PlaceholderText"/>
+                    <w:b/>
+                    <w:bCs/>
                     <w:color w:val="2F5496"/>
+                    <w:sz w:val="20"/>
+                    <w:szCs w:val="20"/>
                   </w:rPr>
                   <w:t>3094 قطعه رقم</w:t>
                 </w:r>
@@ -1218,7 +1234,10 @@
                 <w:r>
                   <w:rPr>
                     <w:rStyle w:val="PlaceholderText"/>
+                    <w:b/>
+                    <w:bCs/>
                     <w:color w:val="2F5496"/>
+                    <w:sz w:val="20"/>
                   </w:rPr>
                   <w:t>حى لبن - مدينة الرياض</w:t>
                 </w:r>
@@ -1304,7 +1323,11 @@
                 <w:r>
                   <w:rPr>
                     <w:rStyle w:val="PlaceholderText"/>
+                    <w:b/>
+                    <w:bCs/>
                     <w:color w:val="2F5496"/>
+                    <w:sz w:val="20"/>
+                    <w:szCs w:val="20"/>
                   </w:rPr>
                   <w:t>مؤسسة طاقات معماريه للتطوير العقاري</w:t>
                 </w:r>
@@ -1410,7 +1433,11 @@
                 <w:r>
                   <w:rPr>
                     <w:rStyle w:val="PlaceholderText"/>
+                    <w:b/>
+                    <w:bCs/>
                     <w:color w:val="2F5496"/>
+                    <w:sz w:val="20"/>
+                    <w:szCs w:val="20"/>
                   </w:rPr>
                   <w:t>Residential</w:t>
                 </w:r>
@@ -1782,7 +1809,11 @@
                 <w:r>
                   <w:rPr>
                     <w:rStyle w:val="PlaceholderText"/>
+                    <w:b/>
+                    <w:bCs/>
                     <w:color w:val="2F5496"/>
+                    <w:sz w:val="18"/>
+                    <w:szCs w:val="18"/>
                   </w:rPr>
                   <w:t>1</w:t>
                 </w:r>
@@ -2486,7 +2517,11 @@
                 <w:r>
                   <w:rPr>
                     <w:rStyle w:val="PlaceholderText"/>
+                    <w:b/>
+                    <w:bCs/>
                     <w:color w:val="2F5496"/>
+                    <w:sz w:val="20"/>
+                    <w:szCs w:val="20"/>
                   </w:rPr>
                   <w:t>1/1/2025</w:t>
                 </w:r>
@@ -2554,7 +2589,11 @@
                 <w:r>
                   <w:rPr>
                     <w:rStyle w:val="PlaceholderText"/>
+                    <w:b/>
+                    <w:bCs/>
                     <w:color w:val="2F5496"/>
+                    <w:sz w:val="20"/>
+                    <w:szCs w:val="20"/>
                   </w:rPr>
                   <w:t>6/3/2025</w:t>
                 </w:r>
@@ -2714,7 +2753,11 @@
                 <w:r>
                   <w:rPr>
                     <w:rStyle w:val="PlaceholderText"/>
+                    <w:b/>
+                    <w:bCs/>
                     <w:color w:val="2F5496"/>
+                    <w:sz w:val="20"/>
+                    <w:szCs w:val="20"/>
                   </w:rPr>
                   <w:t>04-06-2025</w:t>
                 </w:r>
@@ -2974,7 +3017,11 @@
                 <w:r>
                   <w:rPr>
                     <w:rStyle w:val="PlaceholderText"/>
+                    <w:b/>
+                    <w:bCs/>
                     <w:color w:val="2F5496"/>
+                    <w:sz w:val="20"/>
+                    <w:szCs w:val="20"/>
                   </w:rPr>
                   <w:t>1,016,636</w:t>
                 </w:r>
@@ -3062,7 +3109,11 @@
                 <w:r>
                   <w:rPr>
                     <w:rStyle w:val="PlaceholderText"/>
+                    <w:b/>
+                    <w:bCs/>
                     <w:color w:val="2F5496"/>
+                    <w:sz w:val="20"/>
+                    <w:szCs w:val="20"/>
                   </w:rPr>
                   <w:t>1,016,636</w:t>
                 </w:r>
@@ -3715,17 +3766,6 @@
               </w:rPr>
             </w:pPr>
           </w:p>
-          <w:p>
-            <w:pPr>
-              <w:pStyle w:val="TableParagraph"/>
-              <w:spacing w:before="4" w:line="172" w:lineRule="exact"/>
-              <w:rPr>
-                <w:b/>
-                <w:sz w:val="18"/>
-                <w:szCs w:val="18"/>
-              </w:rPr>
-            </w:pPr>
-          </w:p>
         </w:tc>
       </w:tr>
       <w:tr>
@@ -3835,7 +3875,7 @@
         </w:tc>
         <w:tc>
           <w:tcPr>
-            <w:tcW w:w="2409" w:type="dxa"/>
+            <w:tcW w:w="2603" w:type="dxa"/>
             <w:shd w:val="pct5" w:color="auto" w:fill="auto"/>
             <w:vAlign w:val="center"/>
           </w:tcPr>
@@ -3866,7 +3906,7 @@
         </w:tc>
         <w:tc>
           <w:tcPr>
-            <w:tcW w:w="2127" w:type="dxa"/>
+            <w:tcW w:w="1933" w:type="dxa"/>
             <w:shd w:val="pct5" w:color="auto" w:fill="auto"/>
             <w:vAlign w:val="center"/>
           </w:tcPr>
@@ -3975,7 +4015,7 @@
         </w:tc>
         <w:tc>
           <w:tcPr>
-            <w:tcW w:w="2409" w:type="dxa"/>
+            <w:tcW w:w="2603" w:type="dxa"/>
             <w:vAlign w:val="center"/>
           </w:tcPr>
           <w:p>
@@ -4018,7 +4058,11 @@
                 <w:r>
                   <w:rPr>
                     <w:rStyle w:val="PlaceholderText"/>
+                    <w:b/>
+                    <w:bCs/>
                     <w:color w:val="2F5496"/>
+                    <w:sz w:val="20"/>
+                    <w:szCs w:val="20"/>
                   </w:rPr>
                   <w:t>HOS-RD0-NT358273-1</w:t>
                 </w:r>
@@ -4078,7 +4122,7 @@
           <w:sdtContent>
             <w:tc>
               <w:tcPr>
-                <w:tcW w:w="2127" w:type="dxa"/>
+                <w:tcW w:w="1933" w:type="dxa"/>
                 <w:vAlign w:val="center"/>
               </w:tcPr>
               <w:p>
@@ -4180,7 +4224,7 @@
         </w:tc>
         <w:tc>
           <w:tcPr>
-            <w:tcW w:w="2409" w:type="dxa"/>
+            <w:tcW w:w="2603" w:type="dxa"/>
             <w:vAlign w:val="center"/>
           </w:tcPr>
           <w:p>
@@ -4203,7 +4247,7 @@
         </w:tc>
         <w:tc>
           <w:tcPr>
-            <w:tcW w:w="2127" w:type="dxa"/>
+            <w:tcW w:w="1933" w:type="dxa"/>
             <w:vAlign w:val="center"/>
           </w:tcPr>
           <w:p>
@@ -4293,7 +4337,7 @@
         </w:tc>
         <w:tc>
           <w:tcPr>
-            <w:tcW w:w="2409" w:type="dxa"/>
+            <w:tcW w:w="2603" w:type="dxa"/>
             <w:vAlign w:val="center"/>
           </w:tcPr>
           <w:p>
@@ -4315,7 +4359,7 @@
         </w:tc>
         <w:tc>
           <w:tcPr>
-            <w:tcW w:w="2127" w:type="dxa"/>
+            <w:tcW w:w="1933" w:type="dxa"/>
             <w:vAlign w:val="center"/>
           </w:tcPr>
           <w:p>
@@ -4423,7 +4467,7 @@
           <w:sdtContent>
             <w:tc>
               <w:tcPr>
-                <w:tcW w:w="2409" w:type="dxa"/>
+                <w:tcW w:w="2603" w:type="dxa"/>
                 <w:vAlign w:val="center"/>
               </w:tcPr>
               <w:p>
@@ -4445,7 +4489,11 @@
                 <w:r>
                   <w:rPr>
                     <w:rStyle w:val="PlaceholderText"/>
+                    <w:b/>
+                    <w:bCs/>
                     <w:color w:val="2F5496"/>
+                    <w:sz w:val="20"/>
+                    <w:szCs w:val="20"/>
                   </w:rPr>
                   <w:t>MMO-RD6-NT358273-750580-1</w:t>
                 </w:r>
@@ -4455,7 +4503,7 @@
         </w:sdt>
         <w:tc>
           <w:tcPr>
-            <w:tcW w:w="2127" w:type="dxa"/>
+            <w:tcW w:w="1933" w:type="dxa"/>
             <w:vAlign w:val="center"/>
           </w:tcPr>
           <w:p>
@@ -4555,7 +4603,11 @@
                 <w:r>
                   <w:rPr>
                     <w:rStyle w:val="PlaceholderText"/>
+                    <w:b/>
+                    <w:bCs/>
                     <w:color w:val="2F5496"/>
+                    <w:sz w:val="20"/>
+                    <w:szCs w:val="20"/>
                   </w:rPr>
                   <w:t>27/3/2026</w:t>
                 </w:r>
@@ -4917,7 +4969,7 @@
         </w:tc>
         <w:tc>
           <w:tcPr>
-            <w:tcW w:w="2409" w:type="dxa"/>
+            <w:tcW w:w="2603" w:type="dxa"/>
             <w:vAlign w:val="center"/>
           </w:tcPr>
           <w:p>
@@ -4940,7 +4992,7 @@
         </w:tc>
         <w:tc>
           <w:tcPr>
-            <w:tcW w:w="2127" w:type="dxa"/>
+            <w:tcW w:w="1933" w:type="dxa"/>
             <w:vAlign w:val="center"/>
           </w:tcPr>
           <w:p>
@@ -6462,7 +6514,6 @@
                       <w:sz w:val="18"/>
                       <w:szCs w:val="18"/>
                     </w:rPr>
-                    <w:lastRenderedPageBreak/>
                     <w:t>Does the TIS find acceptable the modification (including the justification by project manager)?</w:t>
                   </w:r>
                 </w:p>
@@ -6662,6 +6713,7 @@
                       <w:sz w:val="18"/>
                       <w:szCs w:val="18"/>
                     </w:rPr>
+                    <w:lastRenderedPageBreak/>
                     <w:t xml:space="preserve">Is the execution satisfactory? </w:t>
                   </w:r>
                 </w:p>
@@ -9295,7 +9347,6 @@
                       <w:sz w:val="18"/>
                       <w:szCs w:val="18"/>
                     </w:rPr>
-                    <w:lastRenderedPageBreak/>
                     <w:t>If NO, please issue a technical reservation.</w:t>
                   </w:r>
                 </w:p>
@@ -10082,6 +10133,8 @@
                       <w:r>
                         <w:rPr>
                           <w:rStyle w:val="PlaceholderText"/>
+                          <w:b/>
+                          <w:bCs/>
                           <w:color w:val="2F5496"/>
                         </w:rPr>
                         <w:t>حى لبن - مدينة الرياض</w:t>
@@ -11275,7 +11328,11 @@
                       <w:r>
                         <w:rPr>
                           <w:rStyle w:val="PlaceholderText"/>
+                          <w:b/>
+                          <w:bCs/>
                           <w:color w:val="2F5496"/>
+                          <w:sz w:val="18"/>
+                          <w:szCs w:val="18"/>
                         </w:rPr>
                         <w:t>V01-xxxxx-xxxx-01</w:t>
                       </w:r>
@@ -11334,7 +11391,11 @@
                       <w:r>
                         <w:rPr>
                           <w:rStyle w:val="PlaceholderText"/>
+                          <w:b/>
+                          <w:bCs/>
                           <w:color w:val="2F5496"/>
+                          <w:sz w:val="18"/>
+                          <w:szCs w:val="18"/>
                         </w:rPr>
                         <w:t>01/01/2026</w:t>
                       </w:r>
@@ -11392,7 +11453,11 @@
                       <w:r>
                         <w:rPr>
                           <w:rStyle w:val="PlaceholderText"/>
+                          <w:b/>
+                          <w:bCs/>
                           <w:color w:val="2F5496"/>
+                          <w:sz w:val="18"/>
+                          <w:szCs w:val="18"/>
                         </w:rPr>
                         <w:t>Mohamed Mossad</w:t>
                       </w:r>
@@ -11451,7 +11516,11 @@
                       <w:r>
                         <w:rPr>
                           <w:rStyle w:val="PlaceholderText"/>
+                          <w:b/>
+                          <w:bCs/>
                           <w:color w:val="2F5496"/>
+                          <w:sz w:val="18"/>
+                          <w:szCs w:val="18"/>
                         </w:rPr>
                         <w:t>foundations</w:t>
                       </w:r>
@@ -11516,7 +11585,11 @@
                       <w:r>
                         <w:rPr>
                           <w:rStyle w:val="PlaceholderText"/>
+                          <w:b/>
+                          <w:bCs/>
                           <w:color w:val="2F5496"/>
+                          <w:sz w:val="18"/>
+                          <w:szCs w:val="18"/>
                         </w:rPr>
                         <w:t>V02-xxxxx-xxxx-01</w:t>
                       </w:r>
@@ -11560,7 +11633,11 @@
                       <w:r>
                         <w:rPr>
                           <w:rStyle w:val="PlaceholderText"/>
+                          <w:b/>
+                          <w:bCs/>
                           <w:color w:val="2F5496"/>
+                          <w:sz w:val="18"/>
+                          <w:szCs w:val="18"/>
                         </w:rPr>
                         <w:t>01/02/2026</w:t>
                       </w:r>
@@ -11618,7 +11695,11 @@
                       <w:r>
                         <w:rPr>
                           <w:rStyle w:val="PlaceholderText"/>
+                          <w:b/>
+                          <w:bCs/>
                           <w:color w:val="2F5496"/>
+                          <w:sz w:val="18"/>
+                          <w:szCs w:val="18"/>
                         </w:rPr>
                         <w:t>Mohamed Mossad</w:t>
                       </w:r>
@@ -11676,7 +11757,11 @@
                       <w:r>
                         <w:rPr>
                           <w:rStyle w:val="PlaceholderText"/>
+                          <w:b/>
+                          <w:bCs/>
                           <w:color w:val="2F5496"/>
+                          <w:sz w:val="18"/>
+                          <w:szCs w:val="18"/>
                         </w:rPr>
                         <w:t>columns</w:t>
                       </w:r>
@@ -12136,6 +12221,7 @@
                   <w:showingPlcHdr/>
                   <w:text/>
                 </w:sdtPr>
+                <w:sdtEndPr/>
                 <w:sdtContent>
                   <w:tc>
                     <w:tcPr>
@@ -12192,6 +12278,7 @@
                   <w:showingPlcHdr/>
                   <w:text/>
                 </w:sdtPr>
+                <w:sdtEndPr/>
                 <w:sdtContent>
                   <w:tc>
                     <w:tcPr>
@@ -12248,6 +12335,7 @@
                   <w:showingPlcHdr/>
                   <w:text/>
                 </w:sdtPr>
+                <w:sdtEndPr/>
                 <w:sdtContent>
                   <w:tc>
                     <w:tcPr>
@@ -12304,6 +12392,7 @@
                   <w:showingPlcHdr/>
                   <w:text/>
                 </w:sdtPr>
+                <w:sdtEndPr/>
                 <w:sdtContent>
                   <w:tc>
                     <w:tcPr>
@@ -12365,6 +12454,7 @@
                   <w:showingPlcHdr/>
                   <w:text/>
                 </w:sdtPr>
+                <w:sdtEndPr/>
                 <w:sdtContent>
                   <w:tc>
                     <w:tcPr>
@@ -12421,6 +12511,7 @@
                   <w:showingPlcHdr/>
                   <w:text/>
                 </w:sdtPr>
+                <w:sdtEndPr/>
                 <w:sdtContent>
                   <w:tc>
                     <w:tcPr>
@@ -12477,6 +12568,7 @@
                   <w:showingPlcHdr/>
                   <w:text/>
                 </w:sdtPr>
+                <w:sdtEndPr/>
                 <w:sdtContent>
                   <w:tc>
                     <w:tcPr>
@@ -12533,6 +12625,7 @@
                   <w:showingPlcHdr/>
                   <w:text/>
                 </w:sdtPr>
+                <w:sdtEndPr/>
                 <w:sdtContent>
                   <w:tc>
                     <w:tcPr>
@@ -12594,6 +12687,7 @@
                   <w:showingPlcHdr/>
                   <w:text/>
                 </w:sdtPr>
+                <w:sdtEndPr/>
                 <w:sdtContent>
                   <w:tc>
                     <w:tcPr>
@@ -12650,6 +12744,7 @@
                   <w:showingPlcHdr/>
                   <w:text/>
                 </w:sdtPr>
+                <w:sdtEndPr/>
                 <w:sdtContent>
                   <w:tc>
                     <w:tcPr>
@@ -12706,6 +12801,7 @@
                   <w:showingPlcHdr/>
                   <w:text/>
                 </w:sdtPr>
+                <w:sdtEndPr/>
                 <w:sdtContent>
                   <w:tc>
                     <w:tcPr>
@@ -12762,6 +12858,7 @@
                   <w:showingPlcHdr/>
                   <w:text/>
                 </w:sdtPr>
+                <w:sdtEndPr/>
                 <w:sdtContent>
                   <w:tc>
                     <w:tcPr>
@@ -13000,36 +13097,6 @@
                 <w:tab w:val="left" w:pos="4282"/>
                 <w:tab w:val="left" w:pos="5547"/>
               </w:tabs>
-              <w:ind w:left="129"/>
-              <w:rPr>
-                <w:b/>
-                <w:sz w:val="18"/>
-                <w:szCs w:val="18"/>
-              </w:rPr>
-            </w:pPr>
-          </w:p>
-          <w:p>
-            <w:pPr>
-              <w:pStyle w:val="TableParagraph"/>
-              <w:tabs>
-                <w:tab w:val="left" w:pos="4282"/>
-                <w:tab w:val="left" w:pos="5547"/>
-              </w:tabs>
-              <w:ind w:left="129"/>
-              <w:rPr>
-                <w:b/>
-                <w:sz w:val="18"/>
-                <w:szCs w:val="18"/>
-              </w:rPr>
-            </w:pPr>
-          </w:p>
-          <w:p>
-            <w:pPr>
-              <w:pStyle w:val="TableParagraph"/>
-              <w:tabs>
-                <w:tab w:val="left" w:pos="4282"/>
-                <w:tab w:val="left" w:pos="5547"/>
-              </w:tabs>
               <w:rPr>
                 <w:b/>
                 <w:sz w:val="18"/>
@@ -13520,7 +13587,11 @@
                       <w:r>
                         <w:rPr>
                           <w:rStyle w:val="PlaceholderText"/>
+                          <w:b/>
+                          <w:bCs/>
                           <w:color w:val="2F5496"/>
+                          <w:sz w:val="18"/>
+                          <w:szCs w:val="18"/>
                         </w:rPr>
                         <w:t>HOS-RD0-NT358273-1</w:t>
                       </w:r>
@@ -14506,7 +14577,11 @@
                 <w:r>
                   <w:rPr>
                     <w:rStyle w:val="PlaceholderText"/>
+                    <w:b/>
+                    <w:bCs/>
                     <w:color w:val="2F5496"/>
+                    <w:sz w:val="18"/>
+                    <w:szCs w:val="18"/>
                   </w:rPr>
                   <w:t>358273</w:t>
                 </w:r>
@@ -14572,13 +14647,73 @@
               <w:ind w:right="330"/>
               <w:rPr>
                 <w:rFonts w:eastAsia="Arial" w:cs="Arial"/>
+                <w:b/>
+                <w:bCs/>
                 <w:i/>
                 <w:iCs/>
                 <w:color w:val="2F5496"/>
                 <w:spacing w:val="-2"/>
                 <w:sz w:val="18"/>
                 <w:szCs w:val="18"/>
-                <w:lang w:eastAsia="en-US"/>
+                <w:lang w:val="en-GB" w:eastAsia="en-US"/>
+              </w:rPr>
+            </w:pPr>
+            <w:r>
+              <w:rPr>
+                <w:rFonts w:eastAsia="Arial" w:cs="Arial"/>
+                <w:b/>
+                <w:bCs/>
+                <w:i/>
+                <w:iCs/>
+                <w:color w:val="2F5496"/>
+                <w:spacing w:val="-2"/>
+                <w:sz w:val="18"/>
+                <w:szCs w:val="18"/>
+                <w:lang w:val="en-GB" w:eastAsia="en-US"/>
+              </w:rPr>
+              <w:t>Pending &amp; Outstanding Documentation</w:t>
+            </w:r>
+          </w:p>
+          <w:p>
+            <w:pPr>
+              <w:ind w:right="330"/>
+              <w:rPr>
+                <w:rFonts w:eastAsia="Arial" w:cs="Arial"/>
+                <w:i/>
+                <w:iCs/>
+                <w:color w:val="2F5496"/>
+                <w:spacing w:val="-2"/>
+                <w:sz w:val="18"/>
+                <w:szCs w:val="18"/>
+                <w:lang w:val="en-GB" w:eastAsia="en-US"/>
+              </w:rPr>
+            </w:pPr>
+            <w:r>
+              <w:rPr>
+                <w:rFonts w:eastAsia="Arial" w:cs="Arial"/>
+                <w:i/>
+                <w:iCs/>
+                <w:color w:val="2F5496"/>
+                <w:spacing w:val="-2"/>
+                <w:sz w:val="18"/>
+                <w:szCs w:val="18"/>
+                <w:lang w:val="en-GB" w:eastAsia="en-US"/>
+              </w:rPr>
+              <w:t>The client has not yet provided the following essential records, which are required to fully validate final compliance:</w:t>
+            </w:r>
+          </w:p>
+          <w:p>
+            <w:pPr>
+              <w:ind w:right="330"/>
+              <w:rPr>
+                <w:rFonts w:eastAsia="Arial" w:cs="Arial"/>
+                <w:i/>
+                <w:iCs/>
+                <w:color w:val="2F5496"/>
+                <w:spacing w:val="-2"/>
+                <w:sz w:val="18"/>
+                <w:szCs w:val="18"/>
+                <w:lang w:val="en-GB" w:eastAsia="en-US"/>
               </w:rPr>
             </w:pPr>
           </w:p>
@@ -14623,6 +14758,8 @@
                   <w:rPr>
                     <w:rStyle w:val="PlaceholderText"/>
                     <w:color w:val="2F5496"/>
+                    <w:sz w:val="18"/>
+                    <w:szCs w:val="18"/>
                   </w:rPr>
                   <w:t>1. Cost letter — A letter from the contractor stating the actual cost of the project after completion, which the owner did not provide to us 2. Contractor letter — A letter from the contractor confirming that design remarks sent by email or noted during visits were taken into consideration during execution. 3. Engineering supervision letter — A stamped certificate from the supervising engineering office covering all project items 4. Calculation notes — Approved structural design calculation notes &amp; design criteria 5. Soil / compaction tests — All results for compaction tests under foundations, between foundations, column necks, and grade beams 6. Concrete strength tests — Compressive strength results for foundations, column necks, grade beams, ground floor columns/slab, first floor columns/slab, and annex floor. 7. Steel invoices / warranty — All rebar delivery invoices or SASO-certified warranty 8. Material warranty certificates — Warranty certificates for structural and façade elements</w:t>
                 </w:r>
@@ -14655,19 +14792,6 @@
                 <w:lang w:eastAsia="en-US"/>
               </w:rPr>
               <w:t xml:space="preserve">. </w:t>
-            </w:r>
-            <w:r>
-              <w:rPr>
-                <w:rFonts w:eastAsia="Arial" w:cs="Arial"/>
-                <w:i/>
-                <w:iCs/>
-                <w:color w:val="2F5496"/>
-                <w:spacing w:val="-2"/>
-                <w:sz w:val="18"/>
-                <w:szCs w:val="18"/>
-                <w:lang w:eastAsia="en-US"/>
-              </w:rPr>
-              <w:cr/>
             </w:r>
           </w:p>
           <w:p>
@@ -14756,85 +14880,6 @@
         </w:rPr>
         <w:t xml:space="preserve">                                                </w:t>
       </w:r>
-    </w:p>
-    <w:p>
-      <w:pPr>
-        <w:tabs>
-          <w:tab w:val="left" w:pos="714"/>
-          <w:tab w:val="left" w:pos="4608"/>
-        </w:tabs>
-        <w:rPr>
-          <w:b/>
-          <w:spacing w:val="-1"/>
-          <w:sz w:val="18"/>
-          <w:szCs w:val="18"/>
-        </w:rPr>
-      </w:pPr>
-      <w:r>
-        <w:rPr>
-          <w:b/>
-          <w:spacing w:val="-1"/>
-          <w:sz w:val="18"/>
-          <w:szCs w:val="18"/>
-        </w:rPr>
-        <w:t xml:space="preserve">   </w:t>
-      </w:r>
-    </w:p>
-    <w:p>
-      <w:pPr>
-        <w:tabs>
-          <w:tab w:val="left" w:pos="714"/>
-          <w:tab w:val="left" w:pos="4608"/>
-        </w:tabs>
-        <w:rPr>
-          <w:b/>
-          <w:spacing w:val="-1"/>
-          <w:sz w:val="18"/>
-          <w:szCs w:val="18"/>
-        </w:rPr>
-      </w:pPr>
-    </w:p>
-    <w:p>
-      <w:pPr>
-        <w:tabs>
-          <w:tab w:val="left" w:pos="714"/>
-          <w:tab w:val="left" w:pos="4608"/>
-        </w:tabs>
-        <w:rPr>
-          <w:b/>
-          <w:spacing w:val="-1"/>
-          <w:sz w:val="18"/>
-          <w:szCs w:val="18"/>
-        </w:rPr>
-      </w:pPr>
-    </w:p>
-    <w:p>
-      <w:pPr>
-        <w:tabs>
-          <w:tab w:val="left" w:pos="714"/>
-          <w:tab w:val="left" w:pos="4608"/>
-        </w:tabs>
-        <w:rPr>
-          <w:b/>
-          <w:spacing w:val="-1"/>
-          <w:sz w:val="18"/>
-          <w:szCs w:val="18"/>
-        </w:rPr>
-      </w:pPr>
-    </w:p>
-    <w:p>
-      <w:pPr>
-        <w:tabs>
-          <w:tab w:val="left" w:pos="714"/>
-          <w:tab w:val="left" w:pos="4608"/>
-        </w:tabs>
-        <w:rPr>
-          <w:b/>
-          <w:spacing w:val="-1"/>
-          <w:sz w:val="18"/>
-          <w:szCs w:val="18"/>
-        </w:rPr>
-      </w:pPr>
     </w:p>
     <w:p>
       <w:pPr>
@@ -14885,7 +14930,11 @@
           <w:r>
             <w:rPr>
               <w:rStyle w:val="PlaceholderText"/>
+              <w:b/>
+              <w:bCs/>
               <w:color w:val="2F5496"/>
+              <w:sz w:val="18"/>
+              <w:szCs w:val="18"/>
             </w:rPr>
             <w:t>27/3/2026</w:t>
           </w:r>
@@ -14951,7 +15000,13 @@
           <w:color w:val="2F5496"/>
           <w:sz w:val="16"/>
         </w:rPr>
-        <w:t>Eng. Mohamed Mossad                                                     Reviewer:                                                  MANAGER</w:t>
+        <w:t xml:space="preserve">Eng. Mohamed Mossad                                                     Reviewer:                                               </w:t>
+      </w:r>
+      <w:r>
+        <w:rPr>
+          <w:sz w:val="16"/>
+        </w:rPr>
+        <w:t>MANAGER</w:t>
       </w:r>
     </w:p>
     <w:p>
@@ -14969,7 +15024,7 @@
           <w:color w:val="2F5496"/>
           <w:sz w:val="16"/>
         </w:rPr>
-        <w:t xml:space="preserve">                                                                                         Eng. Mohamed Mossad                                Eng. NIZAR LAZREG</w:t>
+        <w:t xml:space="preserve">                                                                                         Eng. Mohamed Mossad                           Eng. NIZAR LAZREG</w:t>
       </w:r>
     </w:p>
     <w:p>
@@ -15141,54 +15196,6 @@
       <w:pPr>
         <w:pStyle w:val="inf"/>
         <w:rPr>
-          <w:lang w:val="en-US"/>
-        </w:rPr>
-      </w:pPr>
-    </w:p>
-    <w:p>
-      <w:pPr>
-        <w:pStyle w:val="inf"/>
-        <w:rPr>
-          <w:lang w:val="en-US"/>
-        </w:rPr>
-      </w:pPr>
-    </w:p>
-    <w:p>
-      <w:pPr>
-        <w:pStyle w:val="inf"/>
-        <w:rPr>
-          <w:lang w:val="en-US"/>
-        </w:rPr>
-      </w:pPr>
-    </w:p>
-    <w:p>
-      <w:pPr>
-        <w:pStyle w:val="inf"/>
-        <w:rPr>
-          <w:lang w:val="en-US"/>
-        </w:rPr>
-      </w:pPr>
-    </w:p>
-    <w:p>
-      <w:pPr>
-        <w:pStyle w:val="inf"/>
-        <w:rPr>
-          <w:lang w:val="en-US"/>
-        </w:rPr>
-      </w:pPr>
-    </w:p>
-    <w:p>
-      <w:pPr>
-        <w:pStyle w:val="inf"/>
-        <w:rPr>
-          <w:lang w:val="en-US"/>
-        </w:rPr>
-      </w:pPr>
-    </w:p>
-    <w:p>
-      <w:pPr>
-        <w:pStyle w:val="inf"/>
-        <w:rPr>
           <w:rFonts w:cs="Arial"/>
           <w:b w:val="0"/>
           <w:sz w:val="18"/>
@@ -15200,6 +15207,7 @@
         <w:rPr>
           <w:lang w:val="en-US"/>
         </w:rPr>
+        <w:lastRenderedPageBreak/>
         <w:t>ADDENDUM</w:t>
       </w:r>
       <w:r>
@@ -15391,17 +15399,13 @@
                 <w:r>
                   <w:rPr>
                     <w:rStyle w:val="PlaceholderText"/>
+                    <w:b/>
+                    <w:bCs/>
                     <w:color w:val="2F5496"/>
+                    <w:sz w:val="18"/>
+                    <w:szCs w:val="18"/>
                   </w:rPr>
-                  <w:t>MMO-RD6-NT358273-</w:t>
-                </w:r>
-                <w:r>
-                  <w:rPr>
-                    <w:rStyle w:val="PlaceholderText"/>
-                    <w:color w:val="2F5496"/>
-                  </w:rPr>
-                  <w:lastRenderedPageBreak/>
-                  <w:t>750580-1</w:t>
+                  <w:t>MMO-RD6-NT358273-750580-1</w:t>
                 </w:r>
               </w:sdtContent>
             </w:sdt>
@@ -15430,7 +15434,6 @@
                 <w:b/>
                 <w:sz w:val="18"/>
               </w:rPr>
-              <w:lastRenderedPageBreak/>
               <w:t>TIS AGENCY:</w:t>
             </w:r>
             <w:r>
@@ -15557,7 +15560,11 @@
                 <w:r>
                   <w:rPr>
                     <w:rStyle w:val="PlaceholderText"/>
+                    <w:b/>
+                    <w:bCs/>
                     <w:color w:val="2F5496"/>
+                    <w:sz w:val="18"/>
+                    <w:szCs w:val="18"/>
                   </w:rPr>
                   <w:t>27/3/2026</w:t>
                 </w:r>
@@ -16110,6 +16117,16 @@
                 <w:spacing w:val="-2"/>
                 <w:sz w:val="18"/>
               </w:rPr>
+            </w:r>
+            <w:r>
+              <w:rPr>
+                <w:b/>
+                <w:bCs/>
+                <w:color w:val="2F5496"/>
+                <w:spacing w:val="-2"/>
+                <w:sz w:val="18"/>
+              </w:rPr>
+              <w:instrText xml:space="preserve"> \* MERGEFORMAT </w:instrText>
             </w:r>
             <w:r>
               <w:rPr>
@@ -16150,7 +16167,11 @@
                 <w:r>
                   <w:rPr>
                     <w:rStyle w:val="PlaceholderText"/>
+                    <w:b/>
+                    <w:bCs/>
                     <w:color w:val="2F5496"/>
+                    <w:sz w:val="20"/>
+                    <w:szCs w:val="20"/>
                   </w:rPr>
                   <w:t>3094 قطعه رقم</w:t>
                 </w:r>
@@ -16220,7 +16241,11 @@
                 <w:r>
                   <w:rPr>
                     <w:rStyle w:val="PlaceholderText"/>
+                    <w:b/>
+                    <w:bCs/>
                     <w:color w:val="2F5496"/>
+                    <w:sz w:val="20"/>
+                    <w:szCs w:val="20"/>
                   </w:rPr>
                   <w:t>حى لبن - مدينة الرياض</w:t>
                 </w:r>
@@ -16321,7 +16346,11 @@
                 <w:r>
                   <w:rPr>
                     <w:rStyle w:val="PlaceholderText"/>
+                    <w:b/>
+                    <w:bCs/>
                     <w:color w:val="2F5496"/>
+                    <w:sz w:val="20"/>
+                    <w:szCs w:val="20"/>
                   </w:rPr>
                   <w:t>مؤسسة طاقات معماريه للتطوير العقاري</w:t>
                 </w:r>
@@ -17460,7 +17489,10 @@
           <w:r>
             <w:rPr>
               <w:rStyle w:val="PlaceholderText"/>
+              <w:b/>
+              <w:bCs/>
               <w:color w:val="2F5496"/>
+              <w:sz w:val="20"/>
             </w:rPr>
             <w:t>27/3/2026</w:t>
           </w:r>
@@ -17537,7 +17569,13 @@
           <w:color w:val="2F5496"/>
           <w:sz w:val="16"/>
         </w:rPr>
-        <w:t>Eng. Mohamed Mossad                                                     Reviewer:                                                  MANAGER</w:t>
+        <w:t xml:space="preserve">Eng. Mohamed Mossad                                                     Reviewer:                                               </w:t>
+      </w:r>
+      <w:r>
+        <w:rPr>
+          <w:sz w:val="16"/>
+        </w:rPr>
+        <w:t>MANAGER</w:t>
       </w:r>
     </w:p>
     <w:p>
@@ -17555,7 +17593,7 @@
           <w:color w:val="2F5496"/>
           <w:sz w:val="16"/>
         </w:rPr>
-        <w:t xml:space="preserve">                                                                                         Eng. Mohamed Mossad                                Eng. NIZAR LAZREG</w:t>
+        <w:t xml:space="preserve">                                                                                         Eng. Mohamed Mossad                           Eng. NIZAR LAZREG</w:t>
       </w:r>
     </w:p>
     <w:p>
@@ -17826,775 +17864,6 @@
         <w:tabs>
           <w:tab w:val="left" w:pos="3636"/>
         </w:tabs>
-        <w:jc w:val="center"/>
-        <w:rPr>
-          <w:b/>
-          <w:bCs/>
-          <w:color w:val="2F5496"/>
-          <w:spacing w:val="-2"/>
-          <w:sz w:val="15"/>
-          <w:szCs w:val="15"/>
-        </w:rPr>
-      </w:pPr>
-    </w:p>
-    <w:p>
-      <w:pPr>
-        <w:tabs>
-          <w:tab w:val="left" w:pos="3636"/>
-        </w:tabs>
-        <w:jc w:val="center"/>
-        <w:rPr>
-          <w:b/>
-          <w:bCs/>
-          <w:color w:val="2F5496"/>
-          <w:spacing w:val="-2"/>
-          <w:sz w:val="15"/>
-          <w:szCs w:val="15"/>
-        </w:rPr>
-      </w:pPr>
-    </w:p>
-    <w:p>
-      <w:pPr>
-        <w:tabs>
-          <w:tab w:val="left" w:pos="3636"/>
-        </w:tabs>
-        <w:jc w:val="center"/>
-        <w:rPr>
-          <w:b/>
-          <w:bCs/>
-          <w:color w:val="2F5496"/>
-          <w:spacing w:val="-2"/>
-          <w:sz w:val="15"/>
-          <w:szCs w:val="15"/>
-        </w:rPr>
-      </w:pPr>
-    </w:p>
-    <w:p>
-      <w:pPr>
-        <w:tabs>
-          <w:tab w:val="left" w:pos="3636"/>
-        </w:tabs>
-        <w:jc w:val="center"/>
-        <w:rPr>
-          <w:b/>
-          <w:bCs/>
-          <w:color w:val="2F5496"/>
-          <w:spacing w:val="-2"/>
-          <w:sz w:val="15"/>
-          <w:szCs w:val="15"/>
-        </w:rPr>
-      </w:pPr>
-    </w:p>
-    <w:p>
-      <w:pPr>
-        <w:tabs>
-          <w:tab w:val="left" w:pos="3636"/>
-        </w:tabs>
-        <w:jc w:val="center"/>
-        <w:rPr>
-          <w:b/>
-          <w:bCs/>
-          <w:color w:val="2F5496"/>
-          <w:spacing w:val="-2"/>
-          <w:sz w:val="15"/>
-          <w:szCs w:val="15"/>
-        </w:rPr>
-      </w:pPr>
-    </w:p>
-    <w:p>
-      <w:pPr>
-        <w:tabs>
-          <w:tab w:val="left" w:pos="3636"/>
-        </w:tabs>
-        <w:jc w:val="center"/>
-        <w:rPr>
-          <w:b/>
-          <w:bCs/>
-          <w:color w:val="2F5496"/>
-          <w:spacing w:val="-2"/>
-          <w:sz w:val="15"/>
-          <w:szCs w:val="15"/>
-        </w:rPr>
-      </w:pPr>
-    </w:p>
-    <w:p>
-      <w:pPr>
-        <w:tabs>
-          <w:tab w:val="left" w:pos="3636"/>
-        </w:tabs>
-        <w:jc w:val="center"/>
-        <w:rPr>
-          <w:b/>
-          <w:bCs/>
-          <w:color w:val="2F5496"/>
-          <w:spacing w:val="-2"/>
-          <w:sz w:val="15"/>
-          <w:szCs w:val="15"/>
-        </w:rPr>
-      </w:pPr>
-    </w:p>
-    <w:p>
-      <w:pPr>
-        <w:tabs>
-          <w:tab w:val="left" w:pos="3636"/>
-        </w:tabs>
-        <w:jc w:val="center"/>
-        <w:rPr>
-          <w:b/>
-          <w:bCs/>
-          <w:color w:val="2F5496"/>
-          <w:spacing w:val="-2"/>
-          <w:sz w:val="15"/>
-          <w:szCs w:val="15"/>
-        </w:rPr>
-      </w:pPr>
-    </w:p>
-    <w:p>
-      <w:pPr>
-        <w:tabs>
-          <w:tab w:val="left" w:pos="3636"/>
-        </w:tabs>
-        <w:jc w:val="center"/>
-        <w:rPr>
-          <w:b/>
-          <w:bCs/>
-          <w:color w:val="2F5496"/>
-          <w:spacing w:val="-2"/>
-          <w:sz w:val="15"/>
-          <w:szCs w:val="15"/>
-        </w:rPr>
-      </w:pPr>
-    </w:p>
-    <w:p>
-      <w:pPr>
-        <w:tabs>
-          <w:tab w:val="left" w:pos="3636"/>
-        </w:tabs>
-        <w:jc w:val="center"/>
-        <w:rPr>
-          <w:b/>
-          <w:bCs/>
-          <w:color w:val="2F5496"/>
-          <w:spacing w:val="-2"/>
-          <w:sz w:val="15"/>
-          <w:szCs w:val="15"/>
-        </w:rPr>
-      </w:pPr>
-    </w:p>
-    <w:p>
-      <w:pPr>
-        <w:tabs>
-          <w:tab w:val="left" w:pos="3636"/>
-        </w:tabs>
-        <w:jc w:val="center"/>
-        <w:rPr>
-          <w:b/>
-          <w:bCs/>
-          <w:color w:val="2F5496"/>
-          <w:spacing w:val="-2"/>
-          <w:sz w:val="15"/>
-          <w:szCs w:val="15"/>
-        </w:rPr>
-      </w:pPr>
-    </w:p>
-    <w:p>
-      <w:pPr>
-        <w:tabs>
-          <w:tab w:val="left" w:pos="3636"/>
-        </w:tabs>
-        <w:jc w:val="center"/>
-        <w:rPr>
-          <w:b/>
-          <w:bCs/>
-          <w:color w:val="2F5496"/>
-          <w:spacing w:val="-2"/>
-          <w:sz w:val="15"/>
-          <w:szCs w:val="15"/>
-        </w:rPr>
-      </w:pPr>
-    </w:p>
-    <w:p>
-      <w:pPr>
-        <w:tabs>
-          <w:tab w:val="left" w:pos="3636"/>
-        </w:tabs>
-        <w:jc w:val="center"/>
-        <w:rPr>
-          <w:b/>
-          <w:bCs/>
-          <w:color w:val="2F5496"/>
-          <w:spacing w:val="-2"/>
-          <w:sz w:val="15"/>
-          <w:szCs w:val="15"/>
-        </w:rPr>
-      </w:pPr>
-    </w:p>
-    <w:p>
-      <w:pPr>
-        <w:tabs>
-          <w:tab w:val="left" w:pos="3636"/>
-        </w:tabs>
-        <w:jc w:val="center"/>
-        <w:rPr>
-          <w:b/>
-          <w:bCs/>
-          <w:color w:val="2F5496"/>
-          <w:spacing w:val="-2"/>
-          <w:sz w:val="15"/>
-          <w:szCs w:val="15"/>
-        </w:rPr>
-      </w:pPr>
-    </w:p>
-    <w:p>
-      <w:pPr>
-        <w:tabs>
-          <w:tab w:val="left" w:pos="3636"/>
-        </w:tabs>
-        <w:jc w:val="center"/>
-        <w:rPr>
-          <w:b/>
-          <w:bCs/>
-          <w:color w:val="2F5496"/>
-          <w:spacing w:val="-2"/>
-          <w:sz w:val="15"/>
-          <w:szCs w:val="15"/>
-        </w:rPr>
-      </w:pPr>
-    </w:p>
-    <w:p>
-      <w:pPr>
-        <w:tabs>
-          <w:tab w:val="left" w:pos="3636"/>
-        </w:tabs>
-        <w:jc w:val="center"/>
-        <w:rPr>
-          <w:b/>
-          <w:bCs/>
-          <w:color w:val="2F5496"/>
-          <w:spacing w:val="-2"/>
-          <w:sz w:val="15"/>
-          <w:szCs w:val="15"/>
-        </w:rPr>
-      </w:pPr>
-    </w:p>
-    <w:p>
-      <w:pPr>
-        <w:tabs>
-          <w:tab w:val="left" w:pos="3636"/>
-        </w:tabs>
-        <w:jc w:val="center"/>
-        <w:rPr>
-          <w:b/>
-          <w:bCs/>
-          <w:color w:val="2F5496"/>
-          <w:spacing w:val="-2"/>
-          <w:sz w:val="15"/>
-          <w:szCs w:val="15"/>
-        </w:rPr>
-      </w:pPr>
-    </w:p>
-    <w:p>
-      <w:pPr>
-        <w:tabs>
-          <w:tab w:val="left" w:pos="3636"/>
-        </w:tabs>
-        <w:jc w:val="center"/>
-        <w:rPr>
-          <w:b/>
-          <w:bCs/>
-          <w:color w:val="2F5496"/>
-          <w:spacing w:val="-2"/>
-          <w:sz w:val="15"/>
-          <w:szCs w:val="15"/>
-        </w:rPr>
-      </w:pPr>
-    </w:p>
-    <w:p>
-      <w:pPr>
-        <w:tabs>
-          <w:tab w:val="left" w:pos="3636"/>
-        </w:tabs>
-        <w:jc w:val="center"/>
-        <w:rPr>
-          <w:b/>
-          <w:bCs/>
-          <w:color w:val="2F5496"/>
-          <w:spacing w:val="-2"/>
-          <w:sz w:val="15"/>
-          <w:szCs w:val="15"/>
-        </w:rPr>
-      </w:pPr>
-    </w:p>
-    <w:p>
-      <w:pPr>
-        <w:tabs>
-          <w:tab w:val="left" w:pos="3636"/>
-        </w:tabs>
-        <w:jc w:val="center"/>
-        <w:rPr>
-          <w:b/>
-          <w:bCs/>
-          <w:color w:val="2F5496"/>
-          <w:spacing w:val="-2"/>
-          <w:sz w:val="15"/>
-          <w:szCs w:val="15"/>
-        </w:rPr>
-      </w:pPr>
-    </w:p>
-    <w:p>
-      <w:pPr>
-        <w:tabs>
-          <w:tab w:val="left" w:pos="3636"/>
-        </w:tabs>
-        <w:jc w:val="center"/>
-        <w:rPr>
-          <w:b/>
-          <w:bCs/>
-          <w:color w:val="2F5496"/>
-          <w:spacing w:val="-2"/>
-          <w:sz w:val="15"/>
-          <w:szCs w:val="15"/>
-        </w:rPr>
-      </w:pPr>
-    </w:p>
-    <w:p>
-      <w:pPr>
-        <w:tabs>
-          <w:tab w:val="left" w:pos="3636"/>
-        </w:tabs>
-        <w:jc w:val="center"/>
-        <w:rPr>
-          <w:b/>
-          <w:bCs/>
-          <w:color w:val="2F5496"/>
-          <w:spacing w:val="-2"/>
-          <w:sz w:val="15"/>
-          <w:szCs w:val="15"/>
-        </w:rPr>
-      </w:pPr>
-    </w:p>
-    <w:p>
-      <w:pPr>
-        <w:tabs>
-          <w:tab w:val="left" w:pos="3636"/>
-        </w:tabs>
-        <w:jc w:val="center"/>
-        <w:rPr>
-          <w:b/>
-          <w:bCs/>
-          <w:color w:val="2F5496"/>
-          <w:spacing w:val="-2"/>
-          <w:sz w:val="15"/>
-          <w:szCs w:val="15"/>
-        </w:rPr>
-      </w:pPr>
-    </w:p>
-    <w:p>
-      <w:pPr>
-        <w:tabs>
-          <w:tab w:val="left" w:pos="3636"/>
-        </w:tabs>
-        <w:jc w:val="center"/>
-        <w:rPr>
-          <w:b/>
-          <w:bCs/>
-          <w:color w:val="2F5496"/>
-          <w:spacing w:val="-2"/>
-          <w:sz w:val="15"/>
-          <w:szCs w:val="15"/>
-        </w:rPr>
-      </w:pPr>
-    </w:p>
-    <w:p>
-      <w:pPr>
-        <w:tabs>
-          <w:tab w:val="left" w:pos="3636"/>
-        </w:tabs>
-        <w:jc w:val="center"/>
-        <w:rPr>
-          <w:b/>
-          <w:bCs/>
-          <w:color w:val="2F5496"/>
-          <w:spacing w:val="-2"/>
-          <w:sz w:val="15"/>
-          <w:szCs w:val="15"/>
-        </w:rPr>
-      </w:pPr>
-    </w:p>
-    <w:p>
-      <w:pPr>
-        <w:tabs>
-          <w:tab w:val="left" w:pos="3636"/>
-        </w:tabs>
-        <w:jc w:val="center"/>
-        <w:rPr>
-          <w:b/>
-          <w:bCs/>
-          <w:color w:val="2F5496"/>
-          <w:spacing w:val="-2"/>
-          <w:sz w:val="15"/>
-          <w:szCs w:val="15"/>
-        </w:rPr>
-      </w:pPr>
-    </w:p>
-    <w:p>
-      <w:pPr>
-        <w:tabs>
-          <w:tab w:val="left" w:pos="3636"/>
-        </w:tabs>
-        <w:jc w:val="center"/>
-        <w:rPr>
-          <w:b/>
-          <w:bCs/>
-          <w:color w:val="2F5496"/>
-          <w:spacing w:val="-2"/>
-          <w:sz w:val="15"/>
-          <w:szCs w:val="15"/>
-        </w:rPr>
-      </w:pPr>
-    </w:p>
-    <w:p>
-      <w:pPr>
-        <w:tabs>
-          <w:tab w:val="left" w:pos="3636"/>
-        </w:tabs>
-        <w:jc w:val="center"/>
-        <w:rPr>
-          <w:b/>
-          <w:bCs/>
-          <w:color w:val="2F5496"/>
-          <w:spacing w:val="-2"/>
-          <w:sz w:val="15"/>
-          <w:szCs w:val="15"/>
-        </w:rPr>
-      </w:pPr>
-    </w:p>
-    <w:p>
-      <w:pPr>
-        <w:tabs>
-          <w:tab w:val="left" w:pos="3636"/>
-        </w:tabs>
-        <w:jc w:val="center"/>
-        <w:rPr>
-          <w:b/>
-          <w:bCs/>
-          <w:color w:val="2F5496"/>
-          <w:spacing w:val="-2"/>
-          <w:sz w:val="15"/>
-          <w:szCs w:val="15"/>
-        </w:rPr>
-      </w:pPr>
-    </w:p>
-    <w:p>
-      <w:pPr>
-        <w:tabs>
-          <w:tab w:val="left" w:pos="3636"/>
-        </w:tabs>
-        <w:jc w:val="center"/>
-        <w:rPr>
-          <w:b/>
-          <w:bCs/>
-          <w:color w:val="2F5496"/>
-          <w:spacing w:val="-2"/>
-          <w:sz w:val="15"/>
-          <w:szCs w:val="15"/>
-        </w:rPr>
-      </w:pPr>
-    </w:p>
-    <w:p>
-      <w:pPr>
-        <w:tabs>
-          <w:tab w:val="left" w:pos="3636"/>
-        </w:tabs>
-        <w:jc w:val="center"/>
-        <w:rPr>
-          <w:b/>
-          <w:bCs/>
-          <w:color w:val="2F5496"/>
-          <w:spacing w:val="-2"/>
-          <w:sz w:val="15"/>
-          <w:szCs w:val="15"/>
-        </w:rPr>
-      </w:pPr>
-    </w:p>
-    <w:p>
-      <w:pPr>
-        <w:tabs>
-          <w:tab w:val="left" w:pos="3636"/>
-        </w:tabs>
-        <w:jc w:val="center"/>
-        <w:rPr>
-          <w:b/>
-          <w:bCs/>
-          <w:color w:val="2F5496"/>
-          <w:spacing w:val="-2"/>
-          <w:sz w:val="15"/>
-          <w:szCs w:val="15"/>
-        </w:rPr>
-      </w:pPr>
-    </w:p>
-    <w:p>
-      <w:pPr>
-        <w:tabs>
-          <w:tab w:val="left" w:pos="3636"/>
-        </w:tabs>
-        <w:jc w:val="center"/>
-        <w:rPr>
-          <w:b/>
-          <w:bCs/>
-          <w:color w:val="2F5496"/>
-          <w:spacing w:val="-2"/>
-          <w:sz w:val="15"/>
-          <w:szCs w:val="15"/>
-        </w:rPr>
-      </w:pPr>
-    </w:p>
-    <w:p>
-      <w:pPr>
-        <w:tabs>
-          <w:tab w:val="left" w:pos="3636"/>
-        </w:tabs>
-        <w:jc w:val="center"/>
-        <w:rPr>
-          <w:b/>
-          <w:bCs/>
-          <w:color w:val="2F5496"/>
-          <w:spacing w:val="-2"/>
-          <w:sz w:val="15"/>
-          <w:szCs w:val="15"/>
-        </w:rPr>
-      </w:pPr>
-    </w:p>
-    <w:p>
-      <w:pPr>
-        <w:tabs>
-          <w:tab w:val="left" w:pos="3636"/>
-        </w:tabs>
-        <w:jc w:val="center"/>
-        <w:rPr>
-          <w:b/>
-          <w:bCs/>
-          <w:color w:val="2F5496"/>
-          <w:spacing w:val="-2"/>
-          <w:sz w:val="15"/>
-          <w:szCs w:val="15"/>
-        </w:rPr>
-      </w:pPr>
-    </w:p>
-    <w:p>
-      <w:pPr>
-        <w:tabs>
-          <w:tab w:val="left" w:pos="3636"/>
-        </w:tabs>
-        <w:jc w:val="center"/>
-        <w:rPr>
-          <w:b/>
-          <w:bCs/>
-          <w:color w:val="2F5496"/>
-          <w:spacing w:val="-2"/>
-          <w:sz w:val="15"/>
-          <w:szCs w:val="15"/>
-        </w:rPr>
-      </w:pPr>
-    </w:p>
-    <w:p>
-      <w:pPr>
-        <w:tabs>
-          <w:tab w:val="left" w:pos="3636"/>
-        </w:tabs>
-        <w:jc w:val="center"/>
-        <w:rPr>
-          <w:b/>
-          <w:bCs/>
-          <w:color w:val="2F5496"/>
-          <w:spacing w:val="-2"/>
-          <w:sz w:val="15"/>
-          <w:szCs w:val="15"/>
-        </w:rPr>
-      </w:pPr>
-    </w:p>
-    <w:p>
-      <w:pPr>
-        <w:tabs>
-          <w:tab w:val="left" w:pos="3636"/>
-        </w:tabs>
-        <w:jc w:val="center"/>
-        <w:rPr>
-          <w:b/>
-          <w:bCs/>
-          <w:color w:val="2F5496"/>
-          <w:spacing w:val="-2"/>
-          <w:sz w:val="15"/>
-          <w:szCs w:val="15"/>
-        </w:rPr>
-      </w:pPr>
-    </w:p>
-    <w:p>
-      <w:pPr>
-        <w:tabs>
-          <w:tab w:val="left" w:pos="3636"/>
-        </w:tabs>
-        <w:jc w:val="center"/>
-        <w:rPr>
-          <w:b/>
-          <w:bCs/>
-          <w:color w:val="2F5496"/>
-          <w:spacing w:val="-2"/>
-          <w:sz w:val="15"/>
-          <w:szCs w:val="15"/>
-        </w:rPr>
-      </w:pPr>
-    </w:p>
-    <w:p>
-      <w:pPr>
-        <w:tabs>
-          <w:tab w:val="left" w:pos="3636"/>
-        </w:tabs>
-        <w:jc w:val="center"/>
-        <w:rPr>
-          <w:b/>
-          <w:bCs/>
-          <w:color w:val="2F5496"/>
-          <w:spacing w:val="-2"/>
-          <w:sz w:val="15"/>
-          <w:szCs w:val="15"/>
-        </w:rPr>
-      </w:pPr>
-    </w:p>
-    <w:p>
-      <w:pPr>
-        <w:tabs>
-          <w:tab w:val="left" w:pos="3636"/>
-        </w:tabs>
-        <w:jc w:val="center"/>
-        <w:rPr>
-          <w:b/>
-          <w:bCs/>
-          <w:color w:val="2F5496"/>
-          <w:spacing w:val="-2"/>
-          <w:sz w:val="15"/>
-          <w:szCs w:val="15"/>
-        </w:rPr>
-      </w:pPr>
-    </w:p>
-    <w:p>
-      <w:pPr>
-        <w:tabs>
-          <w:tab w:val="left" w:pos="3636"/>
-        </w:tabs>
-        <w:jc w:val="center"/>
-        <w:rPr>
-          <w:b/>
-          <w:bCs/>
-          <w:color w:val="2F5496"/>
-          <w:spacing w:val="-2"/>
-          <w:sz w:val="15"/>
-          <w:szCs w:val="15"/>
-        </w:rPr>
-      </w:pPr>
-    </w:p>
-    <w:p>
-      <w:pPr>
-        <w:tabs>
-          <w:tab w:val="left" w:pos="3636"/>
-        </w:tabs>
-        <w:jc w:val="center"/>
-        <w:rPr>
-          <w:b/>
-          <w:bCs/>
-          <w:color w:val="2F5496"/>
-          <w:spacing w:val="-2"/>
-          <w:sz w:val="15"/>
-          <w:szCs w:val="15"/>
-        </w:rPr>
-      </w:pPr>
-    </w:p>
-    <w:p>
-      <w:pPr>
-        <w:tabs>
-          <w:tab w:val="left" w:pos="3636"/>
-        </w:tabs>
-        <w:jc w:val="center"/>
-        <w:rPr>
-          <w:b/>
-          <w:bCs/>
-          <w:color w:val="2F5496"/>
-          <w:spacing w:val="-2"/>
-          <w:sz w:val="15"/>
-          <w:szCs w:val="15"/>
-        </w:rPr>
-      </w:pPr>
-    </w:p>
-    <w:p>
-      <w:pPr>
-        <w:tabs>
-          <w:tab w:val="left" w:pos="3636"/>
-        </w:tabs>
-        <w:jc w:val="center"/>
-        <w:rPr>
-          <w:b/>
-          <w:bCs/>
-          <w:color w:val="2F5496"/>
-          <w:spacing w:val="-2"/>
-          <w:sz w:val="15"/>
-          <w:szCs w:val="15"/>
-        </w:rPr>
-      </w:pPr>
-    </w:p>
-    <w:p>
-      <w:pPr>
-        <w:tabs>
-          <w:tab w:val="left" w:pos="3636"/>
-        </w:tabs>
-        <w:jc w:val="center"/>
-        <w:rPr>
-          <w:b/>
-          <w:bCs/>
-          <w:color w:val="2F5496"/>
-          <w:spacing w:val="-2"/>
-          <w:sz w:val="15"/>
-          <w:szCs w:val="15"/>
-        </w:rPr>
-      </w:pPr>
-    </w:p>
-    <w:p>
-      <w:pPr>
-        <w:tabs>
-          <w:tab w:val="left" w:pos="3636"/>
-        </w:tabs>
-        <w:jc w:val="center"/>
-        <w:rPr>
-          <w:b/>
-          <w:bCs/>
-          <w:color w:val="2F5496"/>
-          <w:spacing w:val="-2"/>
-          <w:sz w:val="15"/>
-          <w:szCs w:val="15"/>
-        </w:rPr>
-      </w:pPr>
-    </w:p>
-    <w:p>
-      <w:pPr>
-        <w:tabs>
-          <w:tab w:val="left" w:pos="3636"/>
-        </w:tabs>
-        <w:jc w:val="center"/>
-        <w:rPr>
-          <w:b/>
-          <w:bCs/>
-          <w:color w:val="2F5496"/>
-          <w:spacing w:val="-2"/>
-          <w:sz w:val="15"/>
-          <w:szCs w:val="15"/>
-        </w:rPr>
-      </w:pPr>
-    </w:p>
-    <w:p>
-      <w:pPr>
-        <w:tabs>
-          <w:tab w:val="left" w:pos="3636"/>
-        </w:tabs>
-        <w:jc w:val="center"/>
         <w:rPr>
           <w:b/>
           <w:bCs/>
@@ -18629,35 +17898,34 @@
           <w:sz w:val="15"/>
           <w:szCs w:val="15"/>
         </w:rPr>
+        <w:lastRenderedPageBreak/>
         <w:t>Appendices</w:t>
       </w:r>
     </w:p>
     <w:p>
       <w:pPr>
         <w:tabs>
-          <w:tab w:val="left" w:pos="5618"/>
+          <w:tab w:val="left" w:pos="3636"/>
         </w:tabs>
+        <w:jc w:val="center"/>
         <w:rPr>
+          <w:b/>
+          <w:bCs/>
+          <w:color w:val="2F5496"/>
+          <w:spacing w:val="-2"/>
           <w:sz w:val="15"/>
           <w:szCs w:val="15"/>
           <w:rtl/>
         </w:rPr>
       </w:pPr>
-    </w:p>
-    <w:p>
-      <w:pPr>
-        <w:pageBreakBefore/>
-        <w:jc w:val="center"/>
-      </w:pPr>
       <w:r>
         <w:rPr>
           <w:noProof/>
         </w:rPr>
-        <w:lastRenderedPageBreak/>
         <w:drawing>
-          <wp:inline distT="0" distB="0" distL="0" distR="0" wp14:anchorId="5041609B" wp14:editId="57F99692">
-            <wp:extent cx="4922520" cy="7139940"/>
-            <wp:effectExtent l="0" t="0" r="0" b="3810"/>
+          <wp:inline distT="0" distB="0" distL="0" distR="0" wp14:anchorId="0DD0C65E" wp14:editId="1D56CC3B">
+            <wp:extent cx="4762500" cy="6842760"/>
+            <wp:effectExtent l="0" t="0" r="0" b="0"/>
             <wp:docPr id="100" name="CertPage1"/>
             <wp:cNvGraphicFramePr/>
             <a:graphic xmlns:a="http://schemas.openxmlformats.org/drawingml/2006/main">
@@ -18676,7 +17944,7 @@
                   <pic:spPr>
                     <a:xfrm>
                       <a:off x="0" y="0"/>
-                      <a:ext cx="4922777" cy="7140313"/>
+                      <a:ext cx="4762749" cy="6843118"/>
                     </a:xfrm>
                     <a:prstGeom prst="rect">
                       <a:avLst/>
@@ -18692,7 +17960,6 @@
     <w:p>
       <w:pPr>
         <w:pageBreakBefore/>
-        <w:jc w:val="center"/>
       </w:pPr>
       <w:r>
         <w:rPr>
@@ -18700,7 +17967,7 @@
         </w:rPr>
         <w:lastRenderedPageBreak/>
         <w:drawing>
-          <wp:inline distT="0" distB="0" distL="0" distR="0" wp14:anchorId="3979C60E" wp14:editId="0FAFD996">
+          <wp:inline distT="0" distB="0" distL="0" distR="0" wp14:anchorId="4ED8920B" wp14:editId="656799DE">
             <wp:extent cx="5624322" cy="7955694"/>
             <wp:effectExtent l="0" t="0" r="0" b="0"/>
             <wp:docPr id="101" name="CertPage2"/>
@@ -19144,7 +18411,7 @@
         <v:shape id="_x0000_s1026" type="#_x0000_t75" style="position:absolute;left:0;text-align:left;margin-left:422.7pt;margin-top:-41.95pt;width:94.1pt;height:81.7pt;z-index:251658240">
           <v:imagedata r:id="rId1" o:title=""/>
         </v:shape>
-        <o:OLEObject Type="Embed" ProgID="Acrobat.Document.DC" ShapeID="_x0000_s1026" DrawAspect="Content" ObjectID="_1837075337" r:id="rId2"/>
+        <o:OLEObject Type="Embed" ProgID="Acrobat.Document.DC" ShapeID="_x0000_s1026" DrawAspect="Content" ObjectID="_1841133409" r:id="rId2"/>
       </w:object>
     </w:r>
     <w:r>
@@ -19233,7 +18500,7 @@
         <v:shape id="_x0000_s1025" type="#_x0000_t75" style="position:absolute;left:0;text-align:left;margin-left:420.9pt;margin-top:-39.8pt;width:94.1pt;height:88.3pt;z-index:251657216">
           <v:imagedata r:id="rId1" o:title=""/>
         </v:shape>
-        <o:OLEObject Type="Embed" ProgID="Acrobat.Document.DC" ShapeID="_x0000_s1025" DrawAspect="Content" ObjectID="_1837075338" r:id="rId2"/>
+        <o:OLEObject Type="Embed" ProgID="Acrobat.Document.DC" ShapeID="_x0000_s1025" DrawAspect="Content" ObjectID="_1841133410" r:id="rId2"/>
       </w:object>
     </w:r>
     <w:r>
@@ -20629,6 +19896,7 @@
   <w:style w:type="character" w:default="1" w:styleId="DefaultParagraphFont">
     <w:name w:val="Default Paragraph Font"/>
     <w:uiPriority w:val="1"/>
+    <w:semiHidden/>
     <w:unhideWhenUsed/>
   </w:style>
   <w:style w:type="table" w:default="1" w:styleId="TableNormal">
@@ -22663,9 +21931,11 @@
     <w:rsid w:val="00D67CB0"/>
     <w:rsid w:val="00D74C5E"/>
     <w:rsid w:val="00D97D59"/>
+    <w:rsid w:val="00DA1CA6"/>
     <w:rsid w:val="00DC521F"/>
     <w:rsid w:val="00DE06E8"/>
     <w:rsid w:val="00DE0DA7"/>
+    <w:rsid w:val="00DE3304"/>
     <w:rsid w:val="00DE79EA"/>
     <w:rsid w:val="00DF3C9F"/>
     <w:rsid w:val="00E15998"/>

--- a/RD6-AutoTemplate.docx
+++ b/RD6-AutoTemplate.docx
@@ -20,18 +20,7 @@
         <w:rPr>
           <w:lang w:val="en-US"/>
         </w:rPr>
-        <w:t>COMPLETION OF WORKS</w:t>
-      </w:r>
-      <w:r>
-        <w:rPr>
-          <w:lang w:val="en-US"/>
-        </w:rPr>
-        <w:t xml:space="preserve"> / CERTIFICATE OF APPROVAL</w:t>
-      </w:r>
-      <w:r>
-        <w:rPr>
-          <w:lang w:val="en-US"/>
-        </w:rPr>
+        <w:t>COMPLETION OF WORKS / CERTIFICATE OF APPROVAL</w:t>
         <w:br/>
       </w:r>
       <w:bookmarkEnd w:id="1"/>
@@ -102,14 +91,7 @@
                 <w:b/>
                 <w:sz w:val="18"/>
               </w:rPr>
-              <w:t xml:space="preserve">DOCUMENT </w:t>
-            </w:r>
-            <w:r>
-              <w:rPr>
-                <w:b/>
-                <w:sz w:val="18"/>
-              </w:rPr>
-              <w:t>REFERENCE</w:t>
+              <w:t>DOCUMENT REFERENCE</w:t>
             </w:r>
             <w:r>
               <w:rPr>
@@ -262,23 +244,7 @@
                 <w:sz w:val="18"/>
                 <w:szCs w:val="18"/>
               </w:rPr>
-              <w:t>Number of buildings</w:t>
-            </w:r>
-            <w:r>
-              <w:rPr>
-                <w:b/>
-                <w:sz w:val="18"/>
-                <w:szCs w:val="18"/>
-              </w:rPr>
-              <w:t>:</w:t>
-            </w:r>
-            <w:r>
-              <w:rPr>
-                <w:b/>
-                <w:sz w:val="18"/>
-                <w:szCs w:val="18"/>
-              </w:rPr>
-              <w:t xml:space="preserve"> </w:t>
+              <w:t xml:space="preserve">Number of buildings: </w:t>
             </w:r>
             <w:sdt>
               <w:sdtPr>
@@ -998,15 +964,7 @@
                 <w:sz w:val="18"/>
                 <w:szCs w:val="18"/>
               </w:rPr>
-              <w:t>I - PROJECT</w:t>
-            </w:r>
-            <w:r>
-              <w:rPr>
-                <w:b/>
-                <w:sz w:val="18"/>
-                <w:szCs w:val="18"/>
-              </w:rPr>
-              <w:t xml:space="preserve"> INFORMATION</w:t>
+              <w:t>I - PROJECT INFORMATION</w:t>
             </w:r>
           </w:p>
           <w:p>
@@ -1065,31 +1023,7 @@
                 <w:sz w:val="18"/>
                 <w:szCs w:val="18"/>
               </w:rPr>
-              <w:t>PROJECT TITLE (NAM</w:t>
-            </w:r>
-            <w:r>
-              <w:rPr>
-                <w:b/>
-                <w:sz w:val="18"/>
-                <w:szCs w:val="18"/>
-              </w:rPr>
-              <w:t>E</w:t>
-            </w:r>
-            <w:r>
-              <w:rPr>
-                <w:b/>
-                <w:sz w:val="18"/>
-                <w:szCs w:val="18"/>
-              </w:rPr>
-              <w:t>):</w:t>
-            </w:r>
-            <w:r>
-              <w:rPr>
-                <w:b/>
-                <w:sz w:val="18"/>
-                <w:szCs w:val="18"/>
-              </w:rPr>
-              <w:t xml:space="preserve"> </w:t>
+              <w:t xml:space="preserve">PROJECT TITLE (NAME): </w:t>
             </w:r>
             <w:sdt>
               <w:sdtPr>
@@ -1128,15 +1062,7 @@
                 <w:sz w:val="18"/>
                 <w:szCs w:val="18"/>
               </w:rPr>
-              <w:t xml:space="preserve"> </w:t>
-            </w:r>
-            <w:r>
-              <w:rPr>
-                <w:b/>
-                <w:sz w:val="18"/>
-                <w:szCs w:val="18"/>
-              </w:rPr>
-              <w:t xml:space="preserve"> </w:t>
+              <w:t xml:space="preserve">  </w:t>
             </w:r>
             <w:bookmarkStart w:id="3" w:name="TITLE"/>
             <w:r>
@@ -1147,27 +1073,7 @@
                 <w:spacing w:val="-2"/>
                 <w:sz w:val="18"/>
               </w:rPr>
-              <w:t xml:space="preserve"> </w:t>
-            </w:r>
-            <w:r>
-              <w:rPr>
-                <w:b/>
-                <w:bCs/>
-                <w:color w:val="2F5496"/>
-                <w:spacing w:val="-2"/>
-                <w:sz w:val="18"/>
-              </w:rPr>
-              <w:t xml:space="preserve">  </w:t>
-            </w:r>
-            <w:r>
-              <w:rPr>
-                <w:b/>
-                <w:bCs/>
-                <w:color w:val="2F5496"/>
-                <w:spacing w:val="-2"/>
-                <w:sz w:val="18"/>
-              </w:rPr>
-              <w:t xml:space="preserve"> </w:t>
+              <w:t xml:space="preserve">    </w:t>
             </w:r>
             <w:bookmarkEnd w:id="3"/>
           </w:p>
@@ -1288,17 +1194,7 @@
                 <w:spacing w:val="-2"/>
                 <w:sz w:val="18"/>
               </w:rPr>
-              <w:t xml:space="preserve">  </w:t>
-            </w:r>
-            <w:r>
-              <w:rPr>
-                <w:b/>
-                <w:bCs/>
-                <w:color w:val="2F5496"/>
-                <w:spacing w:val="-2"/>
-                <w:sz w:val="18"/>
-              </w:rPr>
-              <w:t xml:space="preserve">   </w:t>
+              <w:t xml:space="preserve">     </w:t>
             </w:r>
             <w:sdt>
               <w:sdtPr>
@@ -1506,47 +1402,7 @@
                 <w:sz w:val="18"/>
                 <w:szCs w:val="18"/>
               </w:rPr>
-              <w:t>I</w:t>
-            </w:r>
-            <w:r>
-              <w:rPr>
-                <w:b/>
-                <w:sz w:val="18"/>
-                <w:szCs w:val="18"/>
-              </w:rPr>
-              <w:t>I</w:t>
-            </w:r>
-            <w:r>
-              <w:rPr>
-                <w:b/>
-                <w:sz w:val="18"/>
-                <w:szCs w:val="18"/>
-              </w:rPr>
-              <w:t xml:space="preserve"> –</w:t>
-            </w:r>
-            <w:r>
-              <w:rPr>
-                <w:b/>
-                <w:sz w:val="18"/>
-                <w:szCs w:val="18"/>
-              </w:rPr>
-              <w:t xml:space="preserve"> </w:t>
-            </w:r>
-            <w:r>
-              <w:rPr>
-                <w:b/>
-                <w:sz w:val="18"/>
-                <w:szCs w:val="18"/>
-              </w:rPr>
-              <w:t>ACHIEVEMENT</w:t>
-            </w:r>
-            <w:r>
-              <w:rPr>
-                <w:b/>
-                <w:sz w:val="18"/>
-                <w:szCs w:val="18"/>
-              </w:rPr>
-              <w:t xml:space="preserve"> OF WORKS</w:t>
+              <w:t>II – ACHIEVEMENT OF WORKS</w:t>
             </w:r>
           </w:p>
           <w:p>
@@ -1609,22 +1465,7 @@
                 <w:sz w:val="18"/>
                 <w:szCs w:val="18"/>
               </w:rPr>
-              <w:t>Does this report concern the whole project?</w:t>
-            </w:r>
-            <w:r>
-              <w:rPr>
-                <w:b/>
-                <w:sz w:val="18"/>
-                <w:szCs w:val="18"/>
-              </w:rPr>
-              <w:t xml:space="preserve">         </w:t>
-            </w:r>
-            <w:r>
-              <w:rPr>
-                <w:b/>
-                <w:sz w:val="18"/>
-                <w:szCs w:val="18"/>
-              </w:rPr>
+              <w:t xml:space="preserve">Does this report concern the whole project?         </w:t>
               <w:tab/>
             </w:r>
             <w:sdt>
@@ -1664,14 +1505,6 @@
                 <w:szCs w:val="18"/>
               </w:rPr>
               <w:t xml:space="preserve"> YES </w:t>
-            </w:r>
-            <w:r>
-              <w:rPr>
-                <w:b/>
-                <w:spacing w:val="-1"/>
-                <w:sz w:val="18"/>
-                <w:szCs w:val="18"/>
-              </w:rPr>
               <w:tab/>
             </w:r>
             <w:sdt>
@@ -1710,16 +1543,7 @@
                 <w:sz w:val="18"/>
                 <w:szCs w:val="18"/>
               </w:rPr>
-              <w:t xml:space="preserve"> </w:t>
-            </w:r>
-            <w:r>
-              <w:rPr>
-                <w:b/>
-                <w:spacing w:val="-1"/>
-                <w:sz w:val="18"/>
-                <w:szCs w:val="18"/>
-              </w:rPr>
-              <w:t>NO</w:t>
+              <w:t xml:space="preserve"> NO</w:t>
             </w:r>
           </w:p>
           <w:p>
@@ -1827,17 +1651,19 @@
                 <w:spacing w:val="-2"/>
                 <w:sz w:val="18"/>
               </w:rPr>
-              <w:fldChar w:fldCharType="begin"/>
+              <w:t>. This assessment includes considerations for</w:t>
             </w:r>
             <w:r>
               <w:rPr>
+                <w:rFonts w:hint="cs"/>
                 <w:b/>
                 <w:bCs/>
                 <w:color w:val="2F5496"/>
                 <w:spacing w:val="-2"/>
                 <w:sz w:val="18"/>
-              </w:rPr>
-              <w:instrText xml:space="preserve"> REF NOOFBUILDINGS \h </w:instrText>
+                <w:rtl/>
+              </w:rPr>
+              <w:t xml:space="preserve"> </w:t>
             </w:r>
             <w:r>
               <w:rPr>
@@ -1847,98 +1673,7 @@
                 <w:spacing w:val="-2"/>
                 <w:sz w:val="18"/>
               </w:rPr>
-            </w:r>
-            <w:r>
-              <w:rPr>
-                <w:b/>
-                <w:bCs/>
-                <w:color w:val="2F5496"/>
-                <w:spacing w:val="-2"/>
-                <w:sz w:val="18"/>
-              </w:rPr>
-              <w:fldChar w:fldCharType="separate"/>
-            </w:r>
-            <w:r>
-              <w:rPr>
-                <w:b/>
-                <w:bCs/>
-                <w:color w:val="2F5496"/>
-                <w:spacing w:val="-2"/>
-                <w:sz w:val="18"/>
-              </w:rPr>
-              <w:fldChar w:fldCharType="end"/>
-            </w:r>
-            <w:r>
-              <w:rPr>
-                <w:b/>
-                <w:bCs/>
-                <w:color w:val="2F5496"/>
-                <w:spacing w:val="-2"/>
-                <w:sz w:val="18"/>
-              </w:rPr>
-              <w:t>.</w:t>
-            </w:r>
-            <w:r>
-              <w:rPr>
-                <w:b/>
-                <w:bCs/>
-                <w:color w:val="2F5496"/>
-                <w:spacing w:val="-2"/>
-                <w:sz w:val="18"/>
-              </w:rPr>
-              <w:t> </w:t>
-            </w:r>
-            <w:r>
-              <w:rPr>
-                <w:b/>
-                <w:bCs/>
-                <w:color w:val="2F5496"/>
-                <w:spacing w:val="-2"/>
-                <w:sz w:val="18"/>
-              </w:rPr>
-              <w:t>This assessment includes considerations for</w:t>
-            </w:r>
-            <w:r>
-              <w:rPr>
-                <w:rFonts w:hint="cs"/>
-                <w:b/>
-                <w:bCs/>
-                <w:color w:val="2F5496"/>
-                <w:spacing w:val="-2"/>
-                <w:sz w:val="18"/>
-                <w:rtl/>
-              </w:rPr>
-              <w:t xml:space="preserve"> </w:t>
-            </w:r>
-            <w:r>
-              <w:rPr>
-                <w:b/>
-                <w:bCs/>
-                <w:color w:val="2F5496"/>
-                <w:spacing w:val="-2"/>
-                <w:sz w:val="18"/>
-              </w:rPr>
-              <w:t>solidity and stability, including the envelope elements; waterproofing of roofs and fa</w:t>
-            </w:r>
-            <w:r>
-              <w:rPr>
-                <w:b/>
-                <w:bCs/>
-                <w:color w:val="2F5496"/>
-                <w:spacing w:val="-2"/>
-                <w:sz w:val="18"/>
-              </w:rPr>
-              <w:t>c</w:t>
-            </w:r>
-            <w:r>
-              <w:rPr>
-                <w:b/>
-                <w:bCs/>
-                <w:color w:val="2F5496"/>
-                <w:spacing w:val="-2"/>
-                <w:sz w:val="18"/>
-              </w:rPr>
-              <w:t>ades; and wind load.</w:t>
+              <w:t>solidity and stability, including the envelope elements; waterproofing of roofs and facades; and wind load.</w:t>
             </w:r>
           </w:p>
           <w:p>
@@ -2837,21 +2572,7 @@
                 <w:szCs w:val="18"/>
               </w:rPr>
               <w:t xml:space="preserve"> Expected</w:t>
-            </w:r>
-            <w:r>
-              <w:rPr>
-                <w:b/>
-                <w:sz w:val="18"/>
-                <w:szCs w:val="18"/>
-              </w:rPr>
               <w:tab/>
-            </w:r>
-            <w:r>
-              <w:rPr>
-                <w:b/>
-                <w:sz w:val="18"/>
-                <w:szCs w:val="18"/>
-              </w:rPr>
               <w:t xml:space="preserve">           </w:t>
             </w:r>
             <w:sdt>
@@ -2887,15 +2608,7 @@
                 <w:sz w:val="18"/>
                 <w:szCs w:val="18"/>
               </w:rPr>
-              <w:t xml:space="preserve"> </w:t>
-            </w:r>
-            <w:r>
-              <w:rPr>
-                <w:b/>
-                <w:sz w:val="18"/>
-                <w:szCs w:val="18"/>
-              </w:rPr>
-              <w:t>Confirmed</w:t>
+              <w:t xml:space="preserve"> Confirmed</w:t>
             </w:r>
           </w:p>
         </w:tc>
@@ -3273,15 +2986,7 @@
                 <w:sz w:val="18"/>
                 <w:szCs w:val="18"/>
               </w:rPr>
-              <w:t>III – MODIFICATIONS REGARDING RD0</w:t>
-            </w:r>
-            <w:r>
-              <w:rPr>
-                <w:b/>
-                <w:sz w:val="18"/>
-                <w:szCs w:val="18"/>
-              </w:rPr>
-              <w:t>/RD1</w:t>
+              <w:t>III – MODIFICATIONS REGARDING RD0/RD1</w:t>
             </w:r>
           </w:p>
           <w:p>
@@ -3347,13 +3052,6 @@
                 <w:szCs w:val="18"/>
               </w:rPr>
               <w:t>Was there any modification regarding RD0?</w:t>
-            </w:r>
-            <w:r>
-              <w:rPr>
-                <w:b/>
-                <w:sz w:val="18"/>
-                <w:szCs w:val="18"/>
-              </w:rPr>
               <w:tab/>
             </w:r>
             <w:sdt>
@@ -3393,14 +3091,6 @@
                 <w:szCs w:val="18"/>
               </w:rPr>
               <w:t xml:space="preserve"> YES </w:t>
-            </w:r>
-            <w:r>
-              <w:rPr>
-                <w:b/>
-                <w:spacing w:val="-1"/>
-                <w:sz w:val="18"/>
-                <w:szCs w:val="18"/>
-              </w:rPr>
               <w:tab/>
             </w:r>
             <w:sdt>
@@ -3480,13 +3170,6 @@
                 <w:szCs w:val="18"/>
               </w:rPr>
               <w:t>Was there any modification regarding RD1?</w:t>
-            </w:r>
-            <w:r>
-              <w:rPr>
-                <w:b/>
-                <w:sz w:val="18"/>
-                <w:szCs w:val="18"/>
-              </w:rPr>
               <w:tab/>
             </w:r>
             <w:sdt>
@@ -3526,14 +3209,6 @@
                 <w:szCs w:val="18"/>
               </w:rPr>
               <w:t xml:space="preserve"> YES </w:t>
-            </w:r>
-            <w:r>
-              <w:rPr>
-                <w:b/>
-                <w:spacing w:val="-1"/>
-                <w:sz w:val="18"/>
-                <w:szCs w:val="18"/>
-              </w:rPr>
               <w:tab/>
             </w:r>
             <w:sdt>
@@ -3621,39 +3296,7 @@
                 <w:sz w:val="18"/>
                 <w:szCs w:val="18"/>
               </w:rPr>
-              <w:t xml:space="preserve">If </w:t>
-            </w:r>
-            <w:r>
-              <w:rPr>
-                <w:b/>
-                <w:sz w:val="18"/>
-                <w:szCs w:val="18"/>
-              </w:rPr>
-              <w:t>YES to any of the above questions</w:t>
-            </w:r>
-            <w:r>
-              <w:rPr>
-                <w:b/>
-                <w:sz w:val="18"/>
-                <w:szCs w:val="18"/>
-              </w:rPr>
-              <w:t xml:space="preserve">, please </w:t>
-            </w:r>
-            <w:r>
-              <w:rPr>
-                <w:b/>
-                <w:sz w:val="18"/>
-                <w:szCs w:val="18"/>
-              </w:rPr>
-              <w:t>describe below the modifications (section, modification)</w:t>
-            </w:r>
-            <w:r>
-              <w:rPr>
-                <w:b/>
-                <w:sz w:val="18"/>
-                <w:szCs w:val="18"/>
-              </w:rPr>
-              <w:t xml:space="preserve">: </w:t>
+              <w:t xml:space="preserve">If YES to any of the above questions, please describe below the modifications (section, modification): </w:t>
             </w:r>
           </w:p>
           <w:p>
@@ -4077,25 +3720,7 @@
                 <w:sz w:val="18"/>
               </w:rPr>
               <w:fldChar w:fldCharType="begin"/>
-            </w:r>
-            <w:r>
-              <w:rPr>
-                <w:b/>
-                <w:bCs/>
-                <w:color w:val="2F5496"/>
-                <w:spacing w:val="-2"/>
-                <w:sz w:val="18"/>
-              </w:rPr>
               <w:instrText xml:space="preserve"> RD  RD0TREPORT </w:instrText>
-            </w:r>
-            <w:r>
-              <w:rPr>
-                <w:b/>
-                <w:bCs/>
-                <w:color w:val="2F5496"/>
-                <w:spacing w:val="-2"/>
-                <w:sz w:val="18"/>
-              </w:rPr>
               <w:fldChar w:fldCharType="end"/>
             </w:r>
           </w:p>
@@ -4211,13 +3836,6 @@
                 <w:szCs w:val="18"/>
               </w:rPr>
               <w:t xml:space="preserve"> RD1 – Special Foundation Report </w:t>
-            </w:r>
-            <w:r>
-              <w:rPr>
-                <w:b/>
-                <w:sz w:val="18"/>
-                <w:szCs w:val="18"/>
-              </w:rPr>
               <w:tab/>
             </w:r>
           </w:p>
@@ -4530,7 +4148,6 @@
                 <w:spacing w:val="-2"/>
                 <w:sz w:val="18"/>
               </w:rPr>
-              <w:fldChar w:fldCharType="begin"/>
             </w:r>
             <w:r>
               <w:rPr>
@@ -4550,34 +4167,7 @@
                 <w:sz w:val="18"/>
               </w:rPr>
               <w:instrText xml:space="preserve"> \* MERGEFORMAT </w:instrText>
-            </w:r>
-            <w:r>
-              <w:rPr>
-                <w:b/>
-                <w:bCs/>
-                <w:color w:val="2F5496" w:themeColor="accent1" w:themeShade="BF"/>
-                <w:spacing w:val="-2"/>
-                <w:sz w:val="18"/>
-              </w:rPr>
-            </w:r>
-            <w:r>
-              <w:rPr>
-                <w:b/>
-                <w:bCs/>
-                <w:color w:val="2F5496" w:themeColor="accent1" w:themeShade="BF"/>
-                <w:spacing w:val="-2"/>
-                <w:sz w:val="18"/>
-              </w:rPr>
               <w:fldChar w:fldCharType="separate"/>
-            </w:r>
-            <w:r>
-              <w:rPr>
-                <w:b/>
-                <w:bCs/>
-                <w:color w:val="2F5496" w:themeColor="accent1" w:themeShade="BF"/>
-                <w:spacing w:val="-2"/>
-                <w:sz w:val="18"/>
-              </w:rPr>
               <w:t xml:space="preserve"> </w:t>
             </w:r>
             <w:sdt>
@@ -4623,16 +4213,6 @@
               </w:rPr>
               <w:t xml:space="preserve">  </w:t>
             </w:r>
-            <w:r>
-              <w:rPr>
-                <w:b/>
-                <w:bCs/>
-                <w:color w:val="2F5496" w:themeColor="accent1" w:themeShade="BF"/>
-                <w:spacing w:val="-2"/>
-                <w:sz w:val="18"/>
-              </w:rPr>
-              <w:fldChar w:fldCharType="end"/>
-            </w:r>
           </w:p>
         </w:tc>
       </w:tr>
@@ -5061,23 +4641,7 @@
                 <w:sz w:val="18"/>
                 <w:szCs w:val="18"/>
               </w:rPr>
-              <w:t xml:space="preserve">V – </w:t>
-            </w:r>
-            <w:r>
-              <w:rPr>
-                <w:b/>
-                <w:sz w:val="18"/>
-                <w:szCs w:val="18"/>
-              </w:rPr>
-              <w:t>MODIFICATIONS</w:t>
-            </w:r>
-            <w:r>
-              <w:rPr>
-                <w:b/>
-                <w:sz w:val="18"/>
-                <w:szCs w:val="18"/>
-              </w:rPr>
-              <w:t xml:space="preserve"> </w:t>
+              <w:t xml:space="preserve">V – MODIFICATIONS </w:t>
             </w:r>
           </w:p>
           <w:p>
@@ -5148,16 +4712,7 @@
                 <w:sz w:val="18"/>
                 <w:szCs w:val="18"/>
               </w:rPr>
-              <w:t xml:space="preserve">V.1. </w:t>
-            </w:r>
-            <w:r>
-              <w:rPr>
-                <w:rFonts w:cs="Arial"/>
-                <w:b/>
-                <w:sz w:val="18"/>
-                <w:szCs w:val="18"/>
-              </w:rPr>
-              <w:t xml:space="preserve">FOUNDATION AND STRUCTURE </w:t>
+              <w:t xml:space="preserve">V.1. FOUNDATION AND STRUCTURE </w:t>
             </w:r>
             <w:r>
               <w:rPr>
@@ -5201,25 +4756,7 @@
                       <w:sz w:val="18"/>
                       <w:szCs w:val="18"/>
                     </w:rPr>
-                    <w:t>Was there any modification of the foundation system or the structure after issuing the RD0</w:t>
-                  </w:r>
-                  <w:r>
-                    <w:rPr>
-                      <w:rFonts w:cs="Arial"/>
-                      <w:b/>
-                      <w:sz w:val="18"/>
-                      <w:szCs w:val="18"/>
-                    </w:rPr>
-                    <w:t>/RD1</w:t>
-                  </w:r>
-                  <w:r>
-                    <w:rPr>
-                      <w:rFonts w:cs="Arial"/>
-                      <w:b/>
-                      <w:sz w:val="18"/>
-                      <w:szCs w:val="18"/>
-                    </w:rPr>
-                    <w:t xml:space="preserve"> report?</w:t>
+                    <w:t>Was there any modification of the foundation system or the structure after issuing the RD0/RD1 report?</w:t>
                   </w:r>
                 </w:p>
               </w:tc>
@@ -5280,25 +4817,7 @@
                       <w:szCs w:val="18"/>
                     </w:rPr>
                     <w:t xml:space="preserve"> YES</w:t>
-                  </w:r>
-                  <w:r>
-                    <w:rPr>
-                      <w:b/>
-                      <w:bCs/>
-                      <w:spacing w:val="-1"/>
-                      <w:sz w:val="18"/>
-                      <w:szCs w:val="18"/>
-                    </w:rPr>
                     <w:tab/>
-                  </w:r>
-                  <w:r>
-                    <w:rPr>
-                      <w:b/>
-                      <w:bCs/>
-                      <w:spacing w:val="-1"/>
-                      <w:sz w:val="18"/>
-                      <w:szCs w:val="18"/>
-                    </w:rPr>
                     <w:tab/>
                   </w:r>
                   <w:sdt>
@@ -5473,25 +4992,7 @@
                       <w:szCs w:val="18"/>
                     </w:rPr>
                     <w:t xml:space="preserve"> YES</w:t>
-                  </w:r>
-                  <w:r>
-                    <w:rPr>
-                      <w:b/>
-                      <w:bCs/>
-                      <w:spacing w:val="-1"/>
-                      <w:sz w:val="18"/>
-                      <w:szCs w:val="18"/>
-                    </w:rPr>
                     <w:tab/>
-                  </w:r>
-                  <w:r>
-                    <w:rPr>
-                      <w:b/>
-                      <w:bCs/>
-                      <w:spacing w:val="-1"/>
-                      <w:sz w:val="18"/>
-                      <w:szCs w:val="18"/>
-                    </w:rPr>
                     <w:tab/>
                   </w:r>
                   <w:sdt>
@@ -5564,18 +5065,7 @@
                       <w:sz w:val="18"/>
                       <w:szCs w:val="18"/>
                     </w:rPr>
-                    <w:t xml:space="preserve">If YES, please </w:t>
-                  </w:r>
-                  <w:r>
-                    <w:rPr>
-                      <w:rFonts w:cs="Arial"/>
-                      <w:bCs/>
-                      <w:i/>
-                      <w:iCs/>
-                      <w:sz w:val="18"/>
-                      <w:szCs w:val="18"/>
-                    </w:rPr>
-                    <w:t>attach the justification by the project manager.</w:t>
+                    <w:t>If YES, please attach the justification by the project manager.</w:t>
                   </w:r>
                 </w:p>
               </w:tc>
@@ -5622,43 +5112,7 @@
                       <w:sz w:val="18"/>
                       <w:szCs w:val="18"/>
                     </w:rPr>
-                    <w:t xml:space="preserve">Does the TIS </w:t>
-                  </w:r>
-                  <w:r>
-                    <w:rPr>
-                      <w:rFonts w:cs="Arial"/>
-                      <w:b/>
-                      <w:sz w:val="18"/>
-                      <w:szCs w:val="18"/>
-                    </w:rPr>
-                    <w:t>find acceptable</w:t>
-                  </w:r>
-                  <w:r>
-                    <w:rPr>
-                      <w:rFonts w:cs="Arial"/>
-                      <w:b/>
-                      <w:sz w:val="18"/>
-                      <w:szCs w:val="18"/>
-                    </w:rPr>
-                    <w:t xml:space="preserve"> the modification</w:t>
-                  </w:r>
-                  <w:r>
-                    <w:rPr>
-                      <w:rFonts w:cs="Arial"/>
-                      <w:b/>
-                      <w:sz w:val="18"/>
-                      <w:szCs w:val="18"/>
-                    </w:rPr>
-                    <w:t xml:space="preserve"> (including the justification by project manager)</w:t>
-                  </w:r>
-                  <w:r>
-                    <w:rPr>
-                      <w:rFonts w:cs="Arial"/>
-                      <w:b/>
-                      <w:sz w:val="18"/>
-                      <w:szCs w:val="18"/>
-                    </w:rPr>
-                    <w:t>?</w:t>
+                    <w:t>Does the TIS find acceptable the modification (including the justification by project manager)?</w:t>
                   </w:r>
                 </w:p>
               </w:tc>
@@ -5719,25 +5173,7 @@
                       <w:szCs w:val="18"/>
                     </w:rPr>
                     <w:t xml:space="preserve"> YES</w:t>
-                  </w:r>
-                  <w:r>
-                    <w:rPr>
-                      <w:b/>
-                      <w:bCs/>
-                      <w:spacing w:val="-1"/>
-                      <w:sz w:val="18"/>
-                      <w:szCs w:val="18"/>
-                    </w:rPr>
                     <w:tab/>
-                  </w:r>
-                  <w:r>
-                    <w:rPr>
-                      <w:b/>
-                      <w:bCs/>
-                      <w:spacing w:val="-1"/>
-                      <w:sz w:val="18"/>
-                      <w:szCs w:val="18"/>
-                    </w:rPr>
                     <w:tab/>
                   </w:r>
                   <w:sdt>
@@ -5918,25 +5354,7 @@
                       <w:szCs w:val="18"/>
                     </w:rPr>
                     <w:t xml:space="preserve"> YES</w:t>
-                  </w:r>
-                  <w:r>
-                    <w:rPr>
-                      <w:b/>
-                      <w:bCs/>
-                      <w:spacing w:val="-1"/>
-                      <w:sz w:val="18"/>
-                      <w:szCs w:val="18"/>
-                    </w:rPr>
                     <w:tab/>
-                  </w:r>
-                  <w:r>
-                    <w:rPr>
-                      <w:b/>
-                      <w:bCs/>
-                      <w:spacing w:val="-1"/>
-                      <w:sz w:val="18"/>
-                      <w:szCs w:val="18"/>
-                    </w:rPr>
                     <w:tab/>
                   </w:r>
                   <w:r>
@@ -6087,16 +5505,7 @@
                 <w:sz w:val="18"/>
                 <w:szCs w:val="18"/>
               </w:rPr>
-              <w:t xml:space="preserve">V.2. </w:t>
-            </w:r>
-            <w:r>
-              <w:rPr>
-                <w:rFonts w:cs="Arial"/>
-                <w:b/>
-                <w:sz w:val="18"/>
-                <w:szCs w:val="18"/>
-              </w:rPr>
-              <w:t xml:space="preserve">ENVELOPE (ROOF AND FAÇADE) </w:t>
+              <w:t xml:space="preserve">V.2. ENVELOPE (ROOF AND FAÇADE) </w:t>
             </w:r>
           </w:p>
           <w:tbl>
@@ -6193,25 +5602,7 @@
                       <w:szCs w:val="18"/>
                     </w:rPr>
                     <w:t xml:space="preserve"> YES</w:t>
-                  </w:r>
-                  <w:r>
-                    <w:rPr>
-                      <w:b/>
-                      <w:bCs/>
-                      <w:spacing w:val="-1"/>
-                      <w:sz w:val="18"/>
-                      <w:szCs w:val="18"/>
-                    </w:rPr>
                     <w:tab/>
-                  </w:r>
-                  <w:r>
-                    <w:rPr>
-                      <w:b/>
-                      <w:bCs/>
-                      <w:spacing w:val="-1"/>
-                      <w:sz w:val="18"/>
-                      <w:szCs w:val="18"/>
-                    </w:rPr>
                     <w:tab/>
                   </w:r>
                   <w:sdt>
@@ -6376,25 +5767,7 @@
                       <w:szCs w:val="18"/>
                     </w:rPr>
                     <w:t xml:space="preserve"> YES</w:t>
-                  </w:r>
-                  <w:r>
-                    <w:rPr>
-                      <w:b/>
-                      <w:bCs/>
-                      <w:spacing w:val="-1"/>
-                      <w:sz w:val="18"/>
-                      <w:szCs w:val="18"/>
-                    </w:rPr>
                     <w:tab/>
-                  </w:r>
-                  <w:r>
-                    <w:rPr>
-                      <w:b/>
-                      <w:bCs/>
-                      <w:spacing w:val="-1"/>
-                      <w:sz w:val="18"/>
-                      <w:szCs w:val="18"/>
-                    </w:rPr>
                     <w:tab/>
                   </w:r>
                   <w:sdt>
@@ -6575,25 +5948,7 @@
                       <w:szCs w:val="18"/>
                     </w:rPr>
                     <w:t xml:space="preserve"> YES</w:t>
-                  </w:r>
-                  <w:r>
-                    <w:rPr>
-                      <w:b/>
-                      <w:bCs/>
-                      <w:spacing w:val="-1"/>
-                      <w:sz w:val="18"/>
-                      <w:szCs w:val="18"/>
-                    </w:rPr>
                     <w:tab/>
-                  </w:r>
-                  <w:r>
-                    <w:rPr>
-                      <w:b/>
-                      <w:bCs/>
-                      <w:spacing w:val="-1"/>
-                      <w:sz w:val="18"/>
-                      <w:szCs w:val="18"/>
-                    </w:rPr>
                     <w:tab/>
                   </w:r>
                   <w:sdt>
@@ -6775,25 +6130,7 @@
                       <w:szCs w:val="18"/>
                     </w:rPr>
                     <w:t xml:space="preserve"> YES</w:t>
-                  </w:r>
-                  <w:r>
-                    <w:rPr>
-                      <w:b/>
-                      <w:bCs/>
-                      <w:spacing w:val="-1"/>
-                      <w:sz w:val="18"/>
-                      <w:szCs w:val="18"/>
-                    </w:rPr>
                     <w:tab/>
-                  </w:r>
-                  <w:r>
-                    <w:rPr>
-                      <w:b/>
-                      <w:bCs/>
-                      <w:spacing w:val="-1"/>
-                      <w:sz w:val="18"/>
-                      <w:szCs w:val="18"/>
-                    </w:rPr>
                     <w:tab/>
                   </w:r>
                   <w:sdt>
@@ -6979,16 +6316,7 @@
                 <w:sz w:val="18"/>
                 <w:szCs w:val="18"/>
               </w:rPr>
-              <w:t xml:space="preserve">V.3. </w:t>
-            </w:r>
-            <w:r>
-              <w:rPr>
-                <w:rFonts w:cs="Arial"/>
-                <w:b/>
-                <w:sz w:val="18"/>
-                <w:szCs w:val="18"/>
-              </w:rPr>
-              <w:t xml:space="preserve">WATERPROOFING </w:t>
+              <w:t xml:space="preserve">V.3. WATERPROOFING </w:t>
             </w:r>
           </w:p>
           <w:p>
@@ -7032,34 +6360,7 @@
                 <w:sz w:val="18"/>
                 <w:szCs w:val="18"/>
               </w:rPr>
-              <w:t>V.3.</w:t>
-            </w:r>
-            <w:r>
-              <w:rPr>
-                <w:rFonts w:cs="Arial"/>
-                <w:b/>
-                <w:sz w:val="18"/>
-                <w:szCs w:val="18"/>
-              </w:rPr>
-              <w:t>1</w:t>
-            </w:r>
-            <w:r>
-              <w:rPr>
-                <w:rFonts w:cs="Arial"/>
-                <w:b/>
-                <w:sz w:val="18"/>
-                <w:szCs w:val="18"/>
-              </w:rPr>
-              <w:t xml:space="preserve"> </w:t>
-            </w:r>
-            <w:r>
-              <w:rPr>
-                <w:rFonts w:cs="Arial"/>
-                <w:b/>
-                <w:sz w:val="18"/>
-                <w:szCs w:val="18"/>
-              </w:rPr>
-              <w:t xml:space="preserve">ROOFS </w:t>
+              <w:t xml:space="preserve">V.3.1 ROOFS </w:t>
             </w:r>
           </w:p>
           <w:tbl>
@@ -7095,25 +6396,7 @@
                       <w:sz w:val="18"/>
                       <w:szCs w:val="18"/>
                     </w:rPr>
-                    <w:t xml:space="preserve">Was there any modification of the </w:t>
-                  </w:r>
-                  <w:r>
-                    <w:rPr>
-                      <w:rFonts w:cs="Arial"/>
-                      <w:b/>
-                      <w:sz w:val="18"/>
-                      <w:szCs w:val="18"/>
-                    </w:rPr>
-                    <w:t>waterproofing system of the roofs</w:t>
-                  </w:r>
-                  <w:r>
-                    <w:rPr>
-                      <w:rFonts w:cs="Arial"/>
-                      <w:b/>
-                      <w:sz w:val="18"/>
-                      <w:szCs w:val="18"/>
-                    </w:rPr>
-                    <w:t>, after issuing the RD0 report?</w:t>
+                    <w:t>Was there any modification of the waterproofing system of the roofs, after issuing the RD0 report?</w:t>
                   </w:r>
                 </w:p>
               </w:tc>
@@ -7174,25 +6457,7 @@
                       <w:szCs w:val="18"/>
                     </w:rPr>
                     <w:t xml:space="preserve"> YES</w:t>
-                  </w:r>
-                  <w:r>
-                    <w:rPr>
-                      <w:b/>
-                      <w:bCs/>
-                      <w:spacing w:val="-1"/>
-                      <w:sz w:val="18"/>
-                      <w:szCs w:val="18"/>
-                    </w:rPr>
                     <w:tab/>
-                  </w:r>
-                  <w:r>
-                    <w:rPr>
-                      <w:b/>
-                      <w:bCs/>
-                      <w:spacing w:val="-1"/>
-                      <w:sz w:val="18"/>
-                      <w:szCs w:val="18"/>
-                    </w:rPr>
                     <w:tab/>
                   </w:r>
                   <w:sdt>
@@ -7356,25 +6621,7 @@
                       <w:szCs w:val="18"/>
                     </w:rPr>
                     <w:t xml:space="preserve"> YES</w:t>
-                  </w:r>
-                  <w:r>
-                    <w:rPr>
-                      <w:b/>
-                      <w:bCs/>
-                      <w:spacing w:val="-1"/>
-                      <w:sz w:val="18"/>
-                      <w:szCs w:val="18"/>
-                    </w:rPr>
                     <w:tab/>
-                  </w:r>
-                  <w:r>
-                    <w:rPr>
-                      <w:b/>
-                      <w:bCs/>
-                      <w:spacing w:val="-1"/>
-                      <w:sz w:val="18"/>
-                      <w:szCs w:val="18"/>
-                    </w:rPr>
                     <w:tab/>
                   </w:r>
                   <w:sdt>
@@ -7555,25 +6802,7 @@
                       <w:szCs w:val="18"/>
                     </w:rPr>
                     <w:t xml:space="preserve"> YES</w:t>
-                  </w:r>
-                  <w:r>
-                    <w:rPr>
-                      <w:b/>
-                      <w:bCs/>
-                      <w:spacing w:val="-1"/>
-                      <w:sz w:val="18"/>
-                      <w:szCs w:val="18"/>
-                    </w:rPr>
                     <w:tab/>
-                  </w:r>
-                  <w:r>
-                    <w:rPr>
-                      <w:b/>
-                      <w:bCs/>
-                      <w:spacing w:val="-1"/>
-                      <w:sz w:val="18"/>
-                      <w:szCs w:val="18"/>
-                    </w:rPr>
                     <w:tab/>
                   </w:r>
                   <w:sdt>
@@ -7754,25 +6983,7 @@
                       <w:szCs w:val="18"/>
                     </w:rPr>
                     <w:t xml:space="preserve"> YES</w:t>
-                  </w:r>
-                  <w:r>
-                    <w:rPr>
-                      <w:b/>
-                      <w:bCs/>
-                      <w:spacing w:val="-1"/>
-                      <w:sz w:val="18"/>
-                      <w:szCs w:val="18"/>
-                    </w:rPr>
                     <w:tab/>
-                  </w:r>
-                  <w:r>
-                    <w:rPr>
-                      <w:b/>
-                      <w:bCs/>
-                      <w:spacing w:val="-1"/>
-                      <w:sz w:val="18"/>
-                      <w:szCs w:val="18"/>
-                    </w:rPr>
                     <w:tab/>
                   </w:r>
                   <w:sdt>
@@ -8008,25 +7219,7 @@
                       <w:szCs w:val="18"/>
                     </w:rPr>
                     <w:t xml:space="preserve"> YES</w:t>
-                  </w:r>
-                  <w:r>
-                    <w:rPr>
-                      <w:b/>
-                      <w:bCs/>
-                      <w:spacing w:val="-1"/>
-                      <w:sz w:val="18"/>
-                      <w:szCs w:val="18"/>
-                    </w:rPr>
                     <w:tab/>
-                  </w:r>
-                  <w:r>
-                    <w:rPr>
-                      <w:b/>
-                      <w:bCs/>
-                      <w:spacing w:val="-1"/>
-                      <w:sz w:val="18"/>
-                      <w:szCs w:val="18"/>
-                    </w:rPr>
                     <w:tab/>
                   </w:r>
                   <w:sdt>
@@ -8191,25 +7384,7 @@
                       <w:szCs w:val="18"/>
                     </w:rPr>
                     <w:t xml:space="preserve"> YES</w:t>
-                  </w:r>
-                  <w:r>
-                    <w:rPr>
-                      <w:b/>
-                      <w:bCs/>
-                      <w:spacing w:val="-1"/>
-                      <w:sz w:val="18"/>
-                      <w:szCs w:val="18"/>
-                    </w:rPr>
                     <w:tab/>
-                  </w:r>
-                  <w:r>
-                    <w:rPr>
-                      <w:b/>
-                      <w:bCs/>
-                      <w:spacing w:val="-1"/>
-                      <w:sz w:val="18"/>
-                      <w:szCs w:val="18"/>
-                    </w:rPr>
                     <w:tab/>
                   </w:r>
                   <w:sdt>
@@ -8390,25 +7565,7 @@
                       <w:szCs w:val="18"/>
                     </w:rPr>
                     <w:t xml:space="preserve"> YES</w:t>
-                  </w:r>
-                  <w:r>
-                    <w:rPr>
-                      <w:b/>
-                      <w:bCs/>
-                      <w:spacing w:val="-1"/>
-                      <w:sz w:val="18"/>
-                      <w:szCs w:val="18"/>
-                    </w:rPr>
                     <w:tab/>
-                  </w:r>
-                  <w:r>
-                    <w:rPr>
-                      <w:b/>
-                      <w:bCs/>
-                      <w:spacing w:val="-1"/>
-                      <w:sz w:val="18"/>
-                      <w:szCs w:val="18"/>
-                    </w:rPr>
                     <w:tab/>
                   </w:r>
                   <w:sdt>
@@ -8589,25 +7746,7 @@
                       <w:szCs w:val="18"/>
                     </w:rPr>
                     <w:t xml:space="preserve"> YES</w:t>
-                  </w:r>
-                  <w:r>
-                    <w:rPr>
-                      <w:b/>
-                      <w:bCs/>
-                      <w:spacing w:val="-1"/>
-                      <w:sz w:val="18"/>
-                      <w:szCs w:val="18"/>
-                    </w:rPr>
                     <w:tab/>
-                  </w:r>
-                  <w:r>
-                    <w:rPr>
-                      <w:b/>
-                      <w:bCs/>
-                      <w:spacing w:val="-1"/>
-                      <w:sz w:val="18"/>
-                      <w:szCs w:val="18"/>
-                    </w:rPr>
                     <w:tab/>
                   </w:r>
                   <w:sdt>
@@ -8746,16 +7885,7 @@
                 <w:sz w:val="18"/>
                 <w:szCs w:val="18"/>
               </w:rPr>
-              <w:t>V.3.3 BASEMENT</w:t>
-            </w:r>
-            <w:r>
-              <w:rPr>
-                <w:rFonts w:cs="Arial"/>
-                <w:b/>
-                <w:sz w:val="18"/>
-                <w:szCs w:val="18"/>
-              </w:rPr>
-              <w:t xml:space="preserve"> </w:t>
+              <w:t xml:space="preserve">V.3.3 BASEMENT </w:t>
             </w:r>
             <w:r>
               <w:rPr>
@@ -8874,25 +8004,7 @@
                       <w:szCs w:val="18"/>
                     </w:rPr>
                     <w:t xml:space="preserve"> YES</w:t>
-                  </w:r>
-                  <w:r>
-                    <w:rPr>
-                      <w:b/>
-                      <w:bCs/>
-                      <w:spacing w:val="-1"/>
-                      <w:sz w:val="18"/>
-                      <w:szCs w:val="18"/>
-                    </w:rPr>
                     <w:tab/>
-                  </w:r>
-                  <w:r>
-                    <w:rPr>
-                      <w:b/>
-                      <w:bCs/>
-                      <w:spacing w:val="-1"/>
-                      <w:sz w:val="18"/>
-                      <w:szCs w:val="18"/>
-                    </w:rPr>
                     <w:tab/>
                   </w:r>
                   <w:sdt>
@@ -9057,25 +8169,7 @@
                       <w:szCs w:val="18"/>
                     </w:rPr>
                     <w:t xml:space="preserve"> YES</w:t>
-                  </w:r>
-                  <w:r>
-                    <w:rPr>
-                      <w:b/>
-                      <w:bCs/>
-                      <w:spacing w:val="-1"/>
-                      <w:sz w:val="18"/>
-                      <w:szCs w:val="18"/>
-                    </w:rPr>
                     <w:tab/>
-                  </w:r>
-                  <w:r>
-                    <w:rPr>
-                      <w:b/>
-                      <w:bCs/>
-                      <w:spacing w:val="-1"/>
-                      <w:sz w:val="18"/>
-                      <w:szCs w:val="18"/>
-                    </w:rPr>
                     <w:tab/>
                   </w:r>
                   <w:sdt>
@@ -9256,25 +8350,7 @@
                       <w:szCs w:val="18"/>
                     </w:rPr>
                     <w:t xml:space="preserve"> YES</w:t>
-                  </w:r>
-                  <w:r>
-                    <w:rPr>
-                      <w:b/>
-                      <w:bCs/>
-                      <w:spacing w:val="-1"/>
-                      <w:sz w:val="18"/>
-                      <w:szCs w:val="18"/>
-                    </w:rPr>
                     <w:tab/>
-                  </w:r>
-                  <w:r>
-                    <w:rPr>
-                      <w:b/>
-                      <w:bCs/>
-                      <w:spacing w:val="-1"/>
-                      <w:sz w:val="18"/>
-                      <w:szCs w:val="18"/>
-                    </w:rPr>
                     <w:tab/>
                   </w:r>
                   <w:sdt>
@@ -9455,25 +8531,7 @@
                       <w:szCs w:val="18"/>
                     </w:rPr>
                     <w:t xml:space="preserve"> YES</w:t>
-                  </w:r>
-                  <w:r>
-                    <w:rPr>
-                      <w:b/>
-                      <w:bCs/>
-                      <w:spacing w:val="-1"/>
-                      <w:sz w:val="18"/>
-                      <w:szCs w:val="18"/>
-                    </w:rPr>
                     <w:tab/>
-                  </w:r>
-                  <w:r>
-                    <w:rPr>
-                      <w:b/>
-                      <w:bCs/>
-                      <w:spacing w:val="-1"/>
-                      <w:sz w:val="18"/>
-                      <w:szCs w:val="18"/>
-                    </w:rPr>
                     <w:tab/>
                   </w:r>
                   <w:sdt>
@@ -9632,23 +8690,7 @@
                 <w:sz w:val="18"/>
                 <w:szCs w:val="18"/>
               </w:rPr>
-              <w:t xml:space="preserve">VI – </w:t>
-            </w:r>
-            <w:r>
-              <w:rPr>
-                <w:b/>
-                <w:sz w:val="18"/>
-                <w:szCs w:val="18"/>
-              </w:rPr>
-              <w:t xml:space="preserve">ROOF </w:t>
-            </w:r>
-            <w:r>
-              <w:rPr>
-                <w:b/>
-                <w:sz w:val="18"/>
-                <w:szCs w:val="18"/>
-              </w:rPr>
-              <w:t>WATERPROOFING TESTS</w:t>
+              <w:t>VI – ROOF WATERPROOFING TESTS</w:t>
             </w:r>
           </w:p>
           <w:p>
@@ -9727,16 +8769,7 @@
                       <w:sz w:val="18"/>
                       <w:szCs w:val="18"/>
                     </w:rPr>
-                    <w:t xml:space="preserve">Has a water ponding test taken place? </w:t>
-                  </w:r>
-                  <w:r>
-                    <w:rPr>
-                      <w:rFonts w:cs="Arial"/>
-                      <w:b/>
-                      <w:sz w:val="18"/>
-                      <w:szCs w:val="18"/>
-                    </w:rPr>
-                    <w:t xml:space="preserve"> </w:t>
+                    <w:t xml:space="preserve">Has a water ponding test taken place?  </w:t>
                   </w:r>
                 </w:p>
               </w:tc>
@@ -9797,25 +8830,7 @@
                       <w:szCs w:val="18"/>
                     </w:rPr>
                     <w:t xml:space="preserve"> YES</w:t>
-                  </w:r>
-                  <w:r>
-                    <w:rPr>
-                      <w:b/>
-                      <w:bCs/>
-                      <w:spacing w:val="-1"/>
-                      <w:sz w:val="18"/>
-                      <w:szCs w:val="18"/>
-                    </w:rPr>
                     <w:tab/>
-                  </w:r>
-                  <w:r>
-                    <w:rPr>
-                      <w:b/>
-                      <w:bCs/>
-                      <w:spacing w:val="-1"/>
-                      <w:sz w:val="18"/>
-                      <w:szCs w:val="18"/>
-                    </w:rPr>
                     <w:tab/>
                   </w:r>
                   <w:sdt>
@@ -9929,52 +8944,7 @@
                       <w:sz w:val="18"/>
                       <w:szCs w:val="18"/>
                     </w:rPr>
-                    <w:t xml:space="preserve">If YES, </w:t>
-                  </w:r>
-                  <w:r>
-                    <w:rPr>
-                      <w:rFonts w:cs="Arial"/>
-                      <w:b/>
-                      <w:sz w:val="18"/>
-                      <w:szCs w:val="18"/>
-                    </w:rPr>
-                    <w:t>please complete the information below</w:t>
-                  </w:r>
-                  <w:r>
-                    <w:rPr>
-                      <w:rFonts w:cs="Arial"/>
-                      <w:b/>
-                      <w:sz w:val="18"/>
-                      <w:szCs w:val="18"/>
-                    </w:rPr>
-                    <w:t xml:space="preserve"> (and attach the</w:t>
-                  </w:r>
-                  <w:r>
-                    <w:rPr>
-                      <w:rFonts w:cs="Arial"/>
-                      <w:b/>
-                      <w:sz w:val="18"/>
-                      <w:szCs w:val="18"/>
-                    </w:rPr>
-                    <w:t xml:space="preserve"> </w:t>
-                  </w:r>
-                  <w:r>
-                    <w:rPr>
-                      <w:rFonts w:cs="Arial"/>
-                      <w:b/>
-                      <w:sz w:val="18"/>
-                      <w:szCs w:val="18"/>
-                    </w:rPr>
-                    <w:t>test report to this document)</w:t>
-                  </w:r>
-                  <w:r>
-                    <w:rPr>
-                      <w:rFonts w:cs="Arial"/>
-                      <w:b/>
-                      <w:sz w:val="18"/>
-                      <w:szCs w:val="18"/>
-                    </w:rPr>
-                    <w:t>:</w:t>
+                    <w:t>If YES, please complete the information below (and attach the test report to this document):</w:t>
                   </w:r>
                 </w:p>
                 <w:p>
@@ -10143,91 +9113,6 @@
                   </w:sdt>
                   <w:r>
                     <w:rPr>
-                      <w:b/>
-                      <w:bCs/>
-                      <w:color w:val="2F5496"/>
-                      <w:spacing w:val="-2"/>
-                      <w:sz w:val="18"/>
-                      <w:rtl/>
-                    </w:rPr>
-                    <w:fldChar w:fldCharType="begin"/>
-                  </w:r>
-                  <w:r>
-                    <w:rPr>
-                      <w:b/>
-                      <w:bCs/>
-                      <w:color w:val="2F5496"/>
-                      <w:spacing w:val="-2"/>
-                      <w:sz w:val="18"/>
-                    </w:rPr>
-                    <w:instrText xml:space="preserve"> REF ADDRESS \h </w:instrText>
-                  </w:r>
-                  <w:r>
-                    <w:rPr>
-                      <w:b/>
-                      <w:bCs/>
-                      <w:color w:val="2F5496"/>
-                      <w:spacing w:val="-2"/>
-                      <w:sz w:val="18"/>
-                      <w:rtl/>
-                    </w:rPr>
-                    <w:instrText xml:space="preserve"> \* </w:instrText>
-                  </w:r>
-                  <w:r>
-                    <w:rPr>
-                      <w:b/>
-                      <w:bCs/>
-                      <w:color w:val="2F5496"/>
-                      <w:spacing w:val="-2"/>
-                      <w:sz w:val="18"/>
-                    </w:rPr>
-                    <w:instrText>MERGEFORMAT</w:instrText>
-                  </w:r>
-                  <w:r>
-                    <w:rPr>
-                      <w:b/>
-                      <w:bCs/>
-                      <w:color w:val="2F5496"/>
-                      <w:spacing w:val="-2"/>
-                      <w:sz w:val="18"/>
-                      <w:rtl/>
-                    </w:rPr>
-                    <w:instrText xml:space="preserve"> </w:instrText>
-                  </w:r>
-                  <w:r>
-                    <w:rPr>
-                      <w:b/>
-                      <w:bCs/>
-                      <w:color w:val="2F5496"/>
-                      <w:spacing w:val="-2"/>
-                      <w:sz w:val="18"/>
-                      <w:rtl/>
-                    </w:rPr>
-                  </w:r>
-                  <w:r>
-                    <w:rPr>
-                      <w:b/>
-                      <w:bCs/>
-                      <w:color w:val="2F5496"/>
-                      <w:spacing w:val="-2"/>
-                      <w:sz w:val="18"/>
-                      <w:rtl/>
-                    </w:rPr>
-                    <w:fldChar w:fldCharType="separate"/>
-                  </w:r>
-                  <w:r>
-                    <w:rPr>
-                      <w:b/>
-                      <w:bCs/>
-                      <w:color w:val="2F5496"/>
-                      <w:spacing w:val="-2"/>
-                      <w:sz w:val="18"/>
-                      <w:rtl/>
-                    </w:rPr>
-                    <w:fldChar w:fldCharType="end"/>
-                  </w:r>
-                  <w:r>
-                    <w:rPr>
                       <w:rFonts w:hint="cs"/>
                       <w:b/>
                       <w:bCs/>
@@ -10272,20 +9157,7 @@
                       <w:szCs w:val="22"/>
                       <w:lang w:eastAsia="en-US"/>
                     </w:rPr>
-                    <w:t>48 hours</w:t>
-                  </w:r>
-                  <w:r>
-                    <w:rPr>
-                      <w:rFonts w:eastAsia="Arial" w:cs="Arial"/>
-                      <w:b/>
-                      <w:bCs/>
-                      <w:color w:val="2F5496"/>
-                      <w:spacing w:val="-2"/>
-                      <w:sz w:val="18"/>
-                      <w:szCs w:val="22"/>
-                      <w:lang w:eastAsia="en-US"/>
-                    </w:rPr>
-                    <w:t>.</w:t>
+                    <w:t>48 hours.</w:t>
                   </w:r>
                 </w:p>
                 <w:p>
@@ -10534,34 +9406,7 @@
                       <w:sz w:val="18"/>
                       <w:szCs w:val="18"/>
                     </w:rPr>
-                    <w:t>If YES, d</w:t>
-                  </w:r>
-                  <w:r>
-                    <w:rPr>
-                      <w:rFonts w:cs="Arial"/>
-                      <w:b/>
-                      <w:sz w:val="18"/>
-                      <w:szCs w:val="18"/>
-                    </w:rPr>
-                    <w:t xml:space="preserve">oes the TIS </w:t>
-                  </w:r>
-                  <w:r>
-                    <w:rPr>
-                      <w:rFonts w:cs="Arial"/>
-                      <w:b/>
-                      <w:sz w:val="18"/>
-                      <w:szCs w:val="18"/>
-                    </w:rPr>
-                    <w:t>find the results satisfactory</w:t>
-                  </w:r>
-                  <w:r>
-                    <w:rPr>
-                      <w:rFonts w:cs="Arial"/>
-                      <w:b/>
-                      <w:sz w:val="18"/>
-                      <w:szCs w:val="18"/>
-                    </w:rPr>
-                    <w:t>?</w:t>
+                    <w:t>If YES, does the TIS find the results satisfactory?</w:t>
                   </w:r>
                 </w:p>
               </w:tc>
@@ -10622,25 +9467,7 @@
                       <w:szCs w:val="18"/>
                     </w:rPr>
                     <w:t xml:space="preserve"> YES</w:t>
-                  </w:r>
-                  <w:r>
-                    <w:rPr>
-                      <w:b/>
-                      <w:bCs/>
-                      <w:spacing w:val="-1"/>
-                      <w:sz w:val="18"/>
-                      <w:szCs w:val="18"/>
-                    </w:rPr>
                     <w:tab/>
-                  </w:r>
-                  <w:r>
-                    <w:rPr>
-                      <w:b/>
-                      <w:bCs/>
-                      <w:spacing w:val="-1"/>
-                      <w:sz w:val="18"/>
-                      <w:szCs w:val="18"/>
-                    </w:rPr>
                     <w:tab/>
                   </w:r>
                   <w:sdt>
@@ -10770,25 +9597,7 @@
                       <w:szCs w:val="18"/>
                     </w:rPr>
                     <w:t xml:space="preserve"> YES</w:t>
-                  </w:r>
-                  <w:r>
-                    <w:rPr>
-                      <w:b/>
-                      <w:bCs/>
-                      <w:spacing w:val="-1"/>
-                      <w:sz w:val="18"/>
-                      <w:szCs w:val="18"/>
-                    </w:rPr>
                     <w:tab/>
-                  </w:r>
-                  <w:r>
-                    <w:rPr>
-                      <w:b/>
-                      <w:bCs/>
-                      <w:spacing w:val="-1"/>
-                      <w:sz w:val="18"/>
-                      <w:szCs w:val="18"/>
-                    </w:rPr>
                     <w:tab/>
                   </w:r>
                   <w:sdt>
@@ -10861,29 +9670,7 @@
                       <w:sz w:val="18"/>
                       <w:szCs w:val="18"/>
                     </w:rPr>
-                    <w:t>If NO</w:t>
-                  </w:r>
-                  <w:r>
-                    <w:rPr>
-                      <w:rFonts w:cs="Arial"/>
-                      <w:bCs/>
-                      <w:i/>
-                      <w:iCs/>
-                      <w:sz w:val="18"/>
-                      <w:szCs w:val="18"/>
-                    </w:rPr>
-                    <w:t xml:space="preserve"> to any question above</w:t>
-                  </w:r>
-                  <w:r>
-                    <w:rPr>
-                      <w:rFonts w:cs="Arial"/>
-                      <w:bCs/>
-                      <w:i/>
-                      <w:iCs/>
-                      <w:sz w:val="18"/>
-                      <w:szCs w:val="18"/>
-                    </w:rPr>
-                    <w:t>, please issue a technical reservation</w:t>
+                    <w:t>If NO to any question above, please issue a technical reservation</w:t>
                   </w:r>
                 </w:p>
               </w:tc>
@@ -11012,15 +9799,7 @@
                 <w:sz w:val="18"/>
                 <w:szCs w:val="18"/>
               </w:rPr>
-              <w:t xml:space="preserve">VII – </w:t>
-            </w:r>
-            <w:r>
-              <w:rPr>
-                <w:b/>
-                <w:sz w:val="18"/>
-                <w:szCs w:val="18"/>
-              </w:rPr>
-              <w:t>SITE VISITS INFORMATION</w:t>
+              <w:t>VII – SITE VISITS INFORMATION</w:t>
             </w:r>
           </w:p>
           <w:p>
@@ -11229,16 +10008,7 @@
                       <w:sz w:val="18"/>
                       <w:szCs w:val="18"/>
                     </w:rPr>
-                    <w:t xml:space="preserve">Site </w:t>
-                  </w:r>
-                  <w:r>
-                    <w:rPr>
-                      <w:rFonts w:cs="Arial"/>
-                      <w:b/>
-                      <w:sz w:val="18"/>
-                      <w:szCs w:val="18"/>
-                    </w:rPr>
-                    <w:t>Inspector</w:t>
+                    <w:t>Site Inspector</w:t>
                   </w:r>
                 </w:p>
               </w:tc>
@@ -12962,87 +11732,7 @@
                 <w:sz w:val="18"/>
                 <w:szCs w:val="18"/>
               </w:rPr>
-              <w:t xml:space="preserve">Please list below any </w:t>
-            </w:r>
-            <w:proofErr w:type="gramStart"/>
-            <w:r>
-              <w:rPr>
-                <w:b/>
-                <w:sz w:val="18"/>
-                <w:szCs w:val="18"/>
-              </w:rPr>
-              <w:t>defect</w:t>
-            </w:r>
-            <w:proofErr w:type="gramEnd"/>
-            <w:r>
-              <w:rPr>
-                <w:b/>
-                <w:sz w:val="18"/>
-                <w:szCs w:val="18"/>
-              </w:rPr>
-              <w:t xml:space="preserve"> and </w:t>
-            </w:r>
-            <w:proofErr w:type="gramStart"/>
-            <w:r>
-              <w:rPr>
-                <w:b/>
-                <w:sz w:val="18"/>
-                <w:szCs w:val="18"/>
-              </w:rPr>
-              <w:t>disorder</w:t>
-            </w:r>
-            <w:proofErr w:type="gramEnd"/>
-            <w:r>
-              <w:rPr>
-                <w:b/>
-                <w:sz w:val="18"/>
-                <w:szCs w:val="18"/>
-              </w:rPr>
-              <w:t xml:space="preserve"> not repaired at the date of </w:t>
-            </w:r>
-            <w:proofErr w:type="gramStart"/>
-            <w:r>
-              <w:rPr>
-                <w:b/>
-                <w:sz w:val="18"/>
-                <w:szCs w:val="18"/>
-              </w:rPr>
-              <w:t>issuing of</w:t>
-            </w:r>
-            <w:proofErr w:type="gramEnd"/>
-            <w:r>
-              <w:rPr>
-                <w:b/>
-                <w:sz w:val="18"/>
-                <w:szCs w:val="18"/>
-              </w:rPr>
-              <w:t xml:space="preserve"> this </w:t>
-            </w:r>
-            <w:proofErr w:type="gramStart"/>
-            <w:r>
-              <w:rPr>
-                <w:b/>
-                <w:sz w:val="18"/>
-                <w:szCs w:val="18"/>
-              </w:rPr>
-              <w:t>report</w:t>
-            </w:r>
-            <w:proofErr w:type="gramEnd"/>
-            <w:r>
-              <w:rPr>
-                <w:b/>
-                <w:sz w:val="18"/>
-                <w:szCs w:val="18"/>
-              </w:rPr>
-              <w:t xml:space="preserve"> not being a technical reservation</w:t>
-            </w:r>
-            <w:r>
-              <w:rPr>
-                <w:b/>
-                <w:sz w:val="18"/>
-                <w:szCs w:val="18"/>
-              </w:rPr>
-              <w:t>.</w:t>
+              <w:t>Please list below any defect and disorder not repaired at the date of issuing of this report not being a technical reservation.</w:t>
             </w:r>
           </w:p>
           <w:p>
@@ -13153,31 +11843,7 @@
                 <w:sz w:val="18"/>
                 <w:szCs w:val="18"/>
               </w:rPr>
-              <w:t>VIII</w:t>
-            </w:r>
-            <w:r>
-              <w:rPr>
-                <w:b/>
-                <w:sz w:val="18"/>
-                <w:szCs w:val="18"/>
-              </w:rPr>
-              <w:t xml:space="preserve"> – LIST OF </w:t>
-            </w:r>
-            <w:r>
-              <w:rPr>
-                <w:b/>
-                <w:sz w:val="18"/>
-                <w:szCs w:val="18"/>
-              </w:rPr>
-              <w:t>TECHNICAL</w:t>
-            </w:r>
-            <w:r>
-              <w:rPr>
-                <w:b/>
-                <w:sz w:val="18"/>
-                <w:szCs w:val="18"/>
-              </w:rPr>
-              <w:t xml:space="preserve"> RESERVATIONS ISSUED </w:t>
+              <w:t xml:space="preserve">VIII – LIST OF TECHNICAL RESERVATIONS ISSUED </w:t>
             </w:r>
           </w:p>
           <w:p>
@@ -13270,40 +11936,10 @@
                       <w:sz w:val="18"/>
                     </w:rPr>
                     <w:t>Technical reservations issued and closed:</w:t>
-                  </w:r>
-                  <w:r>
-                    <w:rPr>
-                      <w:b/>
-                      <w:sz w:val="18"/>
-                    </w:rPr>
                     <w:tab/>
-                  </w:r>
-                  <w:r>
-                    <w:rPr>
-                      <w:b/>
-                      <w:sz w:val="18"/>
-                    </w:rPr>
                     <w:tab/>
-                  </w:r>
-                  <w:r>
-                    <w:rPr>
-                      <w:b/>
-                      <w:sz w:val="18"/>
-                    </w:rPr>
                     <w:tab/>
-                  </w:r>
-                  <w:r>
-                    <w:rPr>
-                      <w:b/>
-                      <w:sz w:val="18"/>
-                    </w:rPr>
                     <w:tab/>
-                  </w:r>
-                  <w:r>
-                    <w:rPr>
-                      <w:b/>
-                      <w:sz w:val="18"/>
-                    </w:rPr>
                     <w:tab/>
                   </w:r>
                   <w:sdt>
@@ -13340,25 +11976,7 @@
                       <w:szCs w:val="18"/>
                     </w:rPr>
                     <w:t>YES</w:t>
-                  </w:r>
-                  <w:r>
-                    <w:rPr>
-                      <w:b/>
-                      <w:bCs/>
-                      <w:spacing w:val="-1"/>
-                      <w:sz w:val="18"/>
-                      <w:szCs w:val="18"/>
-                    </w:rPr>
                     <w:tab/>
-                  </w:r>
-                  <w:r>
-                    <w:rPr>
-                      <w:b/>
-                      <w:bCs/>
-                      <w:spacing w:val="-1"/>
-                      <w:sz w:val="18"/>
-                      <w:szCs w:val="18"/>
-                    </w:rPr>
                     <w:tab/>
                   </w:r>
                   <w:sdt>
@@ -13605,46 +12223,6 @@
                       <w:spacing w:val="-2"/>
                       <w:sz w:val="18"/>
                     </w:rPr>
-                    <w:fldChar w:fldCharType="begin"/>
-                  </w:r>
-                  <w:r>
-                    <w:rPr>
-                      <w:b/>
-                      <w:bCs/>
-                      <w:color w:val="2F5496"/>
-                      <w:spacing w:val="-2"/>
-                      <w:sz w:val="18"/>
-                    </w:rPr>
-                    <w:instrText xml:space="preserve"> REF RD0REPORT \h </w:instrText>
-                  </w:r>
-                  <w:r>
-                    <w:rPr>
-                      <w:b/>
-                      <w:bCs/>
-                      <w:color w:val="2F5496"/>
-                      <w:spacing w:val="-2"/>
-                      <w:sz w:val="18"/>
-                    </w:rPr>
-                  </w:r>
-                  <w:r>
-                    <w:rPr>
-                      <w:b/>
-                      <w:bCs/>
-                      <w:color w:val="2F5496"/>
-                      <w:spacing w:val="-2"/>
-                      <w:sz w:val="18"/>
-                    </w:rPr>
-                    <w:fldChar w:fldCharType="separate"/>
-                  </w:r>
-                  <w:r>
-                    <w:rPr>
-                      <w:b/>
-                      <w:bCs/>
-                      <w:color w:val="2F5496"/>
-                      <w:spacing w:val="-2"/>
-                      <w:sz w:val="18"/>
-                    </w:rPr>
-                    <w:fldChar w:fldCharType="end"/>
                   </w:r>
                 </w:p>
                 <w:p>
@@ -13681,58 +12259,6 @@
                     <w:sdtEndPr/>
                     <w:sdtContent/>
                   </w:sdt>
-                  <w:r>
-                    <w:rPr>
-                      <w:b/>
-                      <w:bCs/>
-                      <w:color w:val="2F5496"/>
-                      <w:spacing w:val="-2"/>
-                      <w:sz w:val="18"/>
-                    </w:rPr>
-                    <w:fldChar w:fldCharType="begin"/>
-                  </w:r>
-                  <w:r>
-                    <w:rPr>
-                      <w:rFonts w:eastAsia="Arial" w:cs="Arial"/>
-                      <w:b/>
-                      <w:bCs/>
-                      <w:color w:val="2F5496"/>
-                      <w:spacing w:val="-2"/>
-                      <w:sz w:val="18"/>
-                      <w:szCs w:val="22"/>
-                      <w:lang w:eastAsia="en-US"/>
-                    </w:rPr>
-                    <w:instrText xml:space="preserve"> REF RD0DATE \h </w:instrText>
-                  </w:r>
-                  <w:r>
-                    <w:rPr>
-                      <w:b/>
-                      <w:bCs/>
-                      <w:color w:val="2F5496"/>
-                      <w:spacing w:val="-2"/>
-                      <w:sz w:val="18"/>
-                    </w:rPr>
-                  </w:r>
-                  <w:r>
-                    <w:rPr>
-                      <w:b/>
-                      <w:bCs/>
-                      <w:color w:val="2F5496"/>
-                      <w:spacing w:val="-2"/>
-                      <w:sz w:val="18"/>
-                    </w:rPr>
-                    <w:fldChar w:fldCharType="separate"/>
-                  </w:r>
-                  <w:r>
-                    <w:rPr>
-                      <w:b/>
-                      <w:bCs/>
-                      <w:color w:val="2F5496"/>
-                      <w:spacing w:val="-2"/>
-                      <w:sz w:val="18"/>
-                    </w:rPr>
-                    <w:fldChar w:fldCharType="end"/>
-                  </w:r>
                 </w:p>
               </w:tc>
               <w:sdt>
@@ -13846,40 +12372,10 @@
                       <w:sz w:val="18"/>
                     </w:rPr>
                     <w:t>Technical reservations issued not closed:</w:t>
-                  </w:r>
-                  <w:r>
-                    <w:rPr>
-                      <w:b/>
-                      <w:sz w:val="18"/>
-                    </w:rPr>
                     <w:tab/>
-                  </w:r>
-                  <w:r>
-                    <w:rPr>
-                      <w:b/>
-                      <w:sz w:val="18"/>
-                    </w:rPr>
                     <w:tab/>
-                  </w:r>
-                  <w:r>
-                    <w:rPr>
-                      <w:b/>
-                      <w:sz w:val="18"/>
-                    </w:rPr>
                     <w:tab/>
-                  </w:r>
-                  <w:r>
-                    <w:rPr>
-                      <w:b/>
-                      <w:sz w:val="18"/>
-                    </w:rPr>
                     <w:tab/>
-                  </w:r>
-                  <w:r>
-                    <w:rPr>
-                      <w:b/>
-                      <w:sz w:val="18"/>
-                    </w:rPr>
                     <w:tab/>
                   </w:r>
                   <w:sdt>
@@ -13922,25 +12418,7 @@
                       <w:szCs w:val="18"/>
                     </w:rPr>
                     <w:t xml:space="preserve"> YES</w:t>
-                  </w:r>
-                  <w:r>
-                    <w:rPr>
-                      <w:b/>
-                      <w:bCs/>
-                      <w:spacing w:val="-1"/>
-                      <w:sz w:val="18"/>
-                      <w:szCs w:val="18"/>
-                    </w:rPr>
                     <w:tab/>
-                  </w:r>
-                  <w:r>
-                    <w:rPr>
-                      <w:b/>
-                      <w:bCs/>
-                      <w:spacing w:val="-1"/>
-                      <w:sz w:val="18"/>
-                      <w:szCs w:val="18"/>
-                    </w:rPr>
                     <w:tab/>
                   </w:r>
                   <w:sdt>
@@ -14094,14 +12572,7 @@
                       <w:b/>
                       <w:sz w:val="18"/>
                     </w:rPr>
-                    <w:t>Expected date of closing</w:t>
-                  </w:r>
-                  <w:r>
-                    <w:rPr>
-                      <w:b/>
-                      <w:sz w:val="18"/>
-                    </w:rPr>
-                    <w:t xml:space="preserve"> or “FINAL”</w:t>
+                    <w:t>Expected date of closing or “FINAL”</w:t>
                   </w:r>
                 </w:p>
               </w:tc>
@@ -14215,23 +12686,7 @@
                 <w:sz w:val="18"/>
                 <w:szCs w:val="18"/>
               </w:rPr>
-              <w:t>IX</w:t>
-            </w:r>
-            <w:r>
-              <w:rPr>
-                <w:b/>
-                <w:sz w:val="18"/>
-                <w:szCs w:val="18"/>
-              </w:rPr>
-              <w:t xml:space="preserve"> – FINAL CONCLUSION (DESIGN + EXECUTION</w:t>
-            </w:r>
-            <w:r>
-              <w:rPr>
-                <w:b/>
-                <w:sz w:val="18"/>
-                <w:szCs w:val="18"/>
-              </w:rPr>
-              <w:t>)</w:t>
+              <w:t>IX – FINAL CONCLUSION (DESIGN + EXECUTION)</w:t>
             </w:r>
           </w:p>
           <w:p>
@@ -14367,25 +12822,7 @@
                       <w:szCs w:val="18"/>
                     </w:rPr>
                     <w:t xml:space="preserve"> YES</w:t>
-                  </w:r>
-                  <w:r>
-                    <w:rPr>
-                      <w:b/>
-                      <w:bCs/>
-                      <w:spacing w:val="-1"/>
-                      <w:sz w:val="18"/>
-                      <w:szCs w:val="18"/>
-                    </w:rPr>
                     <w:tab/>
-                  </w:r>
-                  <w:r>
-                    <w:rPr>
-                      <w:b/>
-                      <w:bCs/>
-                      <w:spacing w:val="-1"/>
-                      <w:sz w:val="18"/>
-                      <w:szCs w:val="18"/>
-                    </w:rPr>
                     <w:tab/>
                   </w:r>
                   <w:sdt>
@@ -14472,29 +12909,7 @@
                 <w:sz w:val="18"/>
                 <w:szCs w:val="18"/>
               </w:rPr>
-              <w:t xml:space="preserve">Please expose and </w:t>
-            </w:r>
-            <w:r>
-              <w:rPr>
-                <w:rFonts w:cs="Arial"/>
-                <w:b/>
-                <w:i/>
-                <w:iCs/>
-                <w:sz w:val="18"/>
-                <w:szCs w:val="18"/>
-              </w:rPr>
-              <w:t>develop</w:t>
-            </w:r>
-            <w:r>
-              <w:rPr>
-                <w:rFonts w:cs="Arial"/>
-                <w:b/>
-                <w:i/>
-                <w:iCs/>
-                <w:sz w:val="18"/>
-                <w:szCs w:val="18"/>
-              </w:rPr>
-              <w:t xml:space="preserve"> your answer above in detail.</w:t>
+              <w:t>Please expose and develop your answer above in detail.</w:t>
             </w:r>
           </w:p>
           <w:p>
@@ -14521,35 +12936,7 @@
                 <w:szCs w:val="18"/>
                 <w:lang w:eastAsia="en-US"/>
               </w:rPr>
-              <w:t xml:space="preserve">We Branch of </w:t>
-            </w:r>
-            <w:proofErr w:type="spellStart"/>
-            <w:r>
-              <w:rPr>
-                <w:rFonts w:eastAsia="Arial" w:cs="Arial"/>
-                <w:b/>
-                <w:bCs/>
-                <w:color w:val="2F5496"/>
-                <w:spacing w:val="-2"/>
-                <w:sz w:val="18"/>
-                <w:szCs w:val="18"/>
-                <w:lang w:eastAsia="en-US"/>
-              </w:rPr>
-              <w:t>Socotec</w:t>
-            </w:r>
-            <w:proofErr w:type="spellEnd"/>
-            <w:r>
-              <w:rPr>
-                <w:rFonts w:eastAsia="Arial" w:cs="Arial"/>
-                <w:b/>
-                <w:bCs/>
-                <w:color w:val="2F5496"/>
-                <w:spacing w:val="-2"/>
-                <w:sz w:val="18"/>
-                <w:szCs w:val="18"/>
-                <w:lang w:eastAsia="en-US"/>
-              </w:rPr>
-              <w:t xml:space="preserve"> Liban had performed the inspection for construction works on IDI Proposal number </w:t>
+              <w:t xml:space="preserve">We Branch of Socotec Liban had performed the inspection for construction works on IDI Proposal number </w:t>
             </w:r>
             <w:sdt>
               <w:sdtPr>
@@ -14814,35 +13201,7 @@
                 <w:szCs w:val="18"/>
                 <w:lang w:eastAsia="en-US"/>
               </w:rPr>
-              <w:t xml:space="preserve">This report has been prepared based solely on the documents and information made available by the client. Responsibility for providing, completing, and ensuring the accuracy of such documents remains with the client. </w:t>
-            </w:r>
-            <w:proofErr w:type="spellStart"/>
-            <w:r>
-              <w:rPr>
-                <w:rFonts w:eastAsia="Arial" w:cs="Arial"/>
-                <w:i/>
-                <w:iCs/>
-                <w:color w:val="2F5496"/>
-                <w:spacing w:val="-2"/>
-                <w:sz w:val="18"/>
-                <w:szCs w:val="18"/>
-                <w:lang w:eastAsia="en-US"/>
-              </w:rPr>
-              <w:t>Socotec</w:t>
-            </w:r>
-            <w:proofErr w:type="spellEnd"/>
-            <w:r>
-              <w:rPr>
-                <w:rFonts w:eastAsia="Arial" w:cs="Arial"/>
-                <w:i/>
-                <w:iCs/>
-                <w:color w:val="2F5496"/>
-                <w:spacing w:val="-2"/>
-                <w:sz w:val="18"/>
-                <w:szCs w:val="18"/>
-                <w:lang w:eastAsia="en-US"/>
-              </w:rPr>
-              <w:t xml:space="preserve"> shall not be held liable for any deficiencies, omissions, or inaccuracies in the submitted documentation, including the absence of the above-mentioned test reports.</w:t>
+              <w:t>This report has been prepared based solely on the documents and information made available by the client. Responsibility for providing, completing, and ensuring the accuracy of such documents remains with the client. Socotec shall not be held liable for any deficiencies, omissions, or inaccuracies in the submitted documentation, including the absence of the above-mentioned test reports.</w:t>
             </w:r>
           </w:p>
         </w:tc>
@@ -14870,14 +13229,6 @@
           <w:szCs w:val="18"/>
         </w:rPr>
         <w:tab/>
-      </w:r>
-      <w:r>
-        <w:rPr>
-          <w:b/>
-          <w:spacing w:val="-1"/>
-          <w:sz w:val="18"/>
-          <w:szCs w:val="18"/>
-        </w:rPr>
         <w:t xml:space="preserve">                                                </w:t>
       </w:r>
     </w:p>
@@ -14977,11 +13328,6 @@
           <w:sz w:val="16"/>
         </w:rPr>
         <w:tab/>
-      </w:r>
-      <w:r>
-        <w:rPr>
-          <w:sz w:val="16"/>
-        </w:rPr>
         <w:t>Author:                                                                             ENGINEER IN CHARGE                          HEAD OF LOCAL DEPARTMENT</w:t>
       </w:r>
     </w:p>
@@ -15108,19 +13454,7 @@
         <w:rPr>
           <w:sz w:val="16"/>
         </w:rPr>
-        <w:t xml:space="preserve">                                 </w:t>
-      </w:r>
-      <w:r>
-        <w:rPr>
-          <w:sz w:val="16"/>
-        </w:rPr>
-        <w:t xml:space="preserve">                                           </w:t>
-      </w:r>
-      <w:r>
-        <w:rPr>
-          <w:sz w:val="16"/>
-        </w:rPr>
-        <w:t xml:space="preserve">         </w:t>
+        <w:t xml:space="preserve">                                                                                     </w:t>
       </w:r>
       <w:r>
         <w:rPr>
@@ -15208,13 +13542,7 @@
           <w:lang w:val="en-US"/>
         </w:rPr>
         <w:lastRenderedPageBreak/>
-        <w:t>ADDENDUM</w:t>
-      </w:r>
-      <w:r>
-        <w:rPr>
-          <w:lang w:val="en-US"/>
-        </w:rPr>
-        <w:t xml:space="preserve"> TO RD6</w:t>
+        <w:t>ADDENDUM TO RD6</w:t>
       </w:r>
     </w:p>
     <w:p>
@@ -15247,43 +13575,7 @@
           <w:sz w:val="18"/>
           <w:szCs w:val="18"/>
         </w:rPr>
-        <w:t xml:space="preserve">THIS DOCUMENT, DULY COMPLETED BY THE TIS, AND SIGNED BY THE TIS AND THE POLICYHOLDER, MUST </w:t>
-      </w:r>
-      <w:r>
-        <w:rPr>
-          <w:rFonts w:cs="Arial"/>
-          <w:color w:val="auto"/>
-          <w:sz w:val="18"/>
-          <w:szCs w:val="18"/>
-        </w:rPr>
-        <w:t>BE ATTACHED</w:t>
-      </w:r>
-      <w:r>
-        <w:rPr>
-          <w:rFonts w:cs="Arial"/>
-          <w:color w:val="auto"/>
-          <w:sz w:val="18"/>
-          <w:szCs w:val="18"/>
-        </w:rPr>
-        <w:t xml:space="preserve"> TO THE OCCUPANCY CERTIFICATE, SO THIS ANNEX MUST BE ISSUED PRIOR TO THE DATE OF </w:t>
-      </w:r>
-      <w:r>
-        <w:rPr>
-          <w:rFonts w:cs="Arial"/>
-          <w:color w:val="auto"/>
-          <w:sz w:val="18"/>
-          <w:szCs w:val="18"/>
-        </w:rPr>
-        <w:t xml:space="preserve">THE </w:t>
-      </w:r>
-      <w:r>
-        <w:rPr>
-          <w:rFonts w:cs="Arial"/>
-          <w:color w:val="auto"/>
-          <w:sz w:val="18"/>
-          <w:szCs w:val="18"/>
-        </w:rPr>
-        <w:t>OCCUPANCY CERTIFICATE.</w:t>
+        <w:t>THIS DOCUMENT, DULY COMPLETED BY THE TIS, AND SIGNED BY THE TIS AND THE POLICYHOLDER, MUST BE ATTACHED TO THE OCCUPANCY CERTIFICATE, SO THIS ANNEX MUST BE ISSUED PRIOR TO THE DATE OF THE OCCUPANCY CERTIFICATE.</w:t>
       </w:r>
     </w:p>
     <w:tbl>
@@ -15339,14 +13631,7 @@
                 <w:b/>
                 <w:sz w:val="18"/>
               </w:rPr>
-              <w:t xml:space="preserve">DOCUMENT </w:t>
-            </w:r>
-            <w:r>
-              <w:rPr>
-                <w:b/>
-                <w:sz w:val="18"/>
-              </w:rPr>
-              <w:t>REFERENCE</w:t>
+              <w:t>DOCUMENT REFERENCE</w:t>
             </w:r>
             <w:r>
               <w:rPr>
@@ -16077,66 +14362,7 @@
                 <w:spacing w:val="-2"/>
                 <w:sz w:val="18"/>
               </w:rPr>
-              <w:t xml:space="preserve"> </w:t>
-            </w:r>
-            <w:r>
-              <w:rPr>
-                <w:b/>
-                <w:bCs/>
-                <w:color w:val="2F5496"/>
-                <w:spacing w:val="-2"/>
-                <w:sz w:val="18"/>
-              </w:rPr>
-              <w:t xml:space="preserve">  </w:t>
-            </w:r>
-            <w:r>
-              <w:rPr>
-                <w:b/>
-                <w:bCs/>
-                <w:color w:val="2F5496"/>
-                <w:spacing w:val="-2"/>
-                <w:sz w:val="18"/>
-              </w:rPr>
-              <w:fldChar w:fldCharType="begin"/>
-            </w:r>
-            <w:r>
-              <w:rPr>
-                <w:b/>
-                <w:bCs/>
-                <w:color w:val="2F5496"/>
-                <w:spacing w:val="-2"/>
-                <w:sz w:val="18"/>
-              </w:rPr>
-              <w:instrText xml:space="preserve"> REF PROJECTTITLE \h </w:instrText>
-            </w:r>
-            <w:r>
-              <w:rPr>
-                <w:b/>
-                <w:bCs/>
-                <w:color w:val="2F5496"/>
-                <w:spacing w:val="-2"/>
-                <w:sz w:val="18"/>
-              </w:rPr>
-            </w:r>
-            <w:r>
-              <w:rPr>
-                <w:b/>
-                <w:bCs/>
-                <w:color w:val="2F5496"/>
-                <w:spacing w:val="-2"/>
-                <w:sz w:val="18"/>
-              </w:rPr>
-              <w:instrText xml:space="preserve"> \* MERGEFORMAT </w:instrText>
-            </w:r>
-            <w:r>
-              <w:rPr>
-                <w:b/>
-                <w:bCs/>
-                <w:color w:val="2F5496"/>
-                <w:spacing w:val="-2"/>
-                <w:sz w:val="18"/>
-              </w:rPr>
-              <w:fldChar w:fldCharType="separate"/>
+              <w:t xml:space="preserve">   </w:t>
             </w:r>
             <w:r>
               <w:rPr>
@@ -16185,7 +14411,6 @@
                 <w:spacing w:val="-2"/>
                 <w:sz w:val="18"/>
               </w:rPr>
-              <w:fldChar w:fldCharType="end"/>
             </w:r>
           </w:p>
           <w:p>
@@ -16210,15 +14435,7 @@
                 <w:sz w:val="18"/>
                 <w:szCs w:val="18"/>
               </w:rPr>
-              <w:t>ADDRESS OF THE PREMISES</w:t>
-            </w:r>
-            <w:r>
-              <w:rPr>
-                <w:b/>
-                <w:sz w:val="18"/>
-                <w:szCs w:val="18"/>
-              </w:rPr>
-              <w:t xml:space="preserve">: </w:t>
+              <w:t xml:space="preserve">ADDRESS OF THE PREMISES: </w:t>
             </w:r>
             <w:sdt>
               <w:sdtPr>
@@ -16257,38 +14474,6 @@
                 <w:sz w:val="18"/>
                 <w:szCs w:val="18"/>
               </w:rPr>
-              <w:fldChar w:fldCharType="begin"/>
-            </w:r>
-            <w:r>
-              <w:rPr>
-                <w:b/>
-                <w:sz w:val="18"/>
-                <w:szCs w:val="18"/>
-              </w:rPr>
-              <w:instrText xml:space="preserve"> REF PROJECTADDRESS \h </w:instrText>
-            </w:r>
-            <w:r>
-              <w:rPr>
-                <w:b/>
-                <w:sz w:val="18"/>
-                <w:szCs w:val="18"/>
-              </w:rPr>
-            </w:r>
-            <w:r>
-              <w:rPr>
-                <w:b/>
-                <w:sz w:val="18"/>
-                <w:szCs w:val="18"/>
-              </w:rPr>
-              <w:fldChar w:fldCharType="separate"/>
-            </w:r>
-            <w:r>
-              <w:rPr>
-                <w:b/>
-                <w:sz w:val="18"/>
-                <w:szCs w:val="18"/>
-              </w:rPr>
-              <w:fldChar w:fldCharType="end"/>
             </w:r>
           </w:p>
           <w:p>
@@ -16364,46 +14549,6 @@
                 <w:spacing w:val="-2"/>
                 <w:sz w:val="18"/>
               </w:rPr>
-              <w:fldChar w:fldCharType="begin"/>
-            </w:r>
-            <w:r>
-              <w:rPr>
-                <w:b/>
-                <w:bCs/>
-                <w:color w:val="2F5496"/>
-                <w:spacing w:val="-2"/>
-                <w:sz w:val="18"/>
-              </w:rPr>
-              <w:instrText xml:space="preserve"> REF OWNER \h </w:instrText>
-            </w:r>
-            <w:r>
-              <w:rPr>
-                <w:b/>
-                <w:bCs/>
-                <w:color w:val="2F5496"/>
-                <w:spacing w:val="-2"/>
-                <w:sz w:val="18"/>
-              </w:rPr>
-            </w:r>
-            <w:r>
-              <w:rPr>
-                <w:b/>
-                <w:bCs/>
-                <w:color w:val="2F5496"/>
-                <w:spacing w:val="-2"/>
-                <w:sz w:val="18"/>
-              </w:rPr>
-              <w:fldChar w:fldCharType="separate"/>
-            </w:r>
-            <w:r>
-              <w:rPr>
-                <w:b/>
-                <w:bCs/>
-                <w:color w:val="2F5496"/>
-                <w:spacing w:val="-2"/>
-                <w:sz w:val="18"/>
-              </w:rPr>
-              <w:fldChar w:fldCharType="end"/>
             </w:r>
           </w:p>
           <w:p>
@@ -16443,45 +14588,10 @@
                 <w:szCs w:val="18"/>
               </w:rPr>
               <w:t xml:space="preserve">PARTIAL HANDOVER/OCCUPANCY: </w:t>
-            </w:r>
-            <w:r>
-              <w:rPr>
-                <w:b/>
-                <w:sz w:val="18"/>
-                <w:szCs w:val="18"/>
-              </w:rPr>
               <w:tab/>
-            </w:r>
-            <w:r>
-              <w:rPr>
-                <w:b/>
-                <w:sz w:val="18"/>
-                <w:szCs w:val="18"/>
-              </w:rPr>
               <w:tab/>
-            </w:r>
-            <w:r>
-              <w:rPr>
-                <w:b/>
-                <w:sz w:val="18"/>
-                <w:szCs w:val="18"/>
-              </w:rPr>
               <w:tab/>
-            </w:r>
-            <w:r>
-              <w:rPr>
-                <w:b/>
-                <w:sz w:val="18"/>
-                <w:szCs w:val="18"/>
-              </w:rPr>
               <w:tab/>
-            </w:r>
-            <w:r>
-              <w:rPr>
-                <w:b/>
-                <w:sz w:val="18"/>
-                <w:szCs w:val="18"/>
-              </w:rPr>
               <w:tab/>
             </w:r>
             <w:sdt>
@@ -16524,25 +14634,7 @@
                 <w:szCs w:val="18"/>
               </w:rPr>
               <w:t xml:space="preserve"> YES</w:t>
-            </w:r>
-            <w:r>
-              <w:rPr>
-                <w:b/>
-                <w:bCs/>
-                <w:spacing w:val="-1"/>
-                <w:sz w:val="18"/>
-                <w:szCs w:val="18"/>
-              </w:rPr>
               <w:tab/>
-            </w:r>
-            <w:r>
-              <w:rPr>
-                <w:b/>
-                <w:bCs/>
-                <w:spacing w:val="-1"/>
-                <w:sz w:val="18"/>
-                <w:szCs w:val="18"/>
-              </w:rPr>
               <w:tab/>
             </w:r>
             <w:sdt>
@@ -16705,39 +14797,7 @@
                       <w:sz w:val="18"/>
                       <w:szCs w:val="18"/>
                     </w:rPr>
-                    <w:t>1. FINAL TECHNICAL RESERVATIONS</w:t>
-                  </w:r>
-                  <w:r>
-                    <w:rPr>
-                      <w:b/>
-                      <w:sz w:val="18"/>
-                      <w:szCs w:val="18"/>
-                    </w:rPr>
-                    <w:t xml:space="preserve"> </w:t>
-                  </w:r>
-                  <w:r>
-                    <w:rPr>
-                      <w:b/>
-                      <w:sz w:val="18"/>
-                      <w:szCs w:val="18"/>
-                    </w:rPr>
-                    <w:t xml:space="preserve">(not </w:t>
-                  </w:r>
-                  <w:r>
-                    <w:rPr>
-                      <w:b/>
-                      <w:sz w:val="18"/>
-                      <w:szCs w:val="18"/>
-                    </w:rPr>
-                    <w:t xml:space="preserve">expected to be </w:t>
-                  </w:r>
-                  <w:r>
-                    <w:rPr>
-                      <w:b/>
-                      <w:sz w:val="18"/>
-                      <w:szCs w:val="18"/>
-                    </w:rPr>
-                    <w:t>closed at the date of the Occupancy Certificate)</w:t>
+                    <w:t>1. FINAL TECHNICAL RESERVATIONS (not expected to be closed at the date of the Occupancy Certificate)</w:t>
                   </w:r>
                 </w:p>
               </w:tc>
@@ -16809,25 +14869,7 @@
                       <w:szCs w:val="18"/>
                     </w:rPr>
                     <w:t xml:space="preserve"> YES</w:t>
-                  </w:r>
-                  <w:r>
-                    <w:rPr>
-                      <w:b/>
-                      <w:bCs/>
-                      <w:spacing w:val="-1"/>
-                      <w:sz w:val="18"/>
-                      <w:szCs w:val="18"/>
-                    </w:rPr>
                     <w:tab/>
-                  </w:r>
-                  <w:r>
-                    <w:rPr>
-                      <w:b/>
-                      <w:bCs/>
-                      <w:spacing w:val="-1"/>
-                      <w:sz w:val="18"/>
-                      <w:szCs w:val="18"/>
-                    </w:rPr>
                     <w:tab/>
                   </w:r>
                   <w:sdt>
@@ -17167,31 +15209,7 @@
                       <w:sz w:val="18"/>
                       <w:szCs w:val="18"/>
                     </w:rPr>
-                    <w:t>2</w:t>
-                  </w:r>
-                  <w:r>
-                    <w:rPr>
-                      <w:b/>
-                      <w:sz w:val="18"/>
-                      <w:szCs w:val="18"/>
-                    </w:rPr>
-                    <w:t xml:space="preserve">. </w:t>
-                  </w:r>
-                  <w:r>
-                    <w:rPr>
-                      <w:b/>
-                      <w:sz w:val="18"/>
-                      <w:szCs w:val="18"/>
-                    </w:rPr>
-                    <w:t>DEFICIENCIES, DAMAGES, DEFECTS OR FAILURES not repaired at the date of issuing of this report</w:t>
-                  </w:r>
-                  <w:r>
-                    <w:rPr>
-                      <w:b/>
-                      <w:sz w:val="18"/>
-                      <w:szCs w:val="18"/>
-                    </w:rPr>
-                    <w:t>, not being a technical reservation</w:t>
+                    <w:t>2. DEFICIENCIES, DAMAGES, DEFECTS OR FAILURES not repaired at the date of issuing of this report, not being a technical reservation</w:t>
                   </w:r>
                 </w:p>
               </w:tc>
@@ -17252,25 +15270,7 @@
                       <w:szCs w:val="18"/>
                     </w:rPr>
                     <w:t xml:space="preserve"> YES</w:t>
-                  </w:r>
-                  <w:r>
-                    <w:rPr>
-                      <w:b/>
-                      <w:bCs/>
-                      <w:spacing w:val="-1"/>
-                      <w:sz w:val="18"/>
-                      <w:szCs w:val="18"/>
-                    </w:rPr>
                     <w:tab/>
-                  </w:r>
-                  <w:r>
-                    <w:rPr>
-                      <w:b/>
-                      <w:bCs/>
-                      <w:spacing w:val="-1"/>
-                      <w:sz w:val="18"/>
-                      <w:szCs w:val="18"/>
-                    </w:rPr>
                     <w:tab/>
                   </w:r>
                   <w:sdt>
@@ -17351,23 +15351,7 @@
                 <w:sz w:val="18"/>
                 <w:szCs w:val="18"/>
               </w:rPr>
-              <w:t xml:space="preserve">If YES, please </w:t>
-            </w:r>
-            <w:r>
-              <w:rPr>
-                <w:b/>
-                <w:sz w:val="18"/>
-                <w:szCs w:val="18"/>
-              </w:rPr>
-              <w:t>list</w:t>
-            </w:r>
-            <w:r>
-              <w:rPr>
-                <w:b/>
-                <w:sz w:val="18"/>
-                <w:szCs w:val="18"/>
-              </w:rPr>
-              <w:t xml:space="preserve"> below:</w:t>
+              <w:t>If YES, please list below:</w:t>
             </w:r>
           </w:p>
           <w:p>
@@ -17433,14 +15417,6 @@
           <w:szCs w:val="18"/>
         </w:rPr>
         <w:tab/>
-      </w:r>
-      <w:r>
-        <w:rPr>
-          <w:b/>
-          <w:spacing w:val="-1"/>
-          <w:sz w:val="18"/>
-          <w:szCs w:val="18"/>
-        </w:rPr>
         <w:tab/>
         <w:t xml:space="preserve">                                              </w:t>
       </w:r>
@@ -17448,13 +15424,7 @@
         <w:rPr>
           <w:sz w:val="16"/>
         </w:rPr>
-        <w:t>Issued in Riyadh on</w:t>
-      </w:r>
-      <w:r>
-        <w:rPr>
-          <w:sz w:val="16"/>
-        </w:rPr>
-        <w:t xml:space="preserve"> </w:t>
+        <w:t xml:space="preserve">Issued in Riyadh on </w:t>
       </w:r>
       <w:r>
         <w:rPr>
@@ -17546,11 +15516,6 @@
           <w:sz w:val="16"/>
         </w:rPr>
         <w:tab/>
-      </w:r>
-      <w:r>
-        <w:rPr>
-          <w:sz w:val="16"/>
-        </w:rPr>
         <w:t>Author:                                                                             ENGINEER IN CHARGE                          HEAD OF LOCAL DEPARTMENT</w:t>
       </w:r>
     </w:p>
@@ -17677,31 +15642,7 @@
         <w:rPr>
           <w:sz w:val="16"/>
         </w:rPr>
-        <w:t xml:space="preserve">                                  </w:t>
-      </w:r>
-      <w:r>
-        <w:rPr>
-          <w:sz w:val="16"/>
-        </w:rPr>
-        <w:t xml:space="preserve"> </w:t>
-      </w:r>
-      <w:r>
-        <w:rPr>
-          <w:sz w:val="16"/>
-        </w:rPr>
-        <w:t xml:space="preserve">                                        </w:t>
-      </w:r>
-      <w:r>
-        <w:rPr>
-          <w:sz w:val="16"/>
-        </w:rPr>
-        <w:t xml:space="preserve">       </w:t>
-      </w:r>
-      <w:r>
-        <w:rPr>
-          <w:sz w:val="16"/>
-        </w:rPr>
-        <w:t xml:space="preserve">   </w:t>
+        <w:t xml:space="preserve">                                                                                     </w:t>
       </w:r>
       <w:r>
         <w:rPr>

--- a/RD6-AutoTemplate.docx
+++ b/RD6-AutoTemplate.docx
@@ -21,6 +21,11 @@
           <w:lang w:val="en-US"/>
         </w:rPr>
         <w:t>COMPLETION OF WORKS / CERTIFICATE OF APPROVAL</w:t>
+      </w:r>
+      <w:r>
+        <w:rPr>
+          <w:lang w:val="en-US"/>
+        </w:rPr>
         <w:br/>
       </w:r>
       <w:bookmarkEnd w:id="1"/>
@@ -211,7 +216,7 @@
                 <w:spacing w:val="-2"/>
                 <w:sz w:val="18"/>
               </w:rPr>
-              <w:t>Branch of SOCOTEC LIBAN-KSA</w:t>
+              <w:t>SOCOTEC ARABIA</w:t>
             </w:r>
           </w:p>
         </w:tc>
@@ -1466,6 +1471,13 @@
                 <w:szCs w:val="18"/>
               </w:rPr>
               <w:t xml:space="preserve">Does this report concern the whole project?         </w:t>
+            </w:r>
+            <w:r>
+              <w:rPr>
+                <w:b/>
+                <w:sz w:val="18"/>
+                <w:szCs w:val="18"/>
+              </w:rPr>
               <w:tab/>
             </w:r>
             <w:sdt>
@@ -1505,6 +1517,14 @@
                 <w:szCs w:val="18"/>
               </w:rPr>
               <w:t xml:space="preserve"> YES </w:t>
+            </w:r>
+            <w:r>
+              <w:rPr>
+                <w:b/>
+                <w:spacing w:val="-1"/>
+                <w:sz w:val="18"/>
+                <w:szCs w:val="18"/>
+              </w:rPr>
               <w:tab/>
             </w:r>
             <w:sdt>
@@ -2572,6 +2592,13 @@
                 <w:szCs w:val="18"/>
               </w:rPr>
               <w:t xml:space="preserve"> Expected</w:t>
+            </w:r>
+            <w:r>
+              <w:rPr>
+                <w:b/>
+                <w:sz w:val="18"/>
+                <w:szCs w:val="18"/>
+              </w:rPr>
               <w:tab/>
               <w:t xml:space="preserve">           </w:t>
             </w:r>
@@ -3052,6 +3079,13 @@
                 <w:szCs w:val="18"/>
               </w:rPr>
               <w:t>Was there any modification regarding RD0?</w:t>
+            </w:r>
+            <w:r>
+              <w:rPr>
+                <w:b/>
+                <w:sz w:val="18"/>
+                <w:szCs w:val="18"/>
+              </w:rPr>
               <w:tab/>
             </w:r>
             <w:sdt>
@@ -3091,6 +3125,14 @@
                 <w:szCs w:val="18"/>
               </w:rPr>
               <w:t xml:space="preserve"> YES </w:t>
+            </w:r>
+            <w:r>
+              <w:rPr>
+                <w:b/>
+                <w:spacing w:val="-1"/>
+                <w:sz w:val="18"/>
+                <w:szCs w:val="18"/>
+              </w:rPr>
               <w:tab/>
             </w:r>
             <w:sdt>
@@ -3170,6 +3212,13 @@
                 <w:szCs w:val="18"/>
               </w:rPr>
               <w:t>Was there any modification regarding RD1?</w:t>
+            </w:r>
+            <w:r>
+              <w:rPr>
+                <w:b/>
+                <w:sz w:val="18"/>
+                <w:szCs w:val="18"/>
+              </w:rPr>
               <w:tab/>
             </w:r>
             <w:sdt>
@@ -3209,6 +3258,14 @@
                 <w:szCs w:val="18"/>
               </w:rPr>
               <w:t xml:space="preserve"> YES </w:t>
+            </w:r>
+            <w:r>
+              <w:rPr>
+                <w:b/>
+                <w:spacing w:val="-1"/>
+                <w:sz w:val="18"/>
+                <w:szCs w:val="18"/>
+              </w:rPr>
               <w:tab/>
             </w:r>
             <w:sdt>
@@ -3720,7 +3777,25 @@
                 <w:sz w:val="18"/>
               </w:rPr>
               <w:fldChar w:fldCharType="begin"/>
+            </w:r>
+            <w:r>
+              <w:rPr>
+                <w:b/>
+                <w:bCs/>
+                <w:color w:val="2F5496"/>
+                <w:spacing w:val="-2"/>
+                <w:sz w:val="18"/>
+              </w:rPr>
               <w:instrText xml:space="preserve"> RD  RD0TREPORT </w:instrText>
+            </w:r>
+            <w:r>
+              <w:rPr>
+                <w:b/>
+                <w:bCs/>
+                <w:color w:val="2F5496"/>
+                <w:spacing w:val="-2"/>
+                <w:sz w:val="18"/>
+              </w:rPr>
               <w:fldChar w:fldCharType="end"/>
             </w:r>
           </w:p>
@@ -3836,6 +3911,13 @@
                 <w:szCs w:val="18"/>
               </w:rPr>
               <w:t xml:space="preserve"> RD1 – Special Foundation Report </w:t>
+            </w:r>
+            <w:r>
+              <w:rPr>
+                <w:b/>
+                <w:sz w:val="18"/>
+                <w:szCs w:val="18"/>
+              </w:rPr>
               <w:tab/>
             </w:r>
           </w:p>
@@ -4143,32 +4225,21 @@
             <w:r>
               <w:rPr>
                 <w:b/>
+                <w:color w:val="2F5496" w:themeColor="accent1" w:themeShade="BF"/>
+                <w:sz w:val="18"/>
+                <w:szCs w:val="18"/>
+              </w:rPr>
+              <w:t xml:space="preserve"> REF DATE \h </w:t>
+            </w:r>
+            <w:r>
+              <w:rPr>
+                <w:b/>
                 <w:bCs/>
                 <w:color w:val="2F5496" w:themeColor="accent1" w:themeShade="BF"/>
                 <w:spacing w:val="-2"/>
                 <w:sz w:val="18"/>
               </w:rPr>
-            </w:r>
-            <w:r>
-              <w:rPr>
-                <w:b/>
-                <w:color w:val="2F5496" w:themeColor="accent1" w:themeShade="BF"/>
-                <w:sz w:val="18"/>
-                <w:szCs w:val="18"/>
-              </w:rPr>
-              <w:instrText xml:space="preserve"> REF DATE \h </w:instrText>
-            </w:r>
-            <w:r>
-              <w:rPr>
-                <w:b/>
-                <w:bCs/>
-                <w:color w:val="2F5496" w:themeColor="accent1" w:themeShade="BF"/>
-                <w:spacing w:val="-2"/>
-                <w:sz w:val="18"/>
-              </w:rPr>
-              <w:instrText xml:space="preserve"> \* MERGEFORMAT </w:instrText>
-              <w:fldChar w:fldCharType="separate"/>
-              <w:t xml:space="preserve"> </w:t>
+              <w:t xml:space="preserve"> \* MERGEFORMAT  </w:t>
             </w:r>
             <w:sdt>
               <w:sdtPr>
@@ -4817,7 +4888,25 @@
                       <w:szCs w:val="18"/>
                     </w:rPr>
                     <w:t xml:space="preserve"> YES</w:t>
+                  </w:r>
+                  <w:r>
+                    <w:rPr>
+                      <w:b/>
+                      <w:bCs/>
+                      <w:spacing w:val="-1"/>
+                      <w:sz w:val="18"/>
+                      <w:szCs w:val="18"/>
+                    </w:rPr>
                     <w:tab/>
+                  </w:r>
+                  <w:r>
+                    <w:rPr>
+                      <w:b/>
+                      <w:bCs/>
+                      <w:spacing w:val="-1"/>
+                      <w:sz w:val="18"/>
+                      <w:szCs w:val="18"/>
+                    </w:rPr>
                     <w:tab/>
                   </w:r>
                   <w:sdt>
@@ -4992,7 +5081,25 @@
                       <w:szCs w:val="18"/>
                     </w:rPr>
                     <w:t xml:space="preserve"> YES</w:t>
+                  </w:r>
+                  <w:r>
+                    <w:rPr>
+                      <w:b/>
+                      <w:bCs/>
+                      <w:spacing w:val="-1"/>
+                      <w:sz w:val="18"/>
+                      <w:szCs w:val="18"/>
+                    </w:rPr>
                     <w:tab/>
+                  </w:r>
+                  <w:r>
+                    <w:rPr>
+                      <w:b/>
+                      <w:bCs/>
+                      <w:spacing w:val="-1"/>
+                      <w:sz w:val="18"/>
+                      <w:szCs w:val="18"/>
+                    </w:rPr>
                     <w:tab/>
                   </w:r>
                   <w:sdt>
@@ -5173,7 +5280,25 @@
                       <w:szCs w:val="18"/>
                     </w:rPr>
                     <w:t xml:space="preserve"> YES</w:t>
+                  </w:r>
+                  <w:r>
+                    <w:rPr>
+                      <w:b/>
+                      <w:bCs/>
+                      <w:spacing w:val="-1"/>
+                      <w:sz w:val="18"/>
+                      <w:szCs w:val="18"/>
+                    </w:rPr>
                     <w:tab/>
+                  </w:r>
+                  <w:r>
+                    <w:rPr>
+                      <w:b/>
+                      <w:bCs/>
+                      <w:spacing w:val="-1"/>
+                      <w:sz w:val="18"/>
+                      <w:szCs w:val="18"/>
+                    </w:rPr>
                     <w:tab/>
                   </w:r>
                   <w:sdt>
@@ -5354,7 +5479,25 @@
                       <w:szCs w:val="18"/>
                     </w:rPr>
                     <w:t xml:space="preserve"> YES</w:t>
+                  </w:r>
+                  <w:r>
+                    <w:rPr>
+                      <w:b/>
+                      <w:bCs/>
+                      <w:spacing w:val="-1"/>
+                      <w:sz w:val="18"/>
+                      <w:szCs w:val="18"/>
+                    </w:rPr>
                     <w:tab/>
+                  </w:r>
+                  <w:r>
+                    <w:rPr>
+                      <w:b/>
+                      <w:bCs/>
+                      <w:spacing w:val="-1"/>
+                      <w:sz w:val="18"/>
+                      <w:szCs w:val="18"/>
+                    </w:rPr>
                     <w:tab/>
                   </w:r>
                   <w:r>
@@ -5602,7 +5745,25 @@
                       <w:szCs w:val="18"/>
                     </w:rPr>
                     <w:t xml:space="preserve"> YES</w:t>
+                  </w:r>
+                  <w:r>
+                    <w:rPr>
+                      <w:b/>
+                      <w:bCs/>
+                      <w:spacing w:val="-1"/>
+                      <w:sz w:val="18"/>
+                      <w:szCs w:val="18"/>
+                    </w:rPr>
                     <w:tab/>
+                  </w:r>
+                  <w:r>
+                    <w:rPr>
+                      <w:b/>
+                      <w:bCs/>
+                      <w:spacing w:val="-1"/>
+                      <w:sz w:val="18"/>
+                      <w:szCs w:val="18"/>
+                    </w:rPr>
                     <w:tab/>
                   </w:r>
                   <w:sdt>
@@ -5767,7 +5928,25 @@
                       <w:szCs w:val="18"/>
                     </w:rPr>
                     <w:t xml:space="preserve"> YES</w:t>
+                  </w:r>
+                  <w:r>
+                    <w:rPr>
+                      <w:b/>
+                      <w:bCs/>
+                      <w:spacing w:val="-1"/>
+                      <w:sz w:val="18"/>
+                      <w:szCs w:val="18"/>
+                    </w:rPr>
                     <w:tab/>
+                  </w:r>
+                  <w:r>
+                    <w:rPr>
+                      <w:b/>
+                      <w:bCs/>
+                      <w:spacing w:val="-1"/>
+                      <w:sz w:val="18"/>
+                      <w:szCs w:val="18"/>
+                    </w:rPr>
                     <w:tab/>
                   </w:r>
                   <w:sdt>
@@ -5948,7 +6127,25 @@
                       <w:szCs w:val="18"/>
                     </w:rPr>
                     <w:t xml:space="preserve"> YES</w:t>
+                  </w:r>
+                  <w:r>
+                    <w:rPr>
+                      <w:b/>
+                      <w:bCs/>
+                      <w:spacing w:val="-1"/>
+                      <w:sz w:val="18"/>
+                      <w:szCs w:val="18"/>
+                    </w:rPr>
                     <w:tab/>
+                  </w:r>
+                  <w:r>
+                    <w:rPr>
+                      <w:b/>
+                      <w:bCs/>
+                      <w:spacing w:val="-1"/>
+                      <w:sz w:val="18"/>
+                      <w:szCs w:val="18"/>
+                    </w:rPr>
                     <w:tab/>
                   </w:r>
                   <w:sdt>
@@ -6130,7 +6327,25 @@
                       <w:szCs w:val="18"/>
                     </w:rPr>
                     <w:t xml:space="preserve"> YES</w:t>
+                  </w:r>
+                  <w:r>
+                    <w:rPr>
+                      <w:b/>
+                      <w:bCs/>
+                      <w:spacing w:val="-1"/>
+                      <w:sz w:val="18"/>
+                      <w:szCs w:val="18"/>
+                    </w:rPr>
                     <w:tab/>
+                  </w:r>
+                  <w:r>
+                    <w:rPr>
+                      <w:b/>
+                      <w:bCs/>
+                      <w:spacing w:val="-1"/>
+                      <w:sz w:val="18"/>
+                      <w:szCs w:val="18"/>
+                    </w:rPr>
                     <w:tab/>
                   </w:r>
                   <w:sdt>
@@ -6457,7 +6672,25 @@
                       <w:szCs w:val="18"/>
                     </w:rPr>
                     <w:t xml:space="preserve"> YES</w:t>
+                  </w:r>
+                  <w:r>
+                    <w:rPr>
+                      <w:b/>
+                      <w:bCs/>
+                      <w:spacing w:val="-1"/>
+                      <w:sz w:val="18"/>
+                      <w:szCs w:val="18"/>
+                    </w:rPr>
                     <w:tab/>
+                  </w:r>
+                  <w:r>
+                    <w:rPr>
+                      <w:b/>
+                      <w:bCs/>
+                      <w:spacing w:val="-1"/>
+                      <w:sz w:val="18"/>
+                      <w:szCs w:val="18"/>
+                    </w:rPr>
                     <w:tab/>
                   </w:r>
                   <w:sdt>
@@ -6621,7 +6854,25 @@
                       <w:szCs w:val="18"/>
                     </w:rPr>
                     <w:t xml:space="preserve"> YES</w:t>
+                  </w:r>
+                  <w:r>
+                    <w:rPr>
+                      <w:b/>
+                      <w:bCs/>
+                      <w:spacing w:val="-1"/>
+                      <w:sz w:val="18"/>
+                      <w:szCs w:val="18"/>
+                    </w:rPr>
                     <w:tab/>
+                  </w:r>
+                  <w:r>
+                    <w:rPr>
+                      <w:b/>
+                      <w:bCs/>
+                      <w:spacing w:val="-1"/>
+                      <w:sz w:val="18"/>
+                      <w:szCs w:val="18"/>
+                    </w:rPr>
                     <w:tab/>
                   </w:r>
                   <w:sdt>
@@ -6802,7 +7053,25 @@
                       <w:szCs w:val="18"/>
                     </w:rPr>
                     <w:t xml:space="preserve"> YES</w:t>
+                  </w:r>
+                  <w:r>
+                    <w:rPr>
+                      <w:b/>
+                      <w:bCs/>
+                      <w:spacing w:val="-1"/>
+                      <w:sz w:val="18"/>
+                      <w:szCs w:val="18"/>
+                    </w:rPr>
                     <w:tab/>
+                  </w:r>
+                  <w:r>
+                    <w:rPr>
+                      <w:b/>
+                      <w:bCs/>
+                      <w:spacing w:val="-1"/>
+                      <w:sz w:val="18"/>
+                      <w:szCs w:val="18"/>
+                    </w:rPr>
                     <w:tab/>
                   </w:r>
                   <w:sdt>
@@ -6983,7 +7252,25 @@
                       <w:szCs w:val="18"/>
                     </w:rPr>
                     <w:t xml:space="preserve"> YES</w:t>
+                  </w:r>
+                  <w:r>
+                    <w:rPr>
+                      <w:b/>
+                      <w:bCs/>
+                      <w:spacing w:val="-1"/>
+                      <w:sz w:val="18"/>
+                      <w:szCs w:val="18"/>
+                    </w:rPr>
                     <w:tab/>
+                  </w:r>
+                  <w:r>
+                    <w:rPr>
+                      <w:b/>
+                      <w:bCs/>
+                      <w:spacing w:val="-1"/>
+                      <w:sz w:val="18"/>
+                      <w:szCs w:val="18"/>
+                    </w:rPr>
                     <w:tab/>
                   </w:r>
                   <w:sdt>
@@ -7219,7 +7506,25 @@
                       <w:szCs w:val="18"/>
                     </w:rPr>
                     <w:t xml:space="preserve"> YES</w:t>
+                  </w:r>
+                  <w:r>
+                    <w:rPr>
+                      <w:b/>
+                      <w:bCs/>
+                      <w:spacing w:val="-1"/>
+                      <w:sz w:val="18"/>
+                      <w:szCs w:val="18"/>
+                    </w:rPr>
                     <w:tab/>
+                  </w:r>
+                  <w:r>
+                    <w:rPr>
+                      <w:b/>
+                      <w:bCs/>
+                      <w:spacing w:val="-1"/>
+                      <w:sz w:val="18"/>
+                      <w:szCs w:val="18"/>
+                    </w:rPr>
                     <w:tab/>
                   </w:r>
                   <w:sdt>
@@ -7384,7 +7689,25 @@
                       <w:szCs w:val="18"/>
                     </w:rPr>
                     <w:t xml:space="preserve"> YES</w:t>
+                  </w:r>
+                  <w:r>
+                    <w:rPr>
+                      <w:b/>
+                      <w:bCs/>
+                      <w:spacing w:val="-1"/>
+                      <w:sz w:val="18"/>
+                      <w:szCs w:val="18"/>
+                    </w:rPr>
                     <w:tab/>
+                  </w:r>
+                  <w:r>
+                    <w:rPr>
+                      <w:b/>
+                      <w:bCs/>
+                      <w:spacing w:val="-1"/>
+                      <w:sz w:val="18"/>
+                      <w:szCs w:val="18"/>
+                    </w:rPr>
                     <w:tab/>
                   </w:r>
                   <w:sdt>
@@ -7565,7 +7888,25 @@
                       <w:szCs w:val="18"/>
                     </w:rPr>
                     <w:t xml:space="preserve"> YES</w:t>
+                  </w:r>
+                  <w:r>
+                    <w:rPr>
+                      <w:b/>
+                      <w:bCs/>
+                      <w:spacing w:val="-1"/>
+                      <w:sz w:val="18"/>
+                      <w:szCs w:val="18"/>
+                    </w:rPr>
                     <w:tab/>
+                  </w:r>
+                  <w:r>
+                    <w:rPr>
+                      <w:b/>
+                      <w:bCs/>
+                      <w:spacing w:val="-1"/>
+                      <w:sz w:val="18"/>
+                      <w:szCs w:val="18"/>
+                    </w:rPr>
                     <w:tab/>
                   </w:r>
                   <w:sdt>
@@ -7746,7 +8087,25 @@
                       <w:szCs w:val="18"/>
                     </w:rPr>
                     <w:t xml:space="preserve"> YES</w:t>
+                  </w:r>
+                  <w:r>
+                    <w:rPr>
+                      <w:b/>
+                      <w:bCs/>
+                      <w:spacing w:val="-1"/>
+                      <w:sz w:val="18"/>
+                      <w:szCs w:val="18"/>
+                    </w:rPr>
                     <w:tab/>
+                  </w:r>
+                  <w:r>
+                    <w:rPr>
+                      <w:b/>
+                      <w:bCs/>
+                      <w:spacing w:val="-1"/>
+                      <w:sz w:val="18"/>
+                      <w:szCs w:val="18"/>
+                    </w:rPr>
                     <w:tab/>
                   </w:r>
                   <w:sdt>
@@ -8004,7 +8363,25 @@
                       <w:szCs w:val="18"/>
                     </w:rPr>
                     <w:t xml:space="preserve"> YES</w:t>
+                  </w:r>
+                  <w:r>
+                    <w:rPr>
+                      <w:b/>
+                      <w:bCs/>
+                      <w:spacing w:val="-1"/>
+                      <w:sz w:val="18"/>
+                      <w:szCs w:val="18"/>
+                    </w:rPr>
                     <w:tab/>
+                  </w:r>
+                  <w:r>
+                    <w:rPr>
+                      <w:b/>
+                      <w:bCs/>
+                      <w:spacing w:val="-1"/>
+                      <w:sz w:val="18"/>
+                      <w:szCs w:val="18"/>
+                    </w:rPr>
                     <w:tab/>
                   </w:r>
                   <w:sdt>
@@ -8169,7 +8546,25 @@
                       <w:szCs w:val="18"/>
                     </w:rPr>
                     <w:t xml:space="preserve"> YES</w:t>
+                  </w:r>
+                  <w:r>
+                    <w:rPr>
+                      <w:b/>
+                      <w:bCs/>
+                      <w:spacing w:val="-1"/>
+                      <w:sz w:val="18"/>
+                      <w:szCs w:val="18"/>
+                    </w:rPr>
                     <w:tab/>
+                  </w:r>
+                  <w:r>
+                    <w:rPr>
+                      <w:b/>
+                      <w:bCs/>
+                      <w:spacing w:val="-1"/>
+                      <w:sz w:val="18"/>
+                      <w:szCs w:val="18"/>
+                    </w:rPr>
                     <w:tab/>
                   </w:r>
                   <w:sdt>
@@ -8350,7 +8745,25 @@
                       <w:szCs w:val="18"/>
                     </w:rPr>
                     <w:t xml:space="preserve"> YES</w:t>
+                  </w:r>
+                  <w:r>
+                    <w:rPr>
+                      <w:b/>
+                      <w:bCs/>
+                      <w:spacing w:val="-1"/>
+                      <w:sz w:val="18"/>
+                      <w:szCs w:val="18"/>
+                    </w:rPr>
                     <w:tab/>
+                  </w:r>
+                  <w:r>
+                    <w:rPr>
+                      <w:b/>
+                      <w:bCs/>
+                      <w:spacing w:val="-1"/>
+                      <w:sz w:val="18"/>
+                      <w:szCs w:val="18"/>
+                    </w:rPr>
                     <w:tab/>
                   </w:r>
                   <w:sdt>
@@ -8531,7 +8944,25 @@
                       <w:szCs w:val="18"/>
                     </w:rPr>
                     <w:t xml:space="preserve"> YES</w:t>
+                  </w:r>
+                  <w:r>
+                    <w:rPr>
+                      <w:b/>
+                      <w:bCs/>
+                      <w:spacing w:val="-1"/>
+                      <w:sz w:val="18"/>
+                      <w:szCs w:val="18"/>
+                    </w:rPr>
                     <w:tab/>
+                  </w:r>
+                  <w:r>
+                    <w:rPr>
+                      <w:b/>
+                      <w:bCs/>
+                      <w:spacing w:val="-1"/>
+                      <w:sz w:val="18"/>
+                      <w:szCs w:val="18"/>
+                    </w:rPr>
                     <w:tab/>
                   </w:r>
                   <w:sdt>
@@ -8830,7 +9261,25 @@
                       <w:szCs w:val="18"/>
                     </w:rPr>
                     <w:t xml:space="preserve"> YES</w:t>
+                  </w:r>
+                  <w:r>
+                    <w:rPr>
+                      <w:b/>
+                      <w:bCs/>
+                      <w:spacing w:val="-1"/>
+                      <w:sz w:val="18"/>
+                      <w:szCs w:val="18"/>
+                    </w:rPr>
                     <w:tab/>
+                  </w:r>
+                  <w:r>
+                    <w:rPr>
+                      <w:b/>
+                      <w:bCs/>
+                      <w:spacing w:val="-1"/>
+                      <w:sz w:val="18"/>
+                      <w:szCs w:val="18"/>
+                    </w:rPr>
                     <w:tab/>
                   </w:r>
                   <w:sdt>
@@ -9467,7 +9916,25 @@
                       <w:szCs w:val="18"/>
                     </w:rPr>
                     <w:t xml:space="preserve"> YES</w:t>
+                  </w:r>
+                  <w:r>
+                    <w:rPr>
+                      <w:b/>
+                      <w:bCs/>
+                      <w:spacing w:val="-1"/>
+                      <w:sz w:val="18"/>
+                      <w:szCs w:val="18"/>
+                    </w:rPr>
                     <w:tab/>
+                  </w:r>
+                  <w:r>
+                    <w:rPr>
+                      <w:b/>
+                      <w:bCs/>
+                      <w:spacing w:val="-1"/>
+                      <w:sz w:val="18"/>
+                      <w:szCs w:val="18"/>
+                    </w:rPr>
                     <w:tab/>
                   </w:r>
                   <w:sdt>
@@ -9597,7 +10064,25 @@
                       <w:szCs w:val="18"/>
                     </w:rPr>
                     <w:t xml:space="preserve"> YES</w:t>
+                  </w:r>
+                  <w:r>
+                    <w:rPr>
+                      <w:b/>
+                      <w:bCs/>
+                      <w:spacing w:val="-1"/>
+                      <w:sz w:val="18"/>
+                      <w:szCs w:val="18"/>
+                    </w:rPr>
                     <w:tab/>
+                  </w:r>
+                  <w:r>
+                    <w:rPr>
+                      <w:b/>
+                      <w:bCs/>
+                      <w:spacing w:val="-1"/>
+                      <w:sz w:val="18"/>
+                      <w:szCs w:val="18"/>
+                    </w:rPr>
                     <w:tab/>
                   </w:r>
                   <w:sdt>
@@ -11936,10 +12421,40 @@
                       <w:sz w:val="18"/>
                     </w:rPr>
                     <w:t>Technical reservations issued and closed:</w:t>
+                  </w:r>
+                  <w:r>
+                    <w:rPr>
+                      <w:b/>
+                      <w:sz w:val="18"/>
+                    </w:rPr>
                     <w:tab/>
+                  </w:r>
+                  <w:r>
+                    <w:rPr>
+                      <w:b/>
+                      <w:sz w:val="18"/>
+                    </w:rPr>
                     <w:tab/>
+                  </w:r>
+                  <w:r>
+                    <w:rPr>
+                      <w:b/>
+                      <w:sz w:val="18"/>
+                    </w:rPr>
                     <w:tab/>
+                  </w:r>
+                  <w:r>
+                    <w:rPr>
+                      <w:b/>
+                      <w:sz w:val="18"/>
+                    </w:rPr>
                     <w:tab/>
+                  </w:r>
+                  <w:r>
+                    <w:rPr>
+                      <w:b/>
+                      <w:sz w:val="18"/>
+                    </w:rPr>
                     <w:tab/>
                   </w:r>
                   <w:sdt>
@@ -11976,7 +12491,25 @@
                       <w:szCs w:val="18"/>
                     </w:rPr>
                     <w:t>YES</w:t>
+                  </w:r>
+                  <w:r>
+                    <w:rPr>
+                      <w:b/>
+                      <w:bCs/>
+                      <w:spacing w:val="-1"/>
+                      <w:sz w:val="18"/>
+                      <w:szCs w:val="18"/>
+                    </w:rPr>
                     <w:tab/>
+                  </w:r>
+                  <w:r>
+                    <w:rPr>
+                      <w:b/>
+                      <w:bCs/>
+                      <w:spacing w:val="-1"/>
+                      <w:sz w:val="18"/>
+                      <w:szCs w:val="18"/>
+                    </w:rPr>
                     <w:tab/>
                   </w:r>
                   <w:sdt>
@@ -12215,15 +12748,6 @@
                       </w:r>
                     </w:sdtContent>
                   </w:sdt>
-                  <w:r>
-                    <w:rPr>
-                      <w:b/>
-                      <w:bCs/>
-                      <w:color w:val="2F5496"/>
-                      <w:spacing w:val="-2"/>
-                      <w:sz w:val="18"/>
-                    </w:rPr>
-                  </w:r>
                 </w:p>
                 <w:p>
                   <w:pPr>
@@ -12372,10 +12896,40 @@
                       <w:sz w:val="18"/>
                     </w:rPr>
                     <w:t>Technical reservations issued not closed:</w:t>
+                  </w:r>
+                  <w:r>
+                    <w:rPr>
+                      <w:b/>
+                      <w:sz w:val="18"/>
+                    </w:rPr>
                     <w:tab/>
+                  </w:r>
+                  <w:r>
+                    <w:rPr>
+                      <w:b/>
+                      <w:sz w:val="18"/>
+                    </w:rPr>
                     <w:tab/>
+                  </w:r>
+                  <w:r>
+                    <w:rPr>
+                      <w:b/>
+                      <w:sz w:val="18"/>
+                    </w:rPr>
                     <w:tab/>
+                  </w:r>
+                  <w:r>
+                    <w:rPr>
+                      <w:b/>
+                      <w:sz w:val="18"/>
+                    </w:rPr>
                     <w:tab/>
+                  </w:r>
+                  <w:r>
+                    <w:rPr>
+                      <w:b/>
+                      <w:sz w:val="18"/>
+                    </w:rPr>
                     <w:tab/>
                   </w:r>
                   <w:sdt>
@@ -12418,7 +12972,25 @@
                       <w:szCs w:val="18"/>
                     </w:rPr>
                     <w:t xml:space="preserve"> YES</w:t>
+                  </w:r>
+                  <w:r>
+                    <w:rPr>
+                      <w:b/>
+                      <w:bCs/>
+                      <w:spacing w:val="-1"/>
+                      <w:sz w:val="18"/>
+                      <w:szCs w:val="18"/>
+                    </w:rPr>
                     <w:tab/>
+                  </w:r>
+                  <w:r>
+                    <w:rPr>
+                      <w:b/>
+                      <w:bCs/>
+                      <w:spacing w:val="-1"/>
+                      <w:sz w:val="18"/>
+                      <w:szCs w:val="18"/>
+                    </w:rPr>
                     <w:tab/>
                   </w:r>
                   <w:sdt>
@@ -12822,7 +13394,25 @@
                       <w:szCs w:val="18"/>
                     </w:rPr>
                     <w:t xml:space="preserve"> YES</w:t>
+                  </w:r>
+                  <w:r>
+                    <w:rPr>
+                      <w:b/>
+                      <w:bCs/>
+                      <w:spacing w:val="-1"/>
+                      <w:sz w:val="18"/>
+                      <w:szCs w:val="18"/>
+                    </w:rPr>
                     <w:tab/>
+                  </w:r>
+                  <w:r>
+                    <w:rPr>
+                      <w:b/>
+                      <w:bCs/>
+                      <w:spacing w:val="-1"/>
+                      <w:sz w:val="18"/>
+                      <w:szCs w:val="18"/>
+                    </w:rPr>
                     <w:tab/>
                   </w:r>
                   <w:sdt>
@@ -13729,7 +14319,17 @@
                 <w:spacing w:val="-2"/>
                 <w:sz w:val="18"/>
               </w:rPr>
-              <w:t xml:space="preserve"> Branch of SOCOTEC LIBAN-KSA</w:t>
+              <w:t xml:space="preserve"> </w:t>
+            </w:r>
+            <w:r>
+              <w:rPr>
+                <w:b/>
+                <w:bCs/>
+                <w:color w:val="2F5496"/>
+                <w:spacing w:val="-2"/>
+                <w:sz w:val="18"/>
+              </w:rPr>
+              <w:t>SOCOTEC ARABIA</w:t>
             </w:r>
           </w:p>
         </w:tc>
@@ -14403,15 +15003,6 @@
                 </w:r>
               </w:sdtContent>
             </w:sdt>
-            <w:r>
-              <w:rPr>
-                <w:b/>
-                <w:bCs/>
-                <w:color w:val="2F5496"/>
-                <w:spacing w:val="-2"/>
-                <w:sz w:val="18"/>
-              </w:rPr>
-            </w:r>
           </w:p>
           <w:p>
             <w:pPr>
@@ -14468,13 +15059,6 @@
                 </w:r>
               </w:sdtContent>
             </w:sdt>
-            <w:r>
-              <w:rPr>
-                <w:b/>
-                <w:sz w:val="18"/>
-                <w:szCs w:val="18"/>
-              </w:rPr>
-            </w:r>
           </w:p>
           <w:p>
             <w:pPr>
@@ -14541,15 +15125,6 @@
                 </w:r>
               </w:sdtContent>
             </w:sdt>
-            <w:r>
-              <w:rPr>
-                <w:b/>
-                <w:bCs/>
-                <w:color w:val="2F5496"/>
-                <w:spacing w:val="-2"/>
-                <w:sz w:val="18"/>
-              </w:rPr>
-            </w:r>
           </w:p>
           <w:p>
             <w:pPr>
@@ -14588,10 +15163,45 @@
                 <w:szCs w:val="18"/>
               </w:rPr>
               <w:t xml:space="preserve">PARTIAL HANDOVER/OCCUPANCY: </w:t>
+            </w:r>
+            <w:r>
+              <w:rPr>
+                <w:b/>
+                <w:sz w:val="18"/>
+                <w:szCs w:val="18"/>
+              </w:rPr>
               <w:tab/>
+            </w:r>
+            <w:r>
+              <w:rPr>
+                <w:b/>
+                <w:sz w:val="18"/>
+                <w:szCs w:val="18"/>
+              </w:rPr>
               <w:tab/>
+            </w:r>
+            <w:r>
+              <w:rPr>
+                <w:b/>
+                <w:sz w:val="18"/>
+                <w:szCs w:val="18"/>
+              </w:rPr>
               <w:tab/>
+            </w:r>
+            <w:r>
+              <w:rPr>
+                <w:b/>
+                <w:sz w:val="18"/>
+                <w:szCs w:val="18"/>
+              </w:rPr>
               <w:tab/>
+            </w:r>
+            <w:r>
+              <w:rPr>
+                <w:b/>
+                <w:sz w:val="18"/>
+                <w:szCs w:val="18"/>
+              </w:rPr>
               <w:tab/>
             </w:r>
             <w:sdt>
@@ -14634,7 +15244,25 @@
                 <w:szCs w:val="18"/>
               </w:rPr>
               <w:t xml:space="preserve"> YES</w:t>
+            </w:r>
+            <w:r>
+              <w:rPr>
+                <w:b/>
+                <w:bCs/>
+                <w:spacing w:val="-1"/>
+                <w:sz w:val="18"/>
+                <w:szCs w:val="18"/>
+              </w:rPr>
               <w:tab/>
+            </w:r>
+            <w:r>
+              <w:rPr>
+                <w:b/>
+                <w:bCs/>
+                <w:spacing w:val="-1"/>
+                <w:sz w:val="18"/>
+                <w:szCs w:val="18"/>
+              </w:rPr>
               <w:tab/>
             </w:r>
             <w:sdt>
@@ -14869,7 +15497,25 @@
                       <w:szCs w:val="18"/>
                     </w:rPr>
                     <w:t xml:space="preserve"> YES</w:t>
+                  </w:r>
+                  <w:r>
+                    <w:rPr>
+                      <w:b/>
+                      <w:bCs/>
+                      <w:spacing w:val="-1"/>
+                      <w:sz w:val="18"/>
+                      <w:szCs w:val="18"/>
+                    </w:rPr>
                     <w:tab/>
+                  </w:r>
+                  <w:r>
+                    <w:rPr>
+                      <w:b/>
+                      <w:bCs/>
+                      <w:spacing w:val="-1"/>
+                      <w:sz w:val="18"/>
+                      <w:szCs w:val="18"/>
+                    </w:rPr>
                     <w:tab/>
                   </w:r>
                   <w:sdt>
@@ -15270,7 +15916,25 @@
                       <w:szCs w:val="18"/>
                     </w:rPr>
                     <w:t xml:space="preserve"> YES</w:t>
+                  </w:r>
+                  <w:r>
+                    <w:rPr>
+                      <w:b/>
+                      <w:bCs/>
+                      <w:spacing w:val="-1"/>
+                      <w:sz w:val="18"/>
+                      <w:szCs w:val="18"/>
+                    </w:rPr>
                     <w:tab/>
+                  </w:r>
+                  <w:r>
+                    <w:rPr>
+                      <w:b/>
+                      <w:bCs/>
+                      <w:spacing w:val="-1"/>
+                      <w:sz w:val="18"/>
+                      <w:szCs w:val="18"/>
+                    </w:rPr>
                     <w:tab/>
                   </w:r>
                   <w:sdt>
@@ -15417,6 +16081,14 @@
           <w:szCs w:val="18"/>
         </w:rPr>
         <w:tab/>
+      </w:r>
+      <w:r>
+        <w:rPr>
+          <w:b/>
+          <w:spacing w:val="-1"/>
+          <w:sz w:val="18"/>
+          <w:szCs w:val="18"/>
+        </w:rPr>
         <w:tab/>
         <w:t xml:space="preserve">                                              </w:t>
       </w:r>
@@ -16352,7 +17024,7 @@
         <v:shape id="_x0000_s1026" type="#_x0000_t75" style="position:absolute;left:0;text-align:left;margin-left:422.7pt;margin-top:-41.95pt;width:94.1pt;height:81.7pt;z-index:251658240">
           <v:imagedata r:id="rId1" o:title=""/>
         </v:shape>
-        <o:OLEObject Type="Embed" ProgID="Acrobat.Document.DC" ShapeID="_x0000_s1026" DrawAspect="Content" ObjectID="_1841133409" r:id="rId2"/>
+        <o:OLEObject Type="Embed" ProgID="Acrobat.Document.DC" ShapeID="_x0000_s1026" DrawAspect="Content" ObjectID="_1841996510" r:id="rId2"/>
       </w:object>
     </w:r>
     <w:r>
@@ -16441,7 +17113,7 @@
         <v:shape id="_x0000_s1025" type="#_x0000_t75" style="position:absolute;left:0;text-align:left;margin-left:420.9pt;margin-top:-39.8pt;width:94.1pt;height:88.3pt;z-index:251657216">
           <v:imagedata r:id="rId1" o:title=""/>
         </v:shape>
-        <o:OLEObject Type="Embed" ProgID="Acrobat.Document.DC" ShapeID="_x0000_s1025" DrawAspect="Content" ObjectID="_1841133410" r:id="rId2"/>
+        <o:OLEObject Type="Embed" ProgID="Acrobat.Document.DC" ShapeID="_x0000_s1025" DrawAspect="Content" ObjectID="_1841996511" r:id="rId2"/>
       </w:object>
     </w:r>
     <w:r>
@@ -19815,6 +20487,7 @@
     <w:rsid w:val="006E05D2"/>
     <w:rsid w:val="006F0A02"/>
     <w:rsid w:val="00714CDC"/>
+    <w:rsid w:val="0072479D"/>
     <w:rsid w:val="0073313D"/>
     <w:rsid w:val="007370C2"/>
     <w:rsid w:val="0074215C"/>
@@ -19868,6 +20541,7 @@
     <w:rsid w:val="00D4305B"/>
     <w:rsid w:val="00D46C05"/>
     <w:rsid w:val="00D60948"/>
+    <w:rsid w:val="00D62258"/>
     <w:rsid w:val="00D64A6E"/>
     <w:rsid w:val="00D67CB0"/>
     <w:rsid w:val="00D74C5E"/>
@@ -21368,28 +22042,28 @@
 </file>
 
 <file path=customXml/item1.xml><?xml version="1.0" encoding="utf-8"?>
+<b:Sources xmlns:b="http://schemas.openxmlformats.org/officeDocument/2006/bibliography" xmlns="http://schemas.openxmlformats.org/officeDocument/2006/bibliography" SelectedStyle="\APASixthEditionOfficeOnline.xsl" StyleName="APA" Version="6"/>
+</file>
+
+<file path=customXml/item2.xml><?xml version="1.0" encoding="utf-8"?>
 <sisl xmlns:xsd="http://www.w3.org/2001/XMLSchema" xmlns:xsi="http://www.w3.org/2001/XMLSchema-instance" xmlns="http://www.boldonjames.com/2008/01/sie/internal/label" sislVersion="0" policy="9089001d-3d4b-4950-b5f5-34667104e5d1" origin="userSelected">
   <element uid="id_classification_confidential" value=""/>
 </sisl>
 </file>
 
-<file path=customXml/item2.xml><?xml version="1.0" encoding="utf-8"?>
-<b:Sources xmlns:b="http://schemas.openxmlformats.org/officeDocument/2006/bibliography" xmlns="http://schemas.openxmlformats.org/officeDocument/2006/bibliography" SelectedStyle="\APASixthEditionOfficeOnline.xsl" StyleName="APA" Version="6"/>
+<file path=customXml/itemProps1.xml><?xml version="1.0" encoding="utf-8"?>
+<ds:datastoreItem xmlns:ds="http://schemas.openxmlformats.org/officeDocument/2006/customXml" ds:itemID="{13FB3D7E-2DF1-4C3D-8B60-1C789221F4DC}">
+  <ds:schemaRefs>
+    <ds:schemaRef ds:uri="http://schemas.openxmlformats.org/officeDocument/2006/bibliography"/>
+  </ds:schemaRefs>
+</ds:datastoreItem>
 </file>
 
-<file path=customXml/itemProps1.xml><?xml version="1.0" encoding="utf-8"?>
+<file path=customXml/itemProps2.xml><?xml version="1.0" encoding="utf-8"?>
 <ds:datastoreItem xmlns:ds="http://schemas.openxmlformats.org/officeDocument/2006/customXml" ds:itemID="{80ACFE3D-58A4-431C-9967-F15B75900B13}">
   <ds:schemaRefs>
     <ds:schemaRef ds:uri="http://www.w3.org/2001/XMLSchema"/>
     <ds:schemaRef ds:uri="http://www.boldonjames.com/2008/01/sie/internal/label"/>
   </ds:schemaRefs>
 </ds:datastoreItem>
-</file>
-
-<file path=customXml/itemProps2.xml><?xml version="1.0" encoding="utf-8"?>
-<ds:datastoreItem xmlns:ds="http://schemas.openxmlformats.org/officeDocument/2006/customXml" ds:itemID="{13FB3D7E-2DF1-4C3D-8B60-1C789221F4DC}">
-  <ds:schemaRefs>
-    <ds:schemaRef ds:uri="http://schemas.openxmlformats.org/officeDocument/2006/bibliography"/>
-  </ds:schemaRefs>
-</ds:datastoreItem>
 </file>